--- a/discoverer-neo/docs/user-guide/manual/Discoverer-Neo-VIEWER-Guide-Full-pt-PT.docx
+++ b/discoverer-neo/docs/user-guide/manual/Discoverer-Neo-VIEWER-Guide-Full-pt-PT.docx
@@ -54,7 +54,7 @@
           <w:sz w:val="22"/>
           <w:szCs w:val="22"/>
         </w:rPr>
-        <w:t>Versão 2.0.0</w:t>
+        <w:t>Versão 2.0.1</w:t>
       </w:r>
     </w:p>
     <w:p>
@@ -74,7 +74,7 @@
     <w:sdt>
       <w:sdtPr>
         <w:alias w:val="Índice"/>
-        <w:id w:val="-914701074"/>
+        <w:id w:val="-1126460027"/>
       </w:sdtPr>
       <w:sdtEndPr/>
       <w:sdtContent>
@@ -102,7 +102,7 @@
           <w:r>
             <w:fldChar w:fldCharType="separate"/>
           </w:r>
-          <w:hyperlink w:anchor="_Toc241669292" w:history="1">
+          <w:hyperlink w:anchor="_Toc241671823" w:history="1">
             <w:r>
               <w:rPr>
                 <w:rStyle w:val="Hiperligao"/>
@@ -126,7 +126,7 @@
               <w:rPr>
                 <w:noProof/>
               </w:rPr>
-              <w:instrText xml:space="preserve"> PAGEREF _Toc241669292 \h </w:instrText>
+              <w:instrText xml:space="preserve"> PAGEREF _Toc241671823 \h </w:instrText>
             </w:r>
             <w:r>
               <w:rPr>
@@ -168,7 +168,7 @@
               <w14:ligatures w14:val="standardContextual"/>
             </w:rPr>
           </w:pPr>
-          <w:hyperlink w:anchor="_Toc241669293" w:history="1">
+          <w:hyperlink w:anchor="_Toc241671824" w:history="1">
             <w:r>
               <w:rPr>
                 <w:rStyle w:val="Hiperligao"/>
@@ -192,7 +192,7 @@
               <w:rPr>
                 <w:noProof/>
               </w:rPr>
-              <w:instrText xml:space="preserve"> PAGEREF _Toc241669293 \h </w:instrText>
+              <w:instrText xml:space="preserve"> PAGEREF _Toc241671824 \h </w:instrText>
             </w:r>
             <w:r>
               <w:rPr>
@@ -234,7 +234,7 @@
               <w14:ligatures w14:val="standardContextual"/>
             </w:rPr>
           </w:pPr>
-          <w:hyperlink w:anchor="_Toc241669294" w:history="1">
+          <w:hyperlink w:anchor="_Toc241671825" w:history="1">
             <w:r>
               <w:rPr>
                 <w:rStyle w:val="Hiperligao"/>
@@ -258,7 +258,7 @@
               <w:rPr>
                 <w:noProof/>
               </w:rPr>
-              <w:instrText xml:space="preserve"> PAGEREF _Toc241669294 \h </w:instrText>
+              <w:instrText xml:space="preserve"> PAGEREF _Toc241671825 \h </w:instrText>
             </w:r>
             <w:r>
               <w:rPr>
@@ -300,7 +300,7 @@
               <w14:ligatures w14:val="standardContextual"/>
             </w:rPr>
           </w:pPr>
-          <w:hyperlink w:anchor="_Toc241669295" w:history="1">
+          <w:hyperlink w:anchor="_Toc241671826" w:history="1">
             <w:r>
               <w:rPr>
                 <w:rStyle w:val="Hiperligao"/>
@@ -324,7 +324,7 @@
               <w:rPr>
                 <w:noProof/>
               </w:rPr>
-              <w:instrText xml:space="preserve"> PAGEREF _Toc241669295 \h </w:instrText>
+              <w:instrText xml:space="preserve"> PAGEREF _Toc241671826 \h </w:instrText>
             </w:r>
             <w:r>
               <w:rPr>
@@ -366,7 +366,7 @@
               <w14:ligatures w14:val="standardContextual"/>
             </w:rPr>
           </w:pPr>
-          <w:hyperlink w:anchor="_Toc241669296" w:history="1">
+          <w:hyperlink w:anchor="_Toc241671827" w:history="1">
             <w:r>
               <w:rPr>
                 <w:rStyle w:val="Hiperligao"/>
@@ -390,7 +390,7 @@
               <w:rPr>
                 <w:noProof/>
               </w:rPr>
-              <w:instrText xml:space="preserve"> PAGEREF _Toc241669296 \h </w:instrText>
+              <w:instrText xml:space="preserve"> PAGEREF _Toc241671827 \h </w:instrText>
             </w:r>
             <w:r>
               <w:rPr>
@@ -432,7 +432,7 @@
               <w14:ligatures w14:val="standardContextual"/>
             </w:rPr>
           </w:pPr>
-          <w:hyperlink w:anchor="_Toc241669297" w:history="1">
+          <w:hyperlink w:anchor="_Toc241671828" w:history="1">
             <w:r>
               <w:rPr>
                 <w:rStyle w:val="Hiperligao"/>
@@ -456,7 +456,7 @@
               <w:rPr>
                 <w:noProof/>
               </w:rPr>
-              <w:instrText xml:space="preserve"> PAGEREF _Toc241669297 \h </w:instrText>
+              <w:instrText xml:space="preserve"> PAGEREF _Toc241671828 \h </w:instrText>
             </w:r>
             <w:r>
               <w:rPr>
@@ -498,7 +498,7 @@
               <w14:ligatures w14:val="standardContextual"/>
             </w:rPr>
           </w:pPr>
-          <w:hyperlink w:anchor="_Toc241669298" w:history="1">
+          <w:hyperlink w:anchor="_Toc241671829" w:history="1">
             <w:r>
               <w:rPr>
                 <w:rStyle w:val="Hiperligao"/>
@@ -522,7 +522,7 @@
               <w:rPr>
                 <w:noProof/>
               </w:rPr>
-              <w:instrText xml:space="preserve"> PAGEREF _Toc241669298 \h </w:instrText>
+              <w:instrText xml:space="preserve"> PAGEREF _Toc241671829 \h </w:instrText>
             </w:r>
             <w:r>
               <w:rPr>
@@ -564,7 +564,7 @@
               <w14:ligatures w14:val="standardContextual"/>
             </w:rPr>
           </w:pPr>
-          <w:hyperlink w:anchor="_Toc241669299" w:history="1">
+          <w:hyperlink w:anchor="_Toc241671830" w:history="1">
             <w:r>
               <w:rPr>
                 <w:rStyle w:val="Hiperligao"/>
@@ -588,7 +588,7 @@
               <w:rPr>
                 <w:noProof/>
               </w:rPr>
-              <w:instrText xml:space="preserve"> PAGEREF _Toc241669299 \h </w:instrText>
+              <w:instrText xml:space="preserve"> PAGEREF _Toc241671830 \h </w:instrText>
             </w:r>
             <w:r>
               <w:rPr>
@@ -630,7 +630,7 @@
               <w14:ligatures w14:val="standardContextual"/>
             </w:rPr>
           </w:pPr>
-          <w:hyperlink w:anchor="_Toc241669300" w:history="1">
+          <w:hyperlink w:anchor="_Toc241671831" w:history="1">
             <w:r>
               <w:rPr>
                 <w:rStyle w:val="Hiperligao"/>
@@ -654,7 +654,7 @@
               <w:rPr>
                 <w:noProof/>
               </w:rPr>
-              <w:instrText xml:space="preserve"> PAGEREF _Toc241669300 \h </w:instrText>
+              <w:instrText xml:space="preserve"> PAGEREF _Toc241671831 \h </w:instrText>
             </w:r>
             <w:r>
               <w:rPr>
@@ -696,7 +696,7 @@
               <w14:ligatures w14:val="standardContextual"/>
             </w:rPr>
           </w:pPr>
-          <w:hyperlink w:anchor="_Toc241669301" w:history="1">
+          <w:hyperlink w:anchor="_Toc241671832" w:history="1">
             <w:r>
               <w:rPr>
                 <w:rStyle w:val="Hiperligao"/>
@@ -720,7 +720,7 @@
               <w:rPr>
                 <w:noProof/>
               </w:rPr>
-              <w:instrText xml:space="preserve"> PAGEREF _Toc241669301 \h </w:instrText>
+              <w:instrText xml:space="preserve"> PAGEREF _Toc241671832 \h </w:instrText>
             </w:r>
             <w:r>
               <w:rPr>
@@ -762,7 +762,7 @@
               <w14:ligatures w14:val="standardContextual"/>
             </w:rPr>
           </w:pPr>
-          <w:hyperlink w:anchor="_Toc241669302" w:history="1">
+          <w:hyperlink w:anchor="_Toc241671833" w:history="1">
             <w:r>
               <w:rPr>
                 <w:rStyle w:val="Hiperligao"/>
@@ -786,7 +786,7 @@
               <w:rPr>
                 <w:noProof/>
               </w:rPr>
-              <w:instrText xml:space="preserve"> PAGEREF _Toc241669302 \h </w:instrText>
+              <w:instrText xml:space="preserve"> PAGEREF _Toc241671833 \h </w:instrText>
             </w:r>
             <w:r>
               <w:rPr>
@@ -828,7 +828,7 @@
               <w14:ligatures w14:val="standardContextual"/>
             </w:rPr>
           </w:pPr>
-          <w:hyperlink w:anchor="_Toc241669303" w:history="1">
+          <w:hyperlink w:anchor="_Toc241671834" w:history="1">
             <w:r>
               <w:rPr>
                 <w:rStyle w:val="Hiperligao"/>
@@ -852,7 +852,7 @@
               <w:rPr>
                 <w:noProof/>
               </w:rPr>
-              <w:instrText xml:space="preserve"> PAGEREF _Toc241669303 \h </w:instrText>
+              <w:instrText xml:space="preserve"> PAGEREF _Toc241671834 \h </w:instrText>
             </w:r>
             <w:r>
               <w:rPr>
@@ -894,7 +894,7 @@
               <w14:ligatures w14:val="standardContextual"/>
             </w:rPr>
           </w:pPr>
-          <w:hyperlink w:anchor="_Toc241669304" w:history="1">
+          <w:hyperlink w:anchor="_Toc241671835" w:history="1">
             <w:r>
               <w:rPr>
                 <w:rStyle w:val="Hiperligao"/>
@@ -918,7 +918,7 @@
               <w:rPr>
                 <w:noProof/>
               </w:rPr>
-              <w:instrText xml:space="preserve"> PAGEREF _Toc241669304 \h </w:instrText>
+              <w:instrText xml:space="preserve"> PAGEREF _Toc241671835 \h </w:instrText>
             </w:r>
             <w:r>
               <w:rPr>
@@ -960,7 +960,7 @@
               <w14:ligatures w14:val="standardContextual"/>
             </w:rPr>
           </w:pPr>
-          <w:hyperlink w:anchor="_Toc241669305" w:history="1">
+          <w:hyperlink w:anchor="_Toc241671836" w:history="1">
             <w:r>
               <w:rPr>
                 <w:rStyle w:val="Hiperligao"/>
@@ -984,7 +984,7 @@
               <w:rPr>
                 <w:noProof/>
               </w:rPr>
-              <w:instrText xml:space="preserve"> PAGEREF _Toc241669305 \h </w:instrText>
+              <w:instrText xml:space="preserve"> PAGEREF _Toc241671836 \h </w:instrText>
             </w:r>
             <w:r>
               <w:rPr>
@@ -1026,7 +1026,7 @@
               <w14:ligatures w14:val="standardContextual"/>
             </w:rPr>
           </w:pPr>
-          <w:hyperlink w:anchor="_Toc241669306" w:history="1">
+          <w:hyperlink w:anchor="_Toc241671837" w:history="1">
             <w:r>
               <w:rPr>
                 <w:rStyle w:val="Hiperligao"/>
@@ -1050,7 +1050,7 @@
               <w:rPr>
                 <w:noProof/>
               </w:rPr>
-              <w:instrText xml:space="preserve"> PAGEREF _Toc241669306 \h </w:instrText>
+              <w:instrText xml:space="preserve"> PAGEREF _Toc241671837 \h </w:instrText>
             </w:r>
             <w:r>
               <w:rPr>
@@ -1092,7 +1092,7 @@
               <w14:ligatures w14:val="standardContextual"/>
             </w:rPr>
           </w:pPr>
-          <w:hyperlink w:anchor="_Toc241669307" w:history="1">
+          <w:hyperlink w:anchor="_Toc241671838" w:history="1">
             <w:r>
               <w:rPr>
                 <w:rStyle w:val="Hiperligao"/>
@@ -1116,7 +1116,7 @@
               <w:rPr>
                 <w:noProof/>
               </w:rPr>
-              <w:instrText xml:space="preserve"> PAGEREF _Toc241669307 \h </w:instrText>
+              <w:instrText xml:space="preserve"> PAGEREF _Toc241671838 \h </w:instrText>
             </w:r>
             <w:r>
               <w:rPr>
@@ -1164,7 +1164,7 @@
       <w:pPr>
         <w:pStyle w:val="Ttulo1"/>
       </w:pPr>
-      <w:bookmarkStart w:id="0" w:name="_Toc241669292"/>
+      <w:bookmarkStart w:id="0" w:name="_Toc241671823"/>
       <w:r>
         <w:lastRenderedPageBreak/>
         <w:t>A sua função num relance</w:t>
@@ -1659,7 +1659,7 @@
       <w:pPr>
         <w:pStyle w:val="Ttulo2"/>
       </w:pPr>
-      <w:bookmarkStart w:id="1" w:name="_Toc241669293"/>
+      <w:bookmarkStart w:id="1" w:name="_Toc241671824"/>
       <w:r>
         <w:t>De onde vem o seu acesso</w:t>
       </w:r>
@@ -2542,7 +2542,7 @@
       <w:pPr>
         <w:pStyle w:val="Ttulo2"/>
       </w:pPr>
-      <w:bookmarkStart w:id="2" w:name="_Toc241669294"/>
+      <w:bookmarkStart w:id="2" w:name="_Toc241671825"/>
       <w:r>
         <w:t>Iniciar sessão, alterar a palavra-passe, terminar sessão</w:t>
       </w:r>
@@ -2656,7 +2656,7 @@
           <w:noProof/>
         </w:rPr>
         <w:drawing>
-          <wp:inline distT="0" distB="0" distL="0" distR="0">
+          <wp:inline distT="0" distB="0" distL="0" distR="0" wp14:anchorId="7F38F677" wp14:editId="4754396D">
             <wp:extent cx="5715000" cy="3571875"/>
             <wp:effectExtent l="0" t="0" r="0" b="0"/>
             <wp:docPr id="432" name="01-login.png" descr="A página de início de sessão com Email, Palavra-passe, Manter sessão iniciada e o botão Iniciar sessão." title="A página de início de sessão com Email, Palavra-passe, Manter sessão iniciada e o botão Iniciar sessão."/>
@@ -2780,7 +2780,7 @@
         <w:pStyle w:val="Ttulo1"/>
         <w:pageBreakBefore/>
       </w:pPr>
-      <w:bookmarkStart w:id="3" w:name="_Toc241669295"/>
+      <w:bookmarkStart w:id="3" w:name="_Toc241671826"/>
       <w:r>
         <w:lastRenderedPageBreak/>
         <w:t>Painel</w:t>
@@ -2813,7 +2813,7 @@
           <w:noProof/>
         </w:rPr>
         <w:drawing>
-          <wp:inline distT="0" distB="0" distL="0" distR="0">
+          <wp:inline distT="0" distB="0" distL="0" distR="0" wp14:anchorId="052BF0BB" wp14:editId="01BED927">
             <wp:extent cx="5715000" cy="3571875"/>
             <wp:effectExtent l="0" t="0" r="0" b="0"/>
             <wp:docPr id="433" name="01-dashboard.png" descr="O painel do Viewer com a barra lateral reduzida e os cartões de resumo." title="O painel do Viewer com a barra lateral reduzida e os cartões de resumo."/>
@@ -3236,7 +3236,7 @@
         <w:pStyle w:val="Ttulo1"/>
         <w:pageBreakBefore/>
       </w:pPr>
-      <w:bookmarkStart w:id="4" w:name="_Toc241669296"/>
+      <w:bookmarkStart w:id="4" w:name="_Toc241671827"/>
       <w:r>
         <w:lastRenderedPageBreak/>
         <w:t>Mapas</w:t>
@@ -3269,7 +3269,7 @@
           <w:noProof/>
         </w:rPr>
         <w:drawing>
-          <wp:inline distT="0" distB="0" distL="0" distR="0">
+          <wp:inline distT="0" distB="0" distL="0" distR="0" wp14:anchorId="119D6EE2" wp14:editId="5FB3930B">
             <wp:extent cx="5715000" cy="3429000"/>
             <wp:effectExtent l="0" t="0" r="0" b="0"/>
             <wp:docPr id="434" name="03-maps-all.png" descr="A lista de Mapas, separador Todos, onde cada mapa tem apenas o ícone Abrir." title="A lista de Mapas, separador Todos, onde cada mapa tem apenas o ícone Abrir."/>
@@ -3991,7 +3991,7 @@
         </w:rPr>
         <w:lastRenderedPageBreak/>
         <w:drawing>
-          <wp:inline distT="0" distB="0" distL="0" distR="0">
+          <wp:inline distT="0" distB="0" distL="0" distR="0" wp14:anchorId="071CEDA8" wp14:editId="7BD605A4">
             <wp:extent cx="5715000" cy="3429000"/>
             <wp:effectExtent l="0" t="0" r="0" b="0"/>
             <wp:docPr id="435" name="02-maps-shared.png" descr="A lista de Mapas, separador Partilhado comigo, com o cartão Pastas de trabalho e apenas o ícone Abrir." title="A lista de Mapas, separador Partilhado comigo, com o cartão Pastas de trabalho e apenas o ícone Abrir."/>
@@ -4079,7 +4079,7 @@
         <w:pStyle w:val="Ttulo1"/>
         <w:pageBreakBefore/>
       </w:pPr>
-      <w:bookmarkStart w:id="5" w:name="_Toc241669297"/>
+      <w:bookmarkStart w:id="5" w:name="_Toc241671828"/>
       <w:r>
         <w:lastRenderedPageBreak/>
         <w:t>O visualizador de mapas</w:t>
@@ -4102,7 +4102,7 @@
           <w:noProof/>
         </w:rPr>
         <w:drawing>
-          <wp:inline distT="0" distB="0" distL="0" distR="0">
+          <wp:inline distT="0" distB="0" distL="0" distR="0" wp14:anchorId="5CA36CF2" wp14:editId="0497703C">
             <wp:extent cx="5715000" cy="3571875"/>
             <wp:effectExtent l="0" t="0" r="0" b="0"/>
             <wp:docPr id="436" name="06-viewer-results.png" descr="Uma execução concluída com os botões Excel, CSV e PDF por cima da grelha de resultados." title="Uma execução concluída com os botões Excel, CSV e PDF por cima da grelha de resultados."/>
@@ -4554,7 +4554,7 @@
       <w:pPr>
         <w:pStyle w:val="Ttulo2"/>
       </w:pPr>
-      <w:bookmarkStart w:id="6" w:name="_Toc241669298"/>
+      <w:bookmarkStart w:id="6" w:name="_Toc241671829"/>
       <w:r>
         <w:t>Parâmetros de execução</w:t>
       </w:r>
@@ -4597,7 +4597,7 @@
         </w:rPr>
         <w:lastRenderedPageBreak/>
         <w:drawing>
-          <wp:inline distT="0" distB="0" distL="0" distR="0">
+          <wp:inline distT="0" distB="0" distL="0" distR="0" wp14:anchorId="40B96BFD" wp14:editId="2470999C">
             <wp:extent cx="2905125" cy="2152650"/>
             <wp:effectExtent l="0" t="0" r="0" b="0"/>
             <wp:docPr id="437" name="05-viewer-params-filled.png" descr="A caixa de diálogo Parâmetros de execução com os dois valores obrigatórios preenchidos." title="A caixa de diálogo Parâmetros de execução com os dois valores obrigatórios preenchidos."/>
@@ -4649,7 +4649,7 @@
       <w:pPr>
         <w:pStyle w:val="Ttulo2"/>
       </w:pPr>
-      <w:bookmarkStart w:id="7" w:name="_Toc241669299"/>
+      <w:bookmarkStart w:id="7" w:name="_Toc241671830"/>
       <w:r>
         <w:t>Ler os resultados</w:t>
       </w:r>
@@ -5320,7 +5320,7 @@
       <w:pPr>
         <w:pStyle w:val="Ttulo2"/>
       </w:pPr>
-      <w:bookmarkStart w:id="8" w:name="_Toc241669300"/>
+      <w:bookmarkStart w:id="8" w:name="_Toc241671831"/>
       <w:r>
         <w:t>Quando uma execução não funciona</w:t>
       </w:r>
@@ -5712,7 +5712,7 @@
       <w:pPr>
         <w:pStyle w:val="Ttulo2"/>
       </w:pPr>
-      <w:bookmarkStart w:id="9" w:name="_Toc241669301"/>
+      <w:bookmarkStart w:id="9" w:name="_Toc241671832"/>
       <w:r>
         <w:t>Exportar (só se o seu acesso o permitir)</w:t>
       </w:r>
@@ -6119,7 +6119,7 @@
           <w:noProof/>
         </w:rPr>
         <w:drawing>
-          <wp:inline distT="0" distB="0" distL="0" distR="0">
+          <wp:inline distT="0" distB="0" distL="0" distR="0" wp14:anchorId="0EC1C134" wp14:editId="3A1D9EF7">
             <wp:extent cx="3324225" cy="3990975"/>
             <wp:effectExtent l="0" t="0" r="0" b="0"/>
             <wp:docPr id="438" name="17-builder-pdf-dialog.png" descr="A caixa de diálogo de exportação para PDF com as opções de orientação, tamanho da página, título e tipo de letra." title="A caixa de diálogo de exportação para PDF com as opções de orientação, tamanho da página, título e tipo de letra."/>
@@ -6212,7 +6212,7 @@
         <w:pStyle w:val="Ttulo1"/>
         <w:pageBreakBefore/>
       </w:pPr>
-      <w:bookmarkStart w:id="10" w:name="_Toc241669302"/>
+      <w:bookmarkStart w:id="10" w:name="_Toc241671833"/>
       <w:r>
         <w:lastRenderedPageBreak/>
         <w:t>Execuções</w:t>
@@ -6245,7 +6245,7 @@
           <w:noProof/>
         </w:rPr>
         <w:drawing>
-          <wp:inline distT="0" distB="0" distL="0" distR="0">
+          <wp:inline distT="0" distB="0" distL="0" distR="0" wp14:anchorId="1D68309D" wp14:editId="411DCA6E">
             <wp:extent cx="5715000" cy="3571875"/>
             <wp:effectExtent l="0" t="0" r="0" b="0"/>
             <wp:docPr id="439" name="07-runs.png" descr="A página Execuções com as execuções do próprio Viewer." title="A página Execuções com as execuções do próprio Viewer."/>
@@ -6982,7 +6982,7 @@
         <w:pStyle w:val="Ttulo1"/>
         <w:pageBreakBefore/>
       </w:pPr>
-      <w:bookmarkStart w:id="11" w:name="_Toc241669303"/>
+      <w:bookmarkStart w:id="11" w:name="_Toc241671834"/>
       <w:r>
         <w:lastRenderedPageBreak/>
         <w:t>Exportações</w:t>
@@ -7015,7 +7015,7 @@
           <w:noProof/>
         </w:rPr>
         <w:drawing>
-          <wp:inline distT="0" distB="0" distL="0" distR="0">
+          <wp:inline distT="0" distB="0" distL="0" distR="0" wp14:anchorId="2EEBBE2C" wp14:editId="24EB5A27">
             <wp:extent cx="5715000" cy="3571875"/>
             <wp:effectExtent l="0" t="0" r="0" b="0"/>
             <wp:docPr id="440" name="44-exports.png" descr="A página Exportações com a lista de exportações e um botão Transferir nas concluídas." title="A página Exportações com a lista de exportações e um botão Transferir nas concluídas."/>
@@ -7173,7 +7173,7 @@
         <w:pStyle w:val="Ttulo1"/>
         <w:pageBreakBefore/>
       </w:pPr>
-      <w:bookmarkStart w:id="12" w:name="_Toc241669304"/>
+      <w:bookmarkStart w:id="12" w:name="_Toc241671835"/>
       <w:r>
         <w:lastRenderedPageBreak/>
         <w:t>Agendamentos</w:t>
@@ -7256,7 +7256,7 @@
           <w:noProof/>
         </w:rPr>
         <w:drawing>
-          <wp:inline distT="0" distB="0" distL="0" distR="0">
+          <wp:inline distT="0" distB="0" distL="0" distR="0" wp14:anchorId="73EE5E89" wp14:editId="1AAD9BD8">
             <wp:extent cx="5715000" cy="3571875"/>
             <wp:effectExtent l="0" t="0" r="0" b="0"/>
             <wp:docPr id="441" name="09-schedules.png" descr="A página Agendamentos com a mensagem Ainda não existem agendamentos." title="A página Agendamentos com a mensagem Ainda não existem agendamentos."/>
@@ -7576,7 +7576,7 @@
         <w:pStyle w:val="Ttulo1"/>
         <w:pageBreakBefore/>
       </w:pPr>
-      <w:bookmarkStart w:id="13" w:name="_Toc241669305"/>
+      <w:bookmarkStart w:id="13" w:name="_Toc241671836"/>
       <w:r>
         <w:lastRenderedPageBreak/>
         <w:t>Definições</w:t>
@@ -7609,7 +7609,7 @@
           <w:noProof/>
         </w:rPr>
         <w:drawing>
-          <wp:inline distT="0" distB="0" distL="0" distR="0">
+          <wp:inline distT="0" distB="0" distL="0" distR="0" wp14:anchorId="11405A81" wp14:editId="6CDCC0B5">
             <wp:extent cx="5715000" cy="3571875"/>
             <wp:effectExtent l="0" t="0" r="0" b="0"/>
             <wp:docPr id="442" name="04-settings.png" descr="A página Definições com os cartões Idioma de exibição, Aparência e Paleta." title="A página Definições com os cartões Idioma de exibição, Aparência e Paleta."/>
@@ -8164,7 +8164,7 @@
         <w:pStyle w:val="Ttulo1"/>
         <w:pageBreakBefore/>
       </w:pPr>
-      <w:bookmarkStart w:id="14" w:name="_Toc241669306"/>
+      <w:bookmarkStart w:id="14" w:name="_Toc241671837"/>
       <w:r>
         <w:lastRenderedPageBreak/>
         <w:t>Perguntas frequentes</w:t>
@@ -8322,7 +8322,7 @@
         <w:pStyle w:val="Ttulo1"/>
         <w:pageBreakBefore/>
       </w:pPr>
-      <w:bookmarkStart w:id="15" w:name="_Toc241669307"/>
+      <w:bookmarkStart w:id="15" w:name="_Toc241671838"/>
       <w:r>
         <w:lastRenderedPageBreak/>
         <w:t>Glossário</w:t>
@@ -9148,7 +9148,7 @@
         <w:sz w:val="16"/>
         <w:szCs w:val="16"/>
       </w:rPr>
-      <w:t>Discoverer Neo 2.0.0 · Guia completo · VIEWER</w:t>
+      <w:t>Discoverer Neo 2.0.1 · Guia completo · VIEWER</w:t>
     </w:r>
   </w:p>
 </w:hdr>
@@ -9157,10 +9157,126 @@
 <file path=word/numbering.xml><?xml version="1.0" encoding="utf-8"?>
 <w:numbering xmlns:wpc="http://schemas.microsoft.com/office/word/2010/wordprocessingCanvas" xmlns:cx="http://schemas.microsoft.com/office/drawing/2014/chartex" xmlns:cx1="http://schemas.microsoft.com/office/drawing/2015/9/8/chartex" xmlns:cx2="http://schemas.microsoft.com/office/drawing/2015/10/21/chartex" xmlns:cx3="http://schemas.microsoft.com/office/drawing/2016/5/9/chartex" xmlns:cx4="http://schemas.microsoft.com/office/drawing/2016/5/10/chartex" xmlns:cx5="http://schemas.microsoft.com/office/drawing/2016/5/11/chartex" xmlns:cx6="http://schemas.microsoft.com/office/drawing/2016/5/12/chartex" xmlns:cx7="http://schemas.microsoft.com/office/drawing/2016/5/13/chartex" xmlns:cx8="http://schemas.microsoft.com/office/drawing/2016/5/14/chartex" xmlns:mc="http://schemas.openxmlformats.org/markup-compatibility/2006" xmlns:aink="http://schemas.microsoft.com/office/drawing/2016/ink" xmlns:am3d="http://schemas.microsoft.com/office/drawing/2017/model3d" xmlns:o="urn:schemas-microsoft-com:office:office" xmlns:oel="http://schemas.microsoft.com/office/2019/extlst" xmlns:r="http://schemas.openxmlformats.org/officeDocument/2006/relationships" xmlns:m="http://schemas.openxmlformats.org/officeDocument/2006/math" xmlns:v="urn:schemas-microsoft-com:vml" xmlns:wp14="http://schemas.microsoft.com/office/word/2010/wordprocessingDrawing" xmlns:wp="http://schemas.openxmlformats.org/drawingml/2006/wordprocessingDrawing" xmlns:w10="urn:schemas-microsoft-com:office:word" xmlns:w="http://schemas.openxmlformats.org/wordprocessingml/2006/main" xmlns:w14="http://schemas.microsoft.com/office/word/2010/wordml" xmlns:w15="http://schemas.microsoft.com/office/word/2012/wordml" xmlns:w16cex="http://schemas.microsoft.com/office/word/2018/wordml/cex" xmlns:w16cid="http://schemas.microsoft.com/office/word/2016/wordml/cid" xmlns:w16="http://schemas.microsoft.com/office/word/2018/wordml" xmlns:w16sdtdh="http://schemas.microsoft.com/office/word/2020/wordml/sdtdatahash" xmlns:w16se="http://schemas.microsoft.com/office/word/2015/wordml/symex" xmlns:wpg="http://schemas.microsoft.com/office/word/2010/wordprocessingGroup" xmlns:wpi="http://schemas.microsoft.com/office/word/2010/wordprocessingInk" xmlns:wne="http://schemas.microsoft.com/office/word/2006/wordml" xmlns:wps="http://schemas.microsoft.com/office/word/2010/wordprocessingShape" mc:Ignorable="w14 w15 w16se w16cid w16 w16cex w16sdtdh wp14">
   <w:abstractNum w:abstractNumId="0" w15:restartNumberingAfterBreak="0">
-    <w:nsid w:val="121D2516"/>
+    <w:nsid w:val="3DF52CAF"/>
     <w:multiLevelType w:val="hybridMultilevel"/>
-    <w:tmpl w:val="F03CC618"/>
-    <w:lvl w:ilvl="0" w:tplc="438E0844" w:tentative="1">
+    <w:tmpl w:val="C310F5D6"/>
+    <w:lvl w:ilvl="0" w:tplc="AD541886">
+      <w:start w:val="1"/>
+      <w:numFmt w:val="decimal"/>
+      <w:lvlText w:val="%1."/>
+      <w:lvlJc w:val="left"/>
+      <w:pPr>
+        <w:ind w:left="360" w:hanging="300"/>
+      </w:pPr>
+    </w:lvl>
+    <w:lvl w:ilvl="1" w:tplc="3E5A5264" w:tentative="1">
+      <w:start w:val="1"/>
+      <w:numFmt w:val="lowerLetter"/>
+      <w:lvlText w:val="%2."/>
+      <w:lvlJc w:val="left"/>
+      <w:pPr>
+        <w:ind w:left="720" w:hanging="300"/>
+      </w:pPr>
+    </w:lvl>
+    <w:lvl w:ilvl="2" w:tplc="4524C84A">
+      <w:numFmt w:val="decimal"/>
+      <w:lvlText w:val=""/>
+      <w:lvlJc w:val="left"/>
+    </w:lvl>
+    <w:lvl w:ilvl="3" w:tplc="695C8D24">
+      <w:numFmt w:val="decimal"/>
+      <w:lvlText w:val=""/>
+      <w:lvlJc w:val="left"/>
+    </w:lvl>
+    <w:lvl w:ilvl="4" w:tplc="1DB03E2E">
+      <w:numFmt w:val="decimal"/>
+      <w:lvlText w:val=""/>
+      <w:lvlJc w:val="left"/>
+    </w:lvl>
+    <w:lvl w:ilvl="5" w:tplc="E5A6A710">
+      <w:numFmt w:val="decimal"/>
+      <w:lvlText w:val=""/>
+      <w:lvlJc w:val="left"/>
+    </w:lvl>
+    <w:lvl w:ilvl="6" w:tplc="ADCE37BA">
+      <w:numFmt w:val="decimal"/>
+      <w:lvlText w:val=""/>
+      <w:lvlJc w:val="left"/>
+    </w:lvl>
+    <w:lvl w:ilvl="7" w:tplc="51769F08">
+      <w:numFmt w:val="decimal"/>
+      <w:lvlText w:val=""/>
+      <w:lvlJc w:val="left"/>
+    </w:lvl>
+    <w:lvl w:ilvl="8" w:tplc="88129970">
+      <w:numFmt w:val="decimal"/>
+      <w:lvlText w:val=""/>
+      <w:lvlJc w:val="left"/>
+    </w:lvl>
+  </w:abstractNum>
+  <w:abstractNum w:abstractNumId="1" w15:restartNumberingAfterBreak="0">
+    <w:nsid w:val="60A034C1"/>
+    <w:multiLevelType w:val="hybridMultilevel"/>
+    <w:tmpl w:val="2D6CE310"/>
+    <w:lvl w:ilvl="0" w:tplc="90CA0532">
+      <w:start w:val="1"/>
+      <w:numFmt w:val="bullet"/>
+      <w:lvlText w:val="•"/>
+      <w:lvlJc w:val="left"/>
+      <w:pPr>
+        <w:ind w:left="360" w:hanging="260"/>
+      </w:pPr>
+    </w:lvl>
+    <w:lvl w:ilvl="1" w:tplc="8B46831A" w:tentative="1">
+      <w:start w:val="1"/>
+      <w:numFmt w:val="bullet"/>
+      <w:lvlText w:val="–"/>
+      <w:lvlJc w:val="left"/>
+      <w:pPr>
+        <w:ind w:left="720" w:hanging="260"/>
+      </w:pPr>
+    </w:lvl>
+    <w:lvl w:ilvl="2" w:tplc="E340C442">
+      <w:numFmt w:val="decimal"/>
+      <w:lvlText w:val=""/>
+      <w:lvlJc w:val="left"/>
+    </w:lvl>
+    <w:lvl w:ilvl="3" w:tplc="B7FE29BE">
+      <w:numFmt w:val="decimal"/>
+      <w:lvlText w:val=""/>
+      <w:lvlJc w:val="left"/>
+    </w:lvl>
+    <w:lvl w:ilvl="4" w:tplc="DCBC9DA4">
+      <w:numFmt w:val="decimal"/>
+      <w:lvlText w:val=""/>
+      <w:lvlJc w:val="left"/>
+    </w:lvl>
+    <w:lvl w:ilvl="5" w:tplc="2D30CE72">
+      <w:numFmt w:val="decimal"/>
+      <w:lvlText w:val=""/>
+      <w:lvlJc w:val="left"/>
+    </w:lvl>
+    <w:lvl w:ilvl="6" w:tplc="794CB46A">
+      <w:numFmt w:val="decimal"/>
+      <w:lvlText w:val=""/>
+      <w:lvlJc w:val="left"/>
+    </w:lvl>
+    <w:lvl w:ilvl="7" w:tplc="B4B40C22">
+      <w:numFmt w:val="decimal"/>
+      <w:lvlText w:val=""/>
+      <w:lvlJc w:val="left"/>
+    </w:lvl>
+    <w:lvl w:ilvl="8" w:tplc="BDD4EF78">
+      <w:numFmt w:val="decimal"/>
+      <w:lvlText w:val=""/>
+      <w:lvlJc w:val="left"/>
+    </w:lvl>
+  </w:abstractNum>
+  <w:abstractNum w:abstractNumId="2" w15:restartNumberingAfterBreak="0">
+    <w:nsid w:val="65495FB0"/>
+    <w:multiLevelType w:val="hybridMultilevel"/>
+    <w:tmpl w:val="36C6CA3A"/>
+    <w:lvl w:ilvl="0" w:tplc="C4242AC8" w:tentative="1">
       <w:start w:val="1"/>
       <w:numFmt w:val="bullet"/>
       <w:lvlText w:val="●"/>
@@ -9169,7 +9285,7 @@
         <w:ind w:left="720" w:hanging="360"/>
       </w:pPr>
     </w:lvl>
-    <w:lvl w:ilvl="1" w:tplc="96B62830" w:tentative="1">
+    <w:lvl w:ilvl="1" w:tplc="A18AB542" w:tentative="1">
       <w:start w:val="1"/>
       <w:numFmt w:val="bullet"/>
       <w:lvlText w:val="○"/>
@@ -9178,7 +9294,7 @@
         <w:ind w:left="1440" w:hanging="360"/>
       </w:pPr>
     </w:lvl>
-    <w:lvl w:ilvl="2" w:tplc="0416311A" w:tentative="1">
+    <w:lvl w:ilvl="2" w:tplc="566E0D78" w:tentative="1">
       <w:start w:val="1"/>
       <w:numFmt w:val="bullet"/>
       <w:lvlText w:val="■"/>
@@ -9187,7 +9303,7 @@
         <w:ind w:left="2160" w:hanging="360"/>
       </w:pPr>
     </w:lvl>
-    <w:lvl w:ilvl="3" w:tplc="08981160" w:tentative="1">
+    <w:lvl w:ilvl="3" w:tplc="34701728" w:tentative="1">
       <w:start w:val="1"/>
       <w:numFmt w:val="bullet"/>
       <w:lvlText w:val="●"/>
@@ -9196,7 +9312,7 @@
         <w:ind w:left="2880" w:hanging="360"/>
       </w:pPr>
     </w:lvl>
-    <w:lvl w:ilvl="4" w:tplc="0D3C1CA2" w:tentative="1">
+    <w:lvl w:ilvl="4" w:tplc="A3F6921C" w:tentative="1">
       <w:start w:val="1"/>
       <w:numFmt w:val="bullet"/>
       <w:lvlText w:val="○"/>
@@ -9205,7 +9321,7 @@
         <w:ind w:left="3600" w:hanging="360"/>
       </w:pPr>
     </w:lvl>
-    <w:lvl w:ilvl="5" w:tplc="EAFA258A" w:tentative="1">
+    <w:lvl w:ilvl="5" w:tplc="CF348242" w:tentative="1">
       <w:start w:val="1"/>
       <w:numFmt w:val="bullet"/>
       <w:lvlText w:val="■"/>
@@ -9214,7 +9330,7 @@
         <w:ind w:left="4320" w:hanging="360"/>
       </w:pPr>
     </w:lvl>
-    <w:lvl w:ilvl="6" w:tplc="7674C902" w:tentative="1">
+    <w:lvl w:ilvl="6" w:tplc="AB5ECB60" w:tentative="1">
       <w:start w:val="1"/>
       <w:numFmt w:val="bullet"/>
       <w:lvlText w:val="●"/>
@@ -9223,7 +9339,7 @@
         <w:ind w:left="5040" w:hanging="360"/>
       </w:pPr>
     </w:lvl>
-    <w:lvl w:ilvl="7" w:tplc="ED00B056" w:tentative="1">
+    <w:lvl w:ilvl="7" w:tplc="D6EA771A" w:tentative="1">
       <w:start w:val="1"/>
       <w:numFmt w:val="bullet"/>
       <w:lvlText w:val="●"/>
@@ -9232,7 +9348,7 @@
         <w:ind w:left="5760" w:hanging="360"/>
       </w:pPr>
     </w:lvl>
-    <w:lvl w:ilvl="8" w:tplc="58D43CEC" w:tentative="1">
+    <w:lvl w:ilvl="8" w:tplc="82C8A1F6" w:tentative="1">
       <w:start w:val="1"/>
       <w:numFmt w:val="bullet"/>
       <w:lvlText w:val="●"/>
@@ -9242,11 +9358,11 @@
       </w:pPr>
     </w:lvl>
   </w:abstractNum>
-  <w:abstractNum w:abstractNumId="1" w15:restartNumberingAfterBreak="0">
-    <w:nsid w:val="2BCC5BFE"/>
+  <w:abstractNum w:abstractNumId="3" w15:restartNumberingAfterBreak="0">
+    <w:nsid w:val="79A913D5"/>
     <w:multiLevelType w:val="hybridMultilevel"/>
-    <w:tmpl w:val="D376F70E"/>
-    <w:lvl w:ilvl="0" w:tplc="58CCF9DE">
+    <w:tmpl w:val="09927B76"/>
+    <w:lvl w:ilvl="0" w:tplc="01D81800">
       <w:start w:val="1"/>
       <w:numFmt w:val="decimal"/>
       <w:lvlText w:val="%1."/>
@@ -9255,7 +9371,7 @@
         <w:ind w:left="360" w:hanging="300"/>
       </w:pPr>
     </w:lvl>
-    <w:lvl w:ilvl="1" w:tplc="6A966C72" w:tentative="1">
+    <w:lvl w:ilvl="1" w:tplc="08F86BAC" w:tentative="1">
       <w:start w:val="1"/>
       <w:numFmt w:val="lowerLetter"/>
       <w:lvlText w:val="%2."/>
@@ -9264,178 +9380,62 @@
         <w:ind w:left="720" w:hanging="300"/>
       </w:pPr>
     </w:lvl>
-    <w:lvl w:ilvl="2" w:tplc="C9A44BB8">
+    <w:lvl w:ilvl="2" w:tplc="2188DFD8">
       <w:numFmt w:val="decimal"/>
       <w:lvlText w:val=""/>
       <w:lvlJc w:val="left"/>
     </w:lvl>
-    <w:lvl w:ilvl="3" w:tplc="5C627106">
+    <w:lvl w:ilvl="3" w:tplc="15BE6D06">
       <w:numFmt w:val="decimal"/>
       <w:lvlText w:val=""/>
       <w:lvlJc w:val="left"/>
     </w:lvl>
-    <w:lvl w:ilvl="4" w:tplc="8752D63A">
+    <w:lvl w:ilvl="4" w:tplc="E6469264">
       <w:numFmt w:val="decimal"/>
       <w:lvlText w:val=""/>
       <w:lvlJc w:val="left"/>
     </w:lvl>
-    <w:lvl w:ilvl="5" w:tplc="2A76545A">
+    <w:lvl w:ilvl="5" w:tplc="724C5814">
       <w:numFmt w:val="decimal"/>
       <w:lvlText w:val=""/>
       <w:lvlJc w:val="left"/>
     </w:lvl>
-    <w:lvl w:ilvl="6" w:tplc="712AB42E">
+    <w:lvl w:ilvl="6" w:tplc="8B8297A2">
       <w:numFmt w:val="decimal"/>
       <w:lvlText w:val=""/>
       <w:lvlJc w:val="left"/>
     </w:lvl>
-    <w:lvl w:ilvl="7" w:tplc="C9AECBC2">
+    <w:lvl w:ilvl="7" w:tplc="A8241DC2">
       <w:numFmt w:val="decimal"/>
       <w:lvlText w:val=""/>
       <w:lvlJc w:val="left"/>
     </w:lvl>
-    <w:lvl w:ilvl="8" w:tplc="77069492">
+    <w:lvl w:ilvl="8" w:tplc="1D7C73E4">
       <w:numFmt w:val="decimal"/>
       <w:lvlText w:val=""/>
       <w:lvlJc w:val="left"/>
     </w:lvl>
   </w:abstractNum>
-  <w:abstractNum w:abstractNumId="2" w15:restartNumberingAfterBreak="0">
-    <w:nsid w:val="4D381ED9"/>
-    <w:multiLevelType w:val="hybridMultilevel"/>
-    <w:tmpl w:val="25348C48"/>
-    <w:lvl w:ilvl="0" w:tplc="1A105A7E">
-      <w:start w:val="1"/>
-      <w:numFmt w:val="decimal"/>
-      <w:lvlText w:val="%1."/>
-      <w:lvlJc w:val="left"/>
-      <w:pPr>
-        <w:ind w:left="360" w:hanging="300"/>
-      </w:pPr>
-    </w:lvl>
-    <w:lvl w:ilvl="1" w:tplc="102A6A54" w:tentative="1">
-      <w:start w:val="1"/>
-      <w:numFmt w:val="lowerLetter"/>
-      <w:lvlText w:val="%2."/>
-      <w:lvlJc w:val="left"/>
-      <w:pPr>
-        <w:ind w:left="720" w:hanging="300"/>
-      </w:pPr>
-    </w:lvl>
-    <w:lvl w:ilvl="2" w:tplc="B9BAA49A">
-      <w:numFmt w:val="decimal"/>
-      <w:lvlText w:val=""/>
-      <w:lvlJc w:val="left"/>
-    </w:lvl>
-    <w:lvl w:ilvl="3" w:tplc="300EFF50">
-      <w:numFmt w:val="decimal"/>
-      <w:lvlText w:val=""/>
-      <w:lvlJc w:val="left"/>
-    </w:lvl>
-    <w:lvl w:ilvl="4" w:tplc="249A8E48">
-      <w:numFmt w:val="decimal"/>
-      <w:lvlText w:val=""/>
-      <w:lvlJc w:val="left"/>
-    </w:lvl>
-    <w:lvl w:ilvl="5" w:tplc="DC0C4E2E">
-      <w:numFmt w:val="decimal"/>
-      <w:lvlText w:val=""/>
-      <w:lvlJc w:val="left"/>
-    </w:lvl>
-    <w:lvl w:ilvl="6" w:tplc="D21C3ACE">
-      <w:numFmt w:val="decimal"/>
-      <w:lvlText w:val=""/>
-      <w:lvlJc w:val="left"/>
-    </w:lvl>
-    <w:lvl w:ilvl="7" w:tplc="6026247A">
-      <w:numFmt w:val="decimal"/>
-      <w:lvlText w:val=""/>
-      <w:lvlJc w:val="left"/>
-    </w:lvl>
-    <w:lvl w:ilvl="8" w:tplc="BDE47882">
-      <w:numFmt w:val="decimal"/>
-      <w:lvlText w:val=""/>
-      <w:lvlJc w:val="left"/>
-    </w:lvl>
-  </w:abstractNum>
-  <w:abstractNum w:abstractNumId="3" w15:restartNumberingAfterBreak="0">
-    <w:nsid w:val="687C32D0"/>
-    <w:multiLevelType w:val="hybridMultilevel"/>
-    <w:tmpl w:val="4976B36A"/>
-    <w:lvl w:ilvl="0" w:tplc="6AE08026">
-      <w:start w:val="1"/>
-      <w:numFmt w:val="bullet"/>
-      <w:lvlText w:val="•"/>
-      <w:lvlJc w:val="left"/>
-      <w:pPr>
-        <w:ind w:left="360" w:hanging="260"/>
-      </w:pPr>
-    </w:lvl>
-    <w:lvl w:ilvl="1" w:tplc="BFAA98FC" w:tentative="1">
-      <w:start w:val="1"/>
-      <w:numFmt w:val="bullet"/>
-      <w:lvlText w:val="–"/>
-      <w:lvlJc w:val="left"/>
-      <w:pPr>
-        <w:ind w:left="720" w:hanging="260"/>
-      </w:pPr>
-    </w:lvl>
-    <w:lvl w:ilvl="2" w:tplc="90CA1522">
-      <w:numFmt w:val="decimal"/>
-      <w:lvlText w:val=""/>
-      <w:lvlJc w:val="left"/>
-    </w:lvl>
-    <w:lvl w:ilvl="3" w:tplc="0554B3B2">
-      <w:numFmt w:val="decimal"/>
-      <w:lvlText w:val=""/>
-      <w:lvlJc w:val="left"/>
-    </w:lvl>
-    <w:lvl w:ilvl="4" w:tplc="62EA357A">
-      <w:numFmt w:val="decimal"/>
-      <w:lvlText w:val=""/>
-      <w:lvlJc w:val="left"/>
-    </w:lvl>
-    <w:lvl w:ilvl="5" w:tplc="FC70FB4E">
-      <w:numFmt w:val="decimal"/>
-      <w:lvlText w:val=""/>
-      <w:lvlJc w:val="left"/>
-    </w:lvl>
-    <w:lvl w:ilvl="6" w:tplc="A9BE869C">
-      <w:numFmt w:val="decimal"/>
-      <w:lvlText w:val=""/>
-      <w:lvlJc w:val="left"/>
-    </w:lvl>
-    <w:lvl w:ilvl="7" w:tplc="8F1484E0">
-      <w:numFmt w:val="decimal"/>
-      <w:lvlText w:val=""/>
-      <w:lvlJc w:val="left"/>
-    </w:lvl>
-    <w:lvl w:ilvl="8" w:tplc="18B66E22">
-      <w:numFmt w:val="decimal"/>
-      <w:lvlText w:val=""/>
-      <w:lvlJc w:val="left"/>
-    </w:lvl>
-  </w:abstractNum>
-  <w:num w:numId="1" w16cid:durableId="1329552879">
-    <w:abstractNumId w:val="0"/>
+  <w:num w:numId="1" w16cid:durableId="14428211">
+    <w:abstractNumId w:val="2"/>
     <w:lvlOverride w:ilvl="0">
       <w:startOverride w:val="1"/>
     </w:lvlOverride>
   </w:num>
-  <w:num w:numId="2" w16cid:durableId="1614559229">
+  <w:num w:numId="2" w16cid:durableId="83964860">
+    <w:abstractNumId w:val="1"/>
+    <w:lvlOverride w:ilvl="0">
+      <w:startOverride w:val="1"/>
+    </w:lvlOverride>
+  </w:num>
+  <w:num w:numId="3" w16cid:durableId="2099129506">
     <w:abstractNumId w:val="3"/>
     <w:lvlOverride w:ilvl="0">
       <w:startOverride w:val="1"/>
     </w:lvlOverride>
   </w:num>
-  <w:num w:numId="3" w16cid:durableId="2004353193">
-    <w:abstractNumId w:val="2"/>
-    <w:lvlOverride w:ilvl="0">
-      <w:startOverride w:val="1"/>
-    </w:lvlOverride>
-  </w:num>
-  <w:num w:numId="4" w16cid:durableId="2100179382">
-    <w:abstractNumId w:val="1"/>
+  <w:num w:numId="4" w16cid:durableId="1172379946">
+    <w:abstractNumId w:val="0"/>
     <w:lvlOverride w:ilvl="0">
       <w:startOverride w:val="1"/>
     </w:lvlOverride>
@@ -10115,7 +10115,7 @@
     <w:autoRedefine/>
     <w:uiPriority w:val="39"/>
     <w:unhideWhenUsed/>
-    <w:rsid w:val="00AC615E"/>
+    <w:rsid w:val="00DB6DDB"/>
     <w:pPr>
       <w:spacing w:after="100"/>
     </w:pPr>
@@ -10127,7 +10127,7 @@
     <w:autoRedefine/>
     <w:uiPriority w:val="39"/>
     <w:unhideWhenUsed/>
-    <w:rsid w:val="00AC615E"/>
+    <w:rsid w:val="00DB6DDB"/>
     <w:pPr>
       <w:spacing w:after="100"/>
       <w:ind w:left="210"/>

--- a/discoverer-neo/docs/user-guide/manual/Discoverer-Neo-VIEWER-Guide-Full-pt-PT.docx
+++ b/discoverer-neo/docs/user-guide/manual/Discoverer-Neo-VIEWER-Guide-Full-pt-PT.docx
@@ -54,7 +54,7 @@
           <w:sz w:val="22"/>
           <w:szCs w:val="22"/>
         </w:rPr>
-        <w:t>Versão 2.0.1</w:t>
+        <w:t>Versão 2.1.0</w:t>
       </w:r>
     </w:p>
     <w:p>
@@ -74,7 +74,7 @@
     <w:sdt>
       <w:sdtPr>
         <w:alias w:val="Índice"/>
-        <w:id w:val="-1126460027"/>
+        <w:id w:val="-1178809754"/>
       </w:sdtPr>
       <w:sdtEndPr/>
       <w:sdtContent>
@@ -102,7 +102,7 @@
           <w:r>
             <w:fldChar w:fldCharType="separate"/>
           </w:r>
-          <w:hyperlink w:anchor="_Toc241671823" w:history="1">
+          <w:hyperlink w:anchor="_Toc241697140" w:history="1">
             <w:r>
               <w:rPr>
                 <w:rStyle w:val="Hiperligao"/>
@@ -126,7 +126,7 @@
               <w:rPr>
                 <w:noProof/>
               </w:rPr>
-              <w:instrText xml:space="preserve"> PAGEREF _Toc241671823 \h </w:instrText>
+              <w:instrText xml:space="preserve"> PAGEREF _Toc241697140 \h </w:instrText>
             </w:r>
             <w:r>
               <w:rPr>
@@ -168,7 +168,7 @@
               <w14:ligatures w14:val="standardContextual"/>
             </w:rPr>
           </w:pPr>
-          <w:hyperlink w:anchor="_Toc241671824" w:history="1">
+          <w:hyperlink w:anchor="_Toc241697141" w:history="1">
             <w:r>
               <w:rPr>
                 <w:rStyle w:val="Hiperligao"/>
@@ -192,7 +192,7 @@
               <w:rPr>
                 <w:noProof/>
               </w:rPr>
-              <w:instrText xml:space="preserve"> PAGEREF _Toc241671824 \h </w:instrText>
+              <w:instrText xml:space="preserve"> PAGEREF _Toc241697141 \h </w:instrText>
             </w:r>
             <w:r>
               <w:rPr>
@@ -234,7 +234,7 @@
               <w14:ligatures w14:val="standardContextual"/>
             </w:rPr>
           </w:pPr>
-          <w:hyperlink w:anchor="_Toc241671825" w:history="1">
+          <w:hyperlink w:anchor="_Toc241697142" w:history="1">
             <w:r>
               <w:rPr>
                 <w:rStyle w:val="Hiperligao"/>
@@ -258,7 +258,7 @@
               <w:rPr>
                 <w:noProof/>
               </w:rPr>
-              <w:instrText xml:space="preserve"> PAGEREF _Toc241671825 \h </w:instrText>
+              <w:instrText xml:space="preserve"> PAGEREF _Toc241697142 \h </w:instrText>
             </w:r>
             <w:r>
               <w:rPr>
@@ -300,7 +300,7 @@
               <w14:ligatures w14:val="standardContextual"/>
             </w:rPr>
           </w:pPr>
-          <w:hyperlink w:anchor="_Toc241671826" w:history="1">
+          <w:hyperlink w:anchor="_Toc241697143" w:history="1">
             <w:r>
               <w:rPr>
                 <w:rStyle w:val="Hiperligao"/>
@@ -324,7 +324,7 @@
               <w:rPr>
                 <w:noProof/>
               </w:rPr>
-              <w:instrText xml:space="preserve"> PAGEREF _Toc241671826 \h </w:instrText>
+              <w:instrText xml:space="preserve"> PAGEREF _Toc241697143 \h </w:instrText>
             </w:r>
             <w:r>
               <w:rPr>
@@ -366,7 +366,7 @@
               <w14:ligatures w14:val="standardContextual"/>
             </w:rPr>
           </w:pPr>
-          <w:hyperlink w:anchor="_Toc241671827" w:history="1">
+          <w:hyperlink w:anchor="_Toc241697144" w:history="1">
             <w:r>
               <w:rPr>
                 <w:rStyle w:val="Hiperligao"/>
@@ -390,7 +390,7 @@
               <w:rPr>
                 <w:noProof/>
               </w:rPr>
-              <w:instrText xml:space="preserve"> PAGEREF _Toc241671827 \h </w:instrText>
+              <w:instrText xml:space="preserve"> PAGEREF _Toc241697144 \h </w:instrText>
             </w:r>
             <w:r>
               <w:rPr>
@@ -432,7 +432,7 @@
               <w14:ligatures w14:val="standardContextual"/>
             </w:rPr>
           </w:pPr>
-          <w:hyperlink w:anchor="_Toc241671828" w:history="1">
+          <w:hyperlink w:anchor="_Toc241697145" w:history="1">
             <w:r>
               <w:rPr>
                 <w:rStyle w:val="Hiperligao"/>
@@ -456,7 +456,7 @@
               <w:rPr>
                 <w:noProof/>
               </w:rPr>
-              <w:instrText xml:space="preserve"> PAGEREF _Toc241671828 \h </w:instrText>
+              <w:instrText xml:space="preserve"> PAGEREF _Toc241697145 \h </w:instrText>
             </w:r>
             <w:r>
               <w:rPr>
@@ -498,7 +498,7 @@
               <w14:ligatures w14:val="standardContextual"/>
             </w:rPr>
           </w:pPr>
-          <w:hyperlink w:anchor="_Toc241671829" w:history="1">
+          <w:hyperlink w:anchor="_Toc241697146" w:history="1">
             <w:r>
               <w:rPr>
                 <w:rStyle w:val="Hiperligao"/>
@@ -522,7 +522,7 @@
               <w:rPr>
                 <w:noProof/>
               </w:rPr>
-              <w:instrText xml:space="preserve"> PAGEREF _Toc241671829 \h </w:instrText>
+              <w:instrText xml:space="preserve"> PAGEREF _Toc241697146 \h </w:instrText>
             </w:r>
             <w:r>
               <w:rPr>
@@ -564,7 +564,7 @@
               <w14:ligatures w14:val="standardContextual"/>
             </w:rPr>
           </w:pPr>
-          <w:hyperlink w:anchor="_Toc241671830" w:history="1">
+          <w:hyperlink w:anchor="_Toc241697147" w:history="1">
             <w:r>
               <w:rPr>
                 <w:rStyle w:val="Hiperligao"/>
@@ -588,7 +588,7 @@
               <w:rPr>
                 <w:noProof/>
               </w:rPr>
-              <w:instrText xml:space="preserve"> PAGEREF _Toc241671830 \h </w:instrText>
+              <w:instrText xml:space="preserve"> PAGEREF _Toc241697147 \h </w:instrText>
             </w:r>
             <w:r>
               <w:rPr>
@@ -630,7 +630,7 @@
               <w14:ligatures w14:val="standardContextual"/>
             </w:rPr>
           </w:pPr>
-          <w:hyperlink w:anchor="_Toc241671831" w:history="1">
+          <w:hyperlink w:anchor="_Toc241697148" w:history="1">
             <w:r>
               <w:rPr>
                 <w:rStyle w:val="Hiperligao"/>
@@ -654,7 +654,7 @@
               <w:rPr>
                 <w:noProof/>
               </w:rPr>
-              <w:instrText xml:space="preserve"> PAGEREF _Toc241671831 \h </w:instrText>
+              <w:instrText xml:space="preserve"> PAGEREF _Toc241697148 \h </w:instrText>
             </w:r>
             <w:r>
               <w:rPr>
@@ -696,7 +696,7 @@
               <w14:ligatures w14:val="standardContextual"/>
             </w:rPr>
           </w:pPr>
-          <w:hyperlink w:anchor="_Toc241671832" w:history="1">
+          <w:hyperlink w:anchor="_Toc241697149" w:history="1">
             <w:r>
               <w:rPr>
                 <w:rStyle w:val="Hiperligao"/>
@@ -720,7 +720,7 @@
               <w:rPr>
                 <w:noProof/>
               </w:rPr>
-              <w:instrText xml:space="preserve"> PAGEREF _Toc241671832 \h </w:instrText>
+              <w:instrText xml:space="preserve"> PAGEREF _Toc241697149 \h </w:instrText>
             </w:r>
             <w:r>
               <w:rPr>
@@ -762,7 +762,7 @@
               <w14:ligatures w14:val="standardContextual"/>
             </w:rPr>
           </w:pPr>
-          <w:hyperlink w:anchor="_Toc241671833" w:history="1">
+          <w:hyperlink w:anchor="_Toc241697150" w:history="1">
             <w:r>
               <w:rPr>
                 <w:rStyle w:val="Hiperligao"/>
@@ -786,7 +786,7 @@
               <w:rPr>
                 <w:noProof/>
               </w:rPr>
-              <w:instrText xml:space="preserve"> PAGEREF _Toc241671833 \h </w:instrText>
+              <w:instrText xml:space="preserve"> PAGEREF _Toc241697150 \h </w:instrText>
             </w:r>
             <w:r>
               <w:rPr>
@@ -828,7 +828,7 @@
               <w14:ligatures w14:val="standardContextual"/>
             </w:rPr>
           </w:pPr>
-          <w:hyperlink w:anchor="_Toc241671834" w:history="1">
+          <w:hyperlink w:anchor="_Toc241697151" w:history="1">
             <w:r>
               <w:rPr>
                 <w:rStyle w:val="Hiperligao"/>
@@ -852,7 +852,7 @@
               <w:rPr>
                 <w:noProof/>
               </w:rPr>
-              <w:instrText xml:space="preserve"> PAGEREF _Toc241671834 \h </w:instrText>
+              <w:instrText xml:space="preserve"> PAGEREF _Toc241697151 \h </w:instrText>
             </w:r>
             <w:r>
               <w:rPr>
@@ -894,7 +894,7 @@
               <w14:ligatures w14:val="standardContextual"/>
             </w:rPr>
           </w:pPr>
-          <w:hyperlink w:anchor="_Toc241671835" w:history="1">
+          <w:hyperlink w:anchor="_Toc241697152" w:history="1">
             <w:r>
               <w:rPr>
                 <w:rStyle w:val="Hiperligao"/>
@@ -918,7 +918,7 @@
               <w:rPr>
                 <w:noProof/>
               </w:rPr>
-              <w:instrText xml:space="preserve"> PAGEREF _Toc241671835 \h </w:instrText>
+              <w:instrText xml:space="preserve"> PAGEREF _Toc241697152 \h </w:instrText>
             </w:r>
             <w:r>
               <w:rPr>
@@ -960,7 +960,7 @@
               <w14:ligatures w14:val="standardContextual"/>
             </w:rPr>
           </w:pPr>
-          <w:hyperlink w:anchor="_Toc241671836" w:history="1">
+          <w:hyperlink w:anchor="_Toc241697153" w:history="1">
             <w:r>
               <w:rPr>
                 <w:rStyle w:val="Hiperligao"/>
@@ -984,7 +984,7 @@
               <w:rPr>
                 <w:noProof/>
               </w:rPr>
-              <w:instrText xml:space="preserve"> PAGEREF _Toc241671836 \h </w:instrText>
+              <w:instrText xml:space="preserve"> PAGEREF _Toc241697153 \h </w:instrText>
             </w:r>
             <w:r>
               <w:rPr>
@@ -1026,7 +1026,7 @@
               <w14:ligatures w14:val="standardContextual"/>
             </w:rPr>
           </w:pPr>
-          <w:hyperlink w:anchor="_Toc241671837" w:history="1">
+          <w:hyperlink w:anchor="_Toc241697154" w:history="1">
             <w:r>
               <w:rPr>
                 <w:rStyle w:val="Hiperligao"/>
@@ -1050,7 +1050,7 @@
               <w:rPr>
                 <w:noProof/>
               </w:rPr>
-              <w:instrText xml:space="preserve"> PAGEREF _Toc241671837 \h </w:instrText>
+              <w:instrText xml:space="preserve"> PAGEREF _Toc241697154 \h </w:instrText>
             </w:r>
             <w:r>
               <w:rPr>
@@ -1092,7 +1092,7 @@
               <w14:ligatures w14:val="standardContextual"/>
             </w:rPr>
           </w:pPr>
-          <w:hyperlink w:anchor="_Toc241671838" w:history="1">
+          <w:hyperlink w:anchor="_Toc241697155" w:history="1">
             <w:r>
               <w:rPr>
                 <w:rStyle w:val="Hiperligao"/>
@@ -1116,7 +1116,7 @@
               <w:rPr>
                 <w:noProof/>
               </w:rPr>
-              <w:instrText xml:space="preserve"> PAGEREF _Toc241671838 \h </w:instrText>
+              <w:instrText xml:space="preserve"> PAGEREF _Toc241697155 \h </w:instrText>
             </w:r>
             <w:r>
               <w:rPr>
@@ -1164,7 +1164,7 @@
       <w:pPr>
         <w:pStyle w:val="Ttulo1"/>
       </w:pPr>
-      <w:bookmarkStart w:id="0" w:name="_Toc241671823"/>
+      <w:bookmarkStart w:id="0" w:name="_Toc241697140"/>
       <w:r>
         <w:lastRenderedPageBreak/>
         <w:t>A sua função num relance</w:t>
@@ -1659,7 +1659,7 @@
       <w:pPr>
         <w:pStyle w:val="Ttulo2"/>
       </w:pPr>
-      <w:bookmarkStart w:id="1" w:name="_Toc241671824"/>
+      <w:bookmarkStart w:id="1" w:name="_Toc241697141"/>
       <w:r>
         <w:t>De onde vem o seu acesso</w:t>
       </w:r>
@@ -2542,7 +2542,7 @@
       <w:pPr>
         <w:pStyle w:val="Ttulo2"/>
       </w:pPr>
-      <w:bookmarkStart w:id="2" w:name="_Toc241671825"/>
+      <w:bookmarkStart w:id="2" w:name="_Toc241697142"/>
       <w:r>
         <w:t>Iniciar sessão, alterar a palavra-passe, terminar sessão</w:t>
       </w:r>
@@ -2656,10 +2656,10 @@
           <w:noProof/>
         </w:rPr>
         <w:drawing>
-          <wp:inline distT="0" distB="0" distL="0" distR="0" wp14:anchorId="7F38F677" wp14:editId="4754396D">
+          <wp:inline distT="0" distB="0" distL="0" distR="0" wp14:anchorId="0E78B32A" wp14:editId="477E1265">
             <wp:extent cx="5715000" cy="3571875"/>
             <wp:effectExtent l="0" t="0" r="0" b="0"/>
-            <wp:docPr id="432" name="01-login.png" descr="A página de início de sessão com Email, Palavra-passe, Manter sessão iniciada e o botão Iniciar sessão." title="A página de início de sessão com Email, Palavra-passe, Manter sessão iniciada e o botão Iniciar sessão."/>
+            <wp:docPr id="396" name="01-login.png" descr="A página de início de sessão com Email, Palavra-passe, Manter sessão iniciada e o botão Iniciar sessão." title="A página de início de sessão com Email, Palavra-passe, Manter sessão iniciada e o botão Iniciar sessão."/>
             <wp:cNvGraphicFramePr>
               <a:graphicFrameLocks xmlns:a="http://schemas.openxmlformats.org/drawingml/2006/main" noChangeAspect="1"/>
             </wp:cNvGraphicFramePr>
@@ -2780,7 +2780,7 @@
         <w:pStyle w:val="Ttulo1"/>
         <w:pageBreakBefore/>
       </w:pPr>
-      <w:bookmarkStart w:id="3" w:name="_Toc241671826"/>
+      <w:bookmarkStart w:id="3" w:name="_Toc241697143"/>
       <w:r>
         <w:lastRenderedPageBreak/>
         <w:t>Painel</w:t>
@@ -2813,10 +2813,10 @@
           <w:noProof/>
         </w:rPr>
         <w:drawing>
-          <wp:inline distT="0" distB="0" distL="0" distR="0" wp14:anchorId="052BF0BB" wp14:editId="01BED927">
+          <wp:inline distT="0" distB="0" distL="0" distR="0" wp14:anchorId="4A94991D" wp14:editId="41C2C101">
             <wp:extent cx="5715000" cy="3571875"/>
             <wp:effectExtent l="0" t="0" r="0" b="0"/>
-            <wp:docPr id="433" name="01-dashboard.png" descr="O painel do Viewer com a barra lateral reduzida e os cartões de resumo." title="O painel do Viewer com a barra lateral reduzida e os cartões de resumo."/>
+            <wp:docPr id="397" name="01-dashboard.png" descr="O painel do Viewer com a barra lateral reduzida e os cartões de resumo." title="O painel do Viewer com a barra lateral reduzida e os cartões de resumo."/>
             <wp:cNvGraphicFramePr>
               <a:graphicFrameLocks xmlns:a="http://schemas.openxmlformats.org/drawingml/2006/main" noChangeAspect="1"/>
             </wp:cNvGraphicFramePr>
@@ -3236,7 +3236,7 @@
         <w:pStyle w:val="Ttulo1"/>
         <w:pageBreakBefore/>
       </w:pPr>
-      <w:bookmarkStart w:id="4" w:name="_Toc241671827"/>
+      <w:bookmarkStart w:id="4" w:name="_Toc241697144"/>
       <w:r>
         <w:lastRenderedPageBreak/>
         <w:t>Mapas</w:t>
@@ -3269,10 +3269,10 @@
           <w:noProof/>
         </w:rPr>
         <w:drawing>
-          <wp:inline distT="0" distB="0" distL="0" distR="0" wp14:anchorId="119D6EE2" wp14:editId="5FB3930B">
+          <wp:inline distT="0" distB="0" distL="0" distR="0" wp14:anchorId="67732A8A" wp14:editId="4833CE8B">
             <wp:extent cx="5715000" cy="3429000"/>
             <wp:effectExtent l="0" t="0" r="0" b="0"/>
-            <wp:docPr id="434" name="03-maps-all.png" descr="A lista de Mapas, separador Todos, onde cada mapa tem apenas o ícone Abrir." title="A lista de Mapas, separador Todos, onde cada mapa tem apenas o ícone Abrir."/>
+            <wp:docPr id="398" name="03-maps-all.png" descr="A lista de Mapas, separador Todos, onde cada mapa tem apenas o ícone Abrir." title="A lista de Mapas, separador Todos, onde cada mapa tem apenas o ícone Abrir."/>
             <wp:cNvGraphicFramePr>
               <a:graphicFrameLocks xmlns:a="http://schemas.openxmlformats.org/drawingml/2006/main" noChangeAspect="1"/>
             </wp:cNvGraphicFramePr>
@@ -3991,10 +3991,10 @@
         </w:rPr>
         <w:lastRenderedPageBreak/>
         <w:drawing>
-          <wp:inline distT="0" distB="0" distL="0" distR="0" wp14:anchorId="071CEDA8" wp14:editId="7BD605A4">
+          <wp:inline distT="0" distB="0" distL="0" distR="0" wp14:anchorId="06877F3E" wp14:editId="172931B6">
             <wp:extent cx="5715000" cy="3429000"/>
             <wp:effectExtent l="0" t="0" r="0" b="0"/>
-            <wp:docPr id="435" name="02-maps-shared.png" descr="A lista de Mapas, separador Partilhado comigo, com o cartão Pastas de trabalho e apenas o ícone Abrir." title="A lista de Mapas, separador Partilhado comigo, com o cartão Pastas de trabalho e apenas o ícone Abrir."/>
+            <wp:docPr id="399" name="02-maps-shared.png" descr="A lista de Mapas, separador Partilhado comigo, com o cartão Pastas de trabalho e apenas o ícone Abrir." title="A lista de Mapas, separador Partilhado comigo, com o cartão Pastas de trabalho e apenas o ícone Abrir."/>
             <wp:cNvGraphicFramePr>
               <a:graphicFrameLocks xmlns:a="http://schemas.openxmlformats.org/drawingml/2006/main" noChangeAspect="1"/>
             </wp:cNvGraphicFramePr>
@@ -4079,7 +4079,7 @@
         <w:pStyle w:val="Ttulo1"/>
         <w:pageBreakBefore/>
       </w:pPr>
-      <w:bookmarkStart w:id="5" w:name="_Toc241671828"/>
+      <w:bookmarkStart w:id="5" w:name="_Toc241697145"/>
       <w:r>
         <w:lastRenderedPageBreak/>
         <w:t>O visualizador de mapas</w:t>
@@ -4102,10 +4102,10 @@
           <w:noProof/>
         </w:rPr>
         <w:drawing>
-          <wp:inline distT="0" distB="0" distL="0" distR="0" wp14:anchorId="5CA36CF2" wp14:editId="0497703C">
+          <wp:inline distT="0" distB="0" distL="0" distR="0" wp14:anchorId="2264D1D6" wp14:editId="10D2B37F">
             <wp:extent cx="5715000" cy="3571875"/>
             <wp:effectExtent l="0" t="0" r="0" b="0"/>
-            <wp:docPr id="436" name="06-viewer-results.png" descr="Uma execução concluída com os botões Excel, CSV e PDF por cima da grelha de resultados." title="Uma execução concluída com os botões Excel, CSV e PDF por cima da grelha de resultados."/>
+            <wp:docPr id="400" name="06-viewer-results.png" descr="Uma execução concluída com os botões Excel, CSV e PDF por cima da grelha de resultados." title="Uma execução concluída com os botões Excel, CSV e PDF por cima da grelha de resultados."/>
             <wp:cNvGraphicFramePr>
               <a:graphicFrameLocks xmlns:a="http://schemas.openxmlformats.org/drawingml/2006/main" noChangeAspect="1"/>
             </wp:cNvGraphicFramePr>
@@ -4554,7 +4554,7 @@
       <w:pPr>
         <w:pStyle w:val="Ttulo2"/>
       </w:pPr>
-      <w:bookmarkStart w:id="6" w:name="_Toc241671829"/>
+      <w:bookmarkStart w:id="6" w:name="_Toc241697146"/>
       <w:r>
         <w:t>Parâmetros de execução</w:t>
       </w:r>
@@ -4597,10 +4597,10 @@
         </w:rPr>
         <w:lastRenderedPageBreak/>
         <w:drawing>
-          <wp:inline distT="0" distB="0" distL="0" distR="0" wp14:anchorId="40B96BFD" wp14:editId="2470999C">
+          <wp:inline distT="0" distB="0" distL="0" distR="0" wp14:anchorId="7E3CBDD0" wp14:editId="7B4ADAFB">
             <wp:extent cx="2905125" cy="2152650"/>
             <wp:effectExtent l="0" t="0" r="0" b="0"/>
-            <wp:docPr id="437" name="05-viewer-params-filled.png" descr="A caixa de diálogo Parâmetros de execução com os dois valores obrigatórios preenchidos." title="A caixa de diálogo Parâmetros de execução com os dois valores obrigatórios preenchidos."/>
+            <wp:docPr id="401" name="05-viewer-params-filled.png" descr="A caixa de diálogo Parâmetros de execução com os dois valores obrigatórios preenchidos." title="A caixa de diálogo Parâmetros de execução com os dois valores obrigatórios preenchidos."/>
             <wp:cNvGraphicFramePr>
               <a:graphicFrameLocks xmlns:a="http://schemas.openxmlformats.org/drawingml/2006/main" noChangeAspect="1"/>
             </wp:cNvGraphicFramePr>
@@ -4649,7 +4649,7 @@
       <w:pPr>
         <w:pStyle w:val="Ttulo2"/>
       </w:pPr>
-      <w:bookmarkStart w:id="7" w:name="_Toc241671830"/>
+      <w:bookmarkStart w:id="7" w:name="_Toc241697147"/>
       <w:r>
         <w:t>Ler os resultados</w:t>
       </w:r>
@@ -5320,7 +5320,7 @@
       <w:pPr>
         <w:pStyle w:val="Ttulo2"/>
       </w:pPr>
-      <w:bookmarkStart w:id="8" w:name="_Toc241671831"/>
+      <w:bookmarkStart w:id="8" w:name="_Toc241697148"/>
       <w:r>
         <w:t>Quando uma execução não funciona</w:t>
       </w:r>
@@ -5712,7 +5712,7 @@
       <w:pPr>
         <w:pStyle w:val="Ttulo2"/>
       </w:pPr>
-      <w:bookmarkStart w:id="9" w:name="_Toc241671832"/>
+      <w:bookmarkStart w:id="9" w:name="_Toc241697149"/>
       <w:r>
         <w:t>Exportar (só se o seu acesso o permitir)</w:t>
       </w:r>
@@ -6119,10 +6119,10 @@
           <w:noProof/>
         </w:rPr>
         <w:drawing>
-          <wp:inline distT="0" distB="0" distL="0" distR="0" wp14:anchorId="0EC1C134" wp14:editId="3A1D9EF7">
+          <wp:inline distT="0" distB="0" distL="0" distR="0" wp14:anchorId="01BFCA4B" wp14:editId="35C06382">
             <wp:extent cx="3324225" cy="3990975"/>
             <wp:effectExtent l="0" t="0" r="0" b="0"/>
-            <wp:docPr id="438" name="17-builder-pdf-dialog.png" descr="A caixa de diálogo de exportação para PDF com as opções de orientação, tamanho da página, título e tipo de letra." title="A caixa de diálogo de exportação para PDF com as opções de orientação, tamanho da página, título e tipo de letra."/>
+            <wp:docPr id="402" name="17-builder-pdf-dialog.png" descr="A caixa de diálogo de exportação para PDF com as opções de orientação, tamanho da página, título e tipo de letra." title="A caixa de diálogo de exportação para PDF com as opções de orientação, tamanho da página, título e tipo de letra."/>
             <wp:cNvGraphicFramePr>
               <a:graphicFrameLocks xmlns:a="http://schemas.openxmlformats.org/drawingml/2006/main" noChangeAspect="1"/>
             </wp:cNvGraphicFramePr>
@@ -6212,7 +6212,7 @@
         <w:pStyle w:val="Ttulo1"/>
         <w:pageBreakBefore/>
       </w:pPr>
-      <w:bookmarkStart w:id="10" w:name="_Toc241671833"/>
+      <w:bookmarkStart w:id="10" w:name="_Toc241697150"/>
       <w:r>
         <w:lastRenderedPageBreak/>
         <w:t>Execuções</w:t>
@@ -6245,10 +6245,10 @@
           <w:noProof/>
         </w:rPr>
         <w:drawing>
-          <wp:inline distT="0" distB="0" distL="0" distR="0" wp14:anchorId="1D68309D" wp14:editId="411DCA6E">
+          <wp:inline distT="0" distB="0" distL="0" distR="0" wp14:anchorId="30B637EA" wp14:editId="598BD3A3">
             <wp:extent cx="5715000" cy="3571875"/>
             <wp:effectExtent l="0" t="0" r="0" b="0"/>
-            <wp:docPr id="439" name="07-runs.png" descr="A página Execuções com as execuções do próprio Viewer." title="A página Execuções com as execuções do próprio Viewer."/>
+            <wp:docPr id="403" name="07-runs.png" descr="A página Execuções com as execuções do próprio Viewer." title="A página Execuções com as execuções do próprio Viewer."/>
             <wp:cNvGraphicFramePr>
               <a:graphicFrameLocks xmlns:a="http://schemas.openxmlformats.org/drawingml/2006/main" noChangeAspect="1"/>
             </wp:cNvGraphicFramePr>
@@ -6982,7 +6982,7 @@
         <w:pStyle w:val="Ttulo1"/>
         <w:pageBreakBefore/>
       </w:pPr>
-      <w:bookmarkStart w:id="11" w:name="_Toc241671834"/>
+      <w:bookmarkStart w:id="11" w:name="_Toc241697151"/>
       <w:r>
         <w:lastRenderedPageBreak/>
         <w:t>Exportações</w:t>
@@ -7015,10 +7015,10 @@
           <w:noProof/>
         </w:rPr>
         <w:drawing>
-          <wp:inline distT="0" distB="0" distL="0" distR="0" wp14:anchorId="2EEBBE2C" wp14:editId="24EB5A27">
+          <wp:inline distT="0" distB="0" distL="0" distR="0" wp14:anchorId="644306EE" wp14:editId="7A6DB5D1">
             <wp:extent cx="5715000" cy="3571875"/>
             <wp:effectExtent l="0" t="0" r="0" b="0"/>
-            <wp:docPr id="440" name="44-exports.png" descr="A página Exportações com a lista de exportações e um botão Transferir nas concluídas." title="A página Exportações com a lista de exportações e um botão Transferir nas concluídas."/>
+            <wp:docPr id="404" name="44-exports.png" descr="A página Exportações com a lista de exportações e um botão Transferir nas concluídas." title="A página Exportações com a lista de exportações e um botão Transferir nas concluídas."/>
             <wp:cNvGraphicFramePr>
               <a:graphicFrameLocks xmlns:a="http://schemas.openxmlformats.org/drawingml/2006/main" noChangeAspect="1"/>
             </wp:cNvGraphicFramePr>
@@ -7173,7 +7173,7 @@
         <w:pStyle w:val="Ttulo1"/>
         <w:pageBreakBefore/>
       </w:pPr>
-      <w:bookmarkStart w:id="12" w:name="_Toc241671835"/>
+      <w:bookmarkStart w:id="12" w:name="_Toc241697152"/>
       <w:r>
         <w:lastRenderedPageBreak/>
         <w:t>Agendamentos</w:t>
@@ -7256,10 +7256,10 @@
           <w:noProof/>
         </w:rPr>
         <w:drawing>
-          <wp:inline distT="0" distB="0" distL="0" distR="0" wp14:anchorId="73EE5E89" wp14:editId="1AAD9BD8">
+          <wp:inline distT="0" distB="0" distL="0" distR="0" wp14:anchorId="5DE51F91" wp14:editId="39F8D545">
             <wp:extent cx="5715000" cy="3571875"/>
             <wp:effectExtent l="0" t="0" r="0" b="0"/>
-            <wp:docPr id="441" name="09-schedules.png" descr="A página Agendamentos com a mensagem Ainda não existem agendamentos." title="A página Agendamentos com a mensagem Ainda não existem agendamentos."/>
+            <wp:docPr id="405" name="09-schedules.png" descr="A página Agendamentos com a mensagem Ainda não existem agendamentos." title="A página Agendamentos com a mensagem Ainda não existem agendamentos."/>
             <wp:cNvGraphicFramePr>
               <a:graphicFrameLocks xmlns:a="http://schemas.openxmlformats.org/drawingml/2006/main" noChangeAspect="1"/>
             </wp:cNvGraphicFramePr>
@@ -7576,7 +7576,7 @@
         <w:pStyle w:val="Ttulo1"/>
         <w:pageBreakBefore/>
       </w:pPr>
-      <w:bookmarkStart w:id="13" w:name="_Toc241671836"/>
+      <w:bookmarkStart w:id="13" w:name="_Toc241697153"/>
       <w:r>
         <w:lastRenderedPageBreak/>
         <w:t>Definições</w:t>
@@ -7609,10 +7609,10 @@
           <w:noProof/>
         </w:rPr>
         <w:drawing>
-          <wp:inline distT="0" distB="0" distL="0" distR="0" wp14:anchorId="11405A81" wp14:editId="6CDCC0B5">
+          <wp:inline distT="0" distB="0" distL="0" distR="0" wp14:anchorId="1A1A7882" wp14:editId="048DCECC">
             <wp:extent cx="5715000" cy="3571875"/>
             <wp:effectExtent l="0" t="0" r="0" b="0"/>
-            <wp:docPr id="442" name="04-settings.png" descr="A página Definições com os cartões Idioma de exibição, Aparência e Paleta." title="A página Definições com os cartões Idioma de exibição, Aparência e Paleta."/>
+            <wp:docPr id="406" name="04-settings.png" descr="A página Definições com os cartões Idioma de exibição, Aparência e Paleta." title="A página Definições com os cartões Idioma de exibição, Aparência e Paleta."/>
             <wp:cNvGraphicFramePr>
               <a:graphicFrameLocks xmlns:a="http://schemas.openxmlformats.org/drawingml/2006/main" noChangeAspect="1"/>
             </wp:cNvGraphicFramePr>
@@ -8164,7 +8164,7 @@
         <w:pStyle w:val="Ttulo1"/>
         <w:pageBreakBefore/>
       </w:pPr>
-      <w:bookmarkStart w:id="14" w:name="_Toc241671837"/>
+      <w:bookmarkStart w:id="14" w:name="_Toc241697154"/>
       <w:r>
         <w:lastRenderedPageBreak/>
         <w:t>Perguntas frequentes</w:t>
@@ -8322,7 +8322,7 @@
         <w:pStyle w:val="Ttulo1"/>
         <w:pageBreakBefore/>
       </w:pPr>
-      <w:bookmarkStart w:id="15" w:name="_Toc241671838"/>
+      <w:bookmarkStart w:id="15" w:name="_Toc241697155"/>
       <w:r>
         <w:lastRenderedPageBreak/>
         <w:t>Glossário</w:t>
@@ -9148,7 +9148,7 @@
         <w:sz w:val="16"/>
         <w:szCs w:val="16"/>
       </w:rPr>
-      <w:t>Discoverer Neo 2.0.1 · Guia completo · VIEWER</w:t>
+      <w:t>Discoverer Neo 2.1.0 · Guia completo · VIEWER</w:t>
     </w:r>
   </w:p>
 </w:hdr>
@@ -9157,10 +9157,68 @@
 <file path=word/numbering.xml><?xml version="1.0" encoding="utf-8"?>
 <w:numbering xmlns:wpc="http://schemas.microsoft.com/office/word/2010/wordprocessingCanvas" xmlns:cx="http://schemas.microsoft.com/office/drawing/2014/chartex" xmlns:cx1="http://schemas.microsoft.com/office/drawing/2015/9/8/chartex" xmlns:cx2="http://schemas.microsoft.com/office/drawing/2015/10/21/chartex" xmlns:cx3="http://schemas.microsoft.com/office/drawing/2016/5/9/chartex" xmlns:cx4="http://schemas.microsoft.com/office/drawing/2016/5/10/chartex" xmlns:cx5="http://schemas.microsoft.com/office/drawing/2016/5/11/chartex" xmlns:cx6="http://schemas.microsoft.com/office/drawing/2016/5/12/chartex" xmlns:cx7="http://schemas.microsoft.com/office/drawing/2016/5/13/chartex" xmlns:cx8="http://schemas.microsoft.com/office/drawing/2016/5/14/chartex" xmlns:mc="http://schemas.openxmlformats.org/markup-compatibility/2006" xmlns:aink="http://schemas.microsoft.com/office/drawing/2016/ink" xmlns:am3d="http://schemas.microsoft.com/office/drawing/2017/model3d" xmlns:o="urn:schemas-microsoft-com:office:office" xmlns:oel="http://schemas.microsoft.com/office/2019/extlst" xmlns:r="http://schemas.openxmlformats.org/officeDocument/2006/relationships" xmlns:m="http://schemas.openxmlformats.org/officeDocument/2006/math" xmlns:v="urn:schemas-microsoft-com:vml" xmlns:wp14="http://schemas.microsoft.com/office/word/2010/wordprocessingDrawing" xmlns:wp="http://schemas.openxmlformats.org/drawingml/2006/wordprocessingDrawing" xmlns:w10="urn:schemas-microsoft-com:office:word" xmlns:w="http://schemas.openxmlformats.org/wordprocessingml/2006/main" xmlns:w14="http://schemas.microsoft.com/office/word/2010/wordml" xmlns:w15="http://schemas.microsoft.com/office/word/2012/wordml" xmlns:w16cex="http://schemas.microsoft.com/office/word/2018/wordml/cex" xmlns:w16cid="http://schemas.microsoft.com/office/word/2016/wordml/cid" xmlns:w16="http://schemas.microsoft.com/office/word/2018/wordml" xmlns:w16sdtdh="http://schemas.microsoft.com/office/word/2020/wordml/sdtdatahash" xmlns:w16se="http://schemas.microsoft.com/office/word/2015/wordml/symex" xmlns:wpg="http://schemas.microsoft.com/office/word/2010/wordprocessingGroup" xmlns:wpi="http://schemas.microsoft.com/office/word/2010/wordprocessingInk" xmlns:wne="http://schemas.microsoft.com/office/word/2006/wordml" xmlns:wps="http://schemas.microsoft.com/office/word/2010/wordprocessingShape" mc:Ignorable="w14 w15 w16se w16cid w16 w16cex w16sdtdh wp14">
   <w:abstractNum w:abstractNumId="0" w15:restartNumberingAfterBreak="0">
-    <w:nsid w:val="3DF52CAF"/>
+    <w:nsid w:val="1D016769"/>
     <w:multiLevelType w:val="hybridMultilevel"/>
-    <w:tmpl w:val="C310F5D6"/>
-    <w:lvl w:ilvl="0" w:tplc="AD541886">
+    <w:tmpl w:val="FE3C04A6"/>
+    <w:lvl w:ilvl="0" w:tplc="B046E38A">
+      <w:start w:val="1"/>
+      <w:numFmt w:val="bullet"/>
+      <w:lvlText w:val="•"/>
+      <w:lvlJc w:val="left"/>
+      <w:pPr>
+        <w:ind w:left="360" w:hanging="260"/>
+      </w:pPr>
+    </w:lvl>
+    <w:lvl w:ilvl="1" w:tplc="D01E87A4" w:tentative="1">
+      <w:start w:val="1"/>
+      <w:numFmt w:val="bullet"/>
+      <w:lvlText w:val="–"/>
+      <w:lvlJc w:val="left"/>
+      <w:pPr>
+        <w:ind w:left="720" w:hanging="260"/>
+      </w:pPr>
+    </w:lvl>
+    <w:lvl w:ilvl="2" w:tplc="2ADC9152">
+      <w:numFmt w:val="decimal"/>
+      <w:lvlText w:val=""/>
+      <w:lvlJc w:val="left"/>
+    </w:lvl>
+    <w:lvl w:ilvl="3" w:tplc="A29A7282">
+      <w:numFmt w:val="decimal"/>
+      <w:lvlText w:val=""/>
+      <w:lvlJc w:val="left"/>
+    </w:lvl>
+    <w:lvl w:ilvl="4" w:tplc="73A84D08">
+      <w:numFmt w:val="decimal"/>
+      <w:lvlText w:val=""/>
+      <w:lvlJc w:val="left"/>
+    </w:lvl>
+    <w:lvl w:ilvl="5" w:tplc="7CD68C7A">
+      <w:numFmt w:val="decimal"/>
+      <w:lvlText w:val=""/>
+      <w:lvlJc w:val="left"/>
+    </w:lvl>
+    <w:lvl w:ilvl="6" w:tplc="8BF83FB8">
+      <w:numFmt w:val="decimal"/>
+      <w:lvlText w:val=""/>
+      <w:lvlJc w:val="left"/>
+    </w:lvl>
+    <w:lvl w:ilvl="7" w:tplc="C3460A54">
+      <w:numFmt w:val="decimal"/>
+      <w:lvlText w:val=""/>
+      <w:lvlJc w:val="left"/>
+    </w:lvl>
+    <w:lvl w:ilvl="8" w:tplc="AB4AD8A6">
+      <w:numFmt w:val="decimal"/>
+      <w:lvlText w:val=""/>
+      <w:lvlJc w:val="left"/>
+    </w:lvl>
+  </w:abstractNum>
+  <w:abstractNum w:abstractNumId="1" w15:restartNumberingAfterBreak="0">
+    <w:nsid w:val="29D33E38"/>
+    <w:multiLevelType w:val="hybridMultilevel"/>
+    <w:tmpl w:val="6E3ED9FE"/>
+    <w:lvl w:ilvl="0" w:tplc="81901140">
       <w:start w:val="1"/>
       <w:numFmt w:val="decimal"/>
       <w:lvlText w:val="%1."/>
@@ -9169,7 +9227,7 @@
         <w:ind w:left="360" w:hanging="300"/>
       </w:pPr>
     </w:lvl>
-    <w:lvl w:ilvl="1" w:tplc="3E5A5264" w:tentative="1">
+    <w:lvl w:ilvl="1" w:tplc="3AB47008" w:tentative="1">
       <w:start w:val="1"/>
       <w:numFmt w:val="lowerLetter"/>
       <w:lvlText w:val="%2."/>
@@ -9178,105 +9236,47 @@
         <w:ind w:left="720" w:hanging="300"/>
       </w:pPr>
     </w:lvl>
-    <w:lvl w:ilvl="2" w:tplc="4524C84A">
+    <w:lvl w:ilvl="2" w:tplc="4C363320">
       <w:numFmt w:val="decimal"/>
       <w:lvlText w:val=""/>
       <w:lvlJc w:val="left"/>
     </w:lvl>
-    <w:lvl w:ilvl="3" w:tplc="695C8D24">
+    <w:lvl w:ilvl="3" w:tplc="BB9A8704">
       <w:numFmt w:val="decimal"/>
       <w:lvlText w:val=""/>
       <w:lvlJc w:val="left"/>
     </w:lvl>
-    <w:lvl w:ilvl="4" w:tplc="1DB03E2E">
+    <w:lvl w:ilvl="4" w:tplc="181C4A12">
       <w:numFmt w:val="decimal"/>
       <w:lvlText w:val=""/>
       <w:lvlJc w:val="left"/>
     </w:lvl>
-    <w:lvl w:ilvl="5" w:tplc="E5A6A710">
+    <w:lvl w:ilvl="5" w:tplc="1206C76C">
       <w:numFmt w:val="decimal"/>
       <w:lvlText w:val=""/>
       <w:lvlJc w:val="left"/>
     </w:lvl>
-    <w:lvl w:ilvl="6" w:tplc="ADCE37BA">
+    <w:lvl w:ilvl="6" w:tplc="2904D910">
       <w:numFmt w:val="decimal"/>
       <w:lvlText w:val=""/>
       <w:lvlJc w:val="left"/>
     </w:lvl>
-    <w:lvl w:ilvl="7" w:tplc="51769F08">
+    <w:lvl w:ilvl="7" w:tplc="CE4484AA">
       <w:numFmt w:val="decimal"/>
       <w:lvlText w:val=""/>
       <w:lvlJc w:val="left"/>
     </w:lvl>
-    <w:lvl w:ilvl="8" w:tplc="88129970">
-      <w:numFmt w:val="decimal"/>
-      <w:lvlText w:val=""/>
-      <w:lvlJc w:val="left"/>
-    </w:lvl>
-  </w:abstractNum>
-  <w:abstractNum w:abstractNumId="1" w15:restartNumberingAfterBreak="0">
-    <w:nsid w:val="60A034C1"/>
-    <w:multiLevelType w:val="hybridMultilevel"/>
-    <w:tmpl w:val="2D6CE310"/>
-    <w:lvl w:ilvl="0" w:tplc="90CA0532">
-      <w:start w:val="1"/>
-      <w:numFmt w:val="bullet"/>
-      <w:lvlText w:val="•"/>
-      <w:lvlJc w:val="left"/>
-      <w:pPr>
-        <w:ind w:left="360" w:hanging="260"/>
-      </w:pPr>
-    </w:lvl>
-    <w:lvl w:ilvl="1" w:tplc="8B46831A" w:tentative="1">
-      <w:start w:val="1"/>
-      <w:numFmt w:val="bullet"/>
-      <w:lvlText w:val="–"/>
-      <w:lvlJc w:val="left"/>
-      <w:pPr>
-        <w:ind w:left="720" w:hanging="260"/>
-      </w:pPr>
-    </w:lvl>
-    <w:lvl w:ilvl="2" w:tplc="E340C442">
-      <w:numFmt w:val="decimal"/>
-      <w:lvlText w:val=""/>
-      <w:lvlJc w:val="left"/>
-    </w:lvl>
-    <w:lvl w:ilvl="3" w:tplc="B7FE29BE">
-      <w:numFmt w:val="decimal"/>
-      <w:lvlText w:val=""/>
-      <w:lvlJc w:val="left"/>
-    </w:lvl>
-    <w:lvl w:ilvl="4" w:tplc="DCBC9DA4">
-      <w:numFmt w:val="decimal"/>
-      <w:lvlText w:val=""/>
-      <w:lvlJc w:val="left"/>
-    </w:lvl>
-    <w:lvl w:ilvl="5" w:tplc="2D30CE72">
-      <w:numFmt w:val="decimal"/>
-      <w:lvlText w:val=""/>
-      <w:lvlJc w:val="left"/>
-    </w:lvl>
-    <w:lvl w:ilvl="6" w:tplc="794CB46A">
-      <w:numFmt w:val="decimal"/>
-      <w:lvlText w:val=""/>
-      <w:lvlJc w:val="left"/>
-    </w:lvl>
-    <w:lvl w:ilvl="7" w:tplc="B4B40C22">
-      <w:numFmt w:val="decimal"/>
-      <w:lvlText w:val=""/>
-      <w:lvlJc w:val="left"/>
-    </w:lvl>
-    <w:lvl w:ilvl="8" w:tplc="BDD4EF78">
+    <w:lvl w:ilvl="8" w:tplc="D9DA11D8">
       <w:numFmt w:val="decimal"/>
       <w:lvlText w:val=""/>
       <w:lvlJc w:val="left"/>
     </w:lvl>
   </w:abstractNum>
   <w:abstractNum w:abstractNumId="2" w15:restartNumberingAfterBreak="0">
-    <w:nsid w:val="65495FB0"/>
+    <w:nsid w:val="40B518E7"/>
     <w:multiLevelType w:val="hybridMultilevel"/>
-    <w:tmpl w:val="36C6CA3A"/>
-    <w:lvl w:ilvl="0" w:tplc="C4242AC8" w:tentative="1">
+    <w:tmpl w:val="2456738C"/>
+    <w:lvl w:ilvl="0" w:tplc="221CD520" w:tentative="1">
       <w:start w:val="1"/>
       <w:numFmt w:val="bullet"/>
       <w:lvlText w:val="●"/>
@@ -9285,7 +9285,7 @@
         <w:ind w:left="720" w:hanging="360"/>
       </w:pPr>
     </w:lvl>
-    <w:lvl w:ilvl="1" w:tplc="A18AB542" w:tentative="1">
+    <w:lvl w:ilvl="1" w:tplc="AB241C8A" w:tentative="1">
       <w:start w:val="1"/>
       <w:numFmt w:val="bullet"/>
       <w:lvlText w:val="○"/>
@@ -9294,7 +9294,7 @@
         <w:ind w:left="1440" w:hanging="360"/>
       </w:pPr>
     </w:lvl>
-    <w:lvl w:ilvl="2" w:tplc="566E0D78" w:tentative="1">
+    <w:lvl w:ilvl="2" w:tplc="2EE43E9A" w:tentative="1">
       <w:start w:val="1"/>
       <w:numFmt w:val="bullet"/>
       <w:lvlText w:val="■"/>
@@ -9303,7 +9303,7 @@
         <w:ind w:left="2160" w:hanging="360"/>
       </w:pPr>
     </w:lvl>
-    <w:lvl w:ilvl="3" w:tplc="34701728" w:tentative="1">
+    <w:lvl w:ilvl="3" w:tplc="1638E960" w:tentative="1">
       <w:start w:val="1"/>
       <w:numFmt w:val="bullet"/>
       <w:lvlText w:val="●"/>
@@ -9312,7 +9312,7 @@
         <w:ind w:left="2880" w:hanging="360"/>
       </w:pPr>
     </w:lvl>
-    <w:lvl w:ilvl="4" w:tplc="A3F6921C" w:tentative="1">
+    <w:lvl w:ilvl="4" w:tplc="BCBAD8A8" w:tentative="1">
       <w:start w:val="1"/>
       <w:numFmt w:val="bullet"/>
       <w:lvlText w:val="○"/>
@@ -9321,7 +9321,7 @@
         <w:ind w:left="3600" w:hanging="360"/>
       </w:pPr>
     </w:lvl>
-    <w:lvl w:ilvl="5" w:tplc="CF348242" w:tentative="1">
+    <w:lvl w:ilvl="5" w:tplc="1F4CE9CE" w:tentative="1">
       <w:start w:val="1"/>
       <w:numFmt w:val="bullet"/>
       <w:lvlText w:val="■"/>
@@ -9330,7 +9330,7 @@
         <w:ind w:left="4320" w:hanging="360"/>
       </w:pPr>
     </w:lvl>
-    <w:lvl w:ilvl="6" w:tplc="AB5ECB60" w:tentative="1">
+    <w:lvl w:ilvl="6" w:tplc="3758893C" w:tentative="1">
       <w:start w:val="1"/>
       <w:numFmt w:val="bullet"/>
       <w:lvlText w:val="●"/>
@@ -9339,7 +9339,7 @@
         <w:ind w:left="5040" w:hanging="360"/>
       </w:pPr>
     </w:lvl>
-    <w:lvl w:ilvl="7" w:tplc="D6EA771A" w:tentative="1">
+    <w:lvl w:ilvl="7" w:tplc="51BC3104" w:tentative="1">
       <w:start w:val="1"/>
       <w:numFmt w:val="bullet"/>
       <w:lvlText w:val="●"/>
@@ -9348,7 +9348,7 @@
         <w:ind w:left="5760" w:hanging="360"/>
       </w:pPr>
     </w:lvl>
-    <w:lvl w:ilvl="8" w:tplc="82C8A1F6" w:tentative="1">
+    <w:lvl w:ilvl="8" w:tplc="D604147A" w:tentative="1">
       <w:start w:val="1"/>
       <w:numFmt w:val="bullet"/>
       <w:lvlText w:val="●"/>
@@ -9359,10 +9359,10 @@
     </w:lvl>
   </w:abstractNum>
   <w:abstractNum w:abstractNumId="3" w15:restartNumberingAfterBreak="0">
-    <w:nsid w:val="79A913D5"/>
+    <w:nsid w:val="44122AD1"/>
     <w:multiLevelType w:val="hybridMultilevel"/>
-    <w:tmpl w:val="09927B76"/>
-    <w:lvl w:ilvl="0" w:tplc="01D81800">
+    <w:tmpl w:val="9C52866E"/>
+    <w:lvl w:ilvl="0" w:tplc="BC8A7146">
       <w:start w:val="1"/>
       <w:numFmt w:val="decimal"/>
       <w:lvlText w:val="%1."/>
@@ -9371,7 +9371,7 @@
         <w:ind w:left="360" w:hanging="300"/>
       </w:pPr>
     </w:lvl>
-    <w:lvl w:ilvl="1" w:tplc="08F86BAC" w:tentative="1">
+    <w:lvl w:ilvl="1" w:tplc="EA3220DE" w:tentative="1">
       <w:start w:val="1"/>
       <w:numFmt w:val="lowerLetter"/>
       <w:lvlText w:val="%2."/>
@@ -9380,62 +9380,62 @@
         <w:ind w:left="720" w:hanging="300"/>
       </w:pPr>
     </w:lvl>
-    <w:lvl w:ilvl="2" w:tplc="2188DFD8">
+    <w:lvl w:ilvl="2" w:tplc="2C88B0CA">
       <w:numFmt w:val="decimal"/>
       <w:lvlText w:val=""/>
       <w:lvlJc w:val="left"/>
     </w:lvl>
-    <w:lvl w:ilvl="3" w:tplc="15BE6D06">
+    <w:lvl w:ilvl="3" w:tplc="BF022562">
       <w:numFmt w:val="decimal"/>
       <w:lvlText w:val=""/>
       <w:lvlJc w:val="left"/>
     </w:lvl>
-    <w:lvl w:ilvl="4" w:tplc="E6469264">
+    <w:lvl w:ilvl="4" w:tplc="9564A840">
       <w:numFmt w:val="decimal"/>
       <w:lvlText w:val=""/>
       <w:lvlJc w:val="left"/>
     </w:lvl>
-    <w:lvl w:ilvl="5" w:tplc="724C5814">
+    <w:lvl w:ilvl="5" w:tplc="3A7C1CF2">
       <w:numFmt w:val="decimal"/>
       <w:lvlText w:val=""/>
       <w:lvlJc w:val="left"/>
     </w:lvl>
-    <w:lvl w:ilvl="6" w:tplc="8B8297A2">
+    <w:lvl w:ilvl="6" w:tplc="EC76E7F4">
       <w:numFmt w:val="decimal"/>
       <w:lvlText w:val=""/>
       <w:lvlJc w:val="left"/>
     </w:lvl>
-    <w:lvl w:ilvl="7" w:tplc="A8241DC2">
+    <w:lvl w:ilvl="7" w:tplc="0F0C8856">
       <w:numFmt w:val="decimal"/>
       <w:lvlText w:val=""/>
       <w:lvlJc w:val="left"/>
     </w:lvl>
-    <w:lvl w:ilvl="8" w:tplc="1D7C73E4">
+    <w:lvl w:ilvl="8" w:tplc="B1661AF4">
       <w:numFmt w:val="decimal"/>
       <w:lvlText w:val=""/>
       <w:lvlJc w:val="left"/>
     </w:lvl>
   </w:abstractNum>
-  <w:num w:numId="1" w16cid:durableId="14428211">
+  <w:num w:numId="1" w16cid:durableId="299768428">
     <w:abstractNumId w:val="2"/>
     <w:lvlOverride w:ilvl="0">
       <w:startOverride w:val="1"/>
     </w:lvlOverride>
   </w:num>
-  <w:num w:numId="2" w16cid:durableId="83964860">
+  <w:num w:numId="2" w16cid:durableId="1389524802">
+    <w:abstractNumId w:val="0"/>
+    <w:lvlOverride w:ilvl="0">
+      <w:startOverride w:val="1"/>
+    </w:lvlOverride>
+  </w:num>
+  <w:num w:numId="3" w16cid:durableId="113255888">
     <w:abstractNumId w:val="1"/>
     <w:lvlOverride w:ilvl="0">
       <w:startOverride w:val="1"/>
     </w:lvlOverride>
   </w:num>
-  <w:num w:numId="3" w16cid:durableId="2099129506">
+  <w:num w:numId="4" w16cid:durableId="258879763">
     <w:abstractNumId w:val="3"/>
-    <w:lvlOverride w:ilvl="0">
-      <w:startOverride w:val="1"/>
-    </w:lvlOverride>
-  </w:num>
-  <w:num w:numId="4" w16cid:durableId="1172379946">
-    <w:abstractNumId w:val="0"/>
     <w:lvlOverride w:ilvl="0">
       <w:startOverride w:val="1"/>
     </w:lvlOverride>
@@ -10115,7 +10115,7 @@
     <w:autoRedefine/>
     <w:uiPriority w:val="39"/>
     <w:unhideWhenUsed/>
-    <w:rsid w:val="00DB6DDB"/>
+    <w:rsid w:val="009A3EFD"/>
     <w:pPr>
       <w:spacing w:after="100"/>
     </w:pPr>
@@ -10127,7 +10127,7 @@
     <w:autoRedefine/>
     <w:uiPriority w:val="39"/>
     <w:unhideWhenUsed/>
-    <w:rsid w:val="00DB6DDB"/>
+    <w:rsid w:val="009A3EFD"/>
     <w:pPr>
       <w:spacing w:after="100"/>
       <w:ind w:left="210"/>

--- a/discoverer-neo/docs/user-guide/manual/Discoverer-Neo-VIEWER-Guide-Full-pt-PT.docx
+++ b/discoverer-neo/docs/user-guide/manual/Discoverer-Neo-VIEWER-Guide-Full-pt-PT.docx
@@ -74,7 +74,7 @@
     <w:sdt>
       <w:sdtPr>
         <w:alias w:val="Índice"/>
-        <w:id w:val="-1178809754"/>
+        <w:id w:val="-1839304155"/>
       </w:sdtPr>
       <w:sdtEndPr/>
       <w:sdtContent>
@@ -102,7 +102,7 @@
           <w:r>
             <w:fldChar w:fldCharType="separate"/>
           </w:r>
-          <w:hyperlink w:anchor="_Toc241697140" w:history="1">
+          <w:hyperlink w:anchor="_Toc241746012" w:history="1">
             <w:r>
               <w:rPr>
                 <w:rStyle w:val="Hiperligao"/>
@@ -126,7 +126,7 @@
               <w:rPr>
                 <w:noProof/>
               </w:rPr>
-              <w:instrText xml:space="preserve"> PAGEREF _Toc241697140 \h </w:instrText>
+              <w:instrText xml:space="preserve"> PAGEREF _Toc241746012 \h </w:instrText>
             </w:r>
             <w:r>
               <w:rPr>
@@ -168,7 +168,7 @@
               <w14:ligatures w14:val="standardContextual"/>
             </w:rPr>
           </w:pPr>
-          <w:hyperlink w:anchor="_Toc241697141" w:history="1">
+          <w:hyperlink w:anchor="_Toc241746013" w:history="1">
             <w:r>
               <w:rPr>
                 <w:rStyle w:val="Hiperligao"/>
@@ -192,7 +192,7 @@
               <w:rPr>
                 <w:noProof/>
               </w:rPr>
-              <w:instrText xml:space="preserve"> PAGEREF _Toc241697141 \h </w:instrText>
+              <w:instrText xml:space="preserve"> PAGEREF _Toc241746013 \h </w:instrText>
             </w:r>
             <w:r>
               <w:rPr>
@@ -234,7 +234,7 @@
               <w14:ligatures w14:val="standardContextual"/>
             </w:rPr>
           </w:pPr>
-          <w:hyperlink w:anchor="_Toc241697142" w:history="1">
+          <w:hyperlink w:anchor="_Toc241746014" w:history="1">
             <w:r>
               <w:rPr>
                 <w:rStyle w:val="Hiperligao"/>
@@ -258,7 +258,7 @@
               <w:rPr>
                 <w:noProof/>
               </w:rPr>
-              <w:instrText xml:space="preserve"> PAGEREF _Toc241697142 \h </w:instrText>
+              <w:instrText xml:space="preserve"> PAGEREF _Toc241746014 \h </w:instrText>
             </w:r>
             <w:r>
               <w:rPr>
@@ -300,7 +300,7 @@
               <w14:ligatures w14:val="standardContextual"/>
             </w:rPr>
           </w:pPr>
-          <w:hyperlink w:anchor="_Toc241697143" w:history="1">
+          <w:hyperlink w:anchor="_Toc241746015" w:history="1">
             <w:r>
               <w:rPr>
                 <w:rStyle w:val="Hiperligao"/>
@@ -324,7 +324,7 @@
               <w:rPr>
                 <w:noProof/>
               </w:rPr>
-              <w:instrText xml:space="preserve"> PAGEREF _Toc241697143 \h </w:instrText>
+              <w:instrText xml:space="preserve"> PAGEREF _Toc241746015 \h </w:instrText>
             </w:r>
             <w:r>
               <w:rPr>
@@ -366,7 +366,7 @@
               <w14:ligatures w14:val="standardContextual"/>
             </w:rPr>
           </w:pPr>
-          <w:hyperlink w:anchor="_Toc241697144" w:history="1">
+          <w:hyperlink w:anchor="_Toc241746016" w:history="1">
             <w:r>
               <w:rPr>
                 <w:rStyle w:val="Hiperligao"/>
@@ -390,7 +390,7 @@
               <w:rPr>
                 <w:noProof/>
               </w:rPr>
-              <w:instrText xml:space="preserve"> PAGEREF _Toc241697144 \h </w:instrText>
+              <w:instrText xml:space="preserve"> PAGEREF _Toc241746016 \h </w:instrText>
             </w:r>
             <w:r>
               <w:rPr>
@@ -432,7 +432,7 @@
               <w14:ligatures w14:val="standardContextual"/>
             </w:rPr>
           </w:pPr>
-          <w:hyperlink w:anchor="_Toc241697145" w:history="1">
+          <w:hyperlink w:anchor="_Toc241746017" w:history="1">
             <w:r>
               <w:rPr>
                 <w:rStyle w:val="Hiperligao"/>
@@ -456,7 +456,7 @@
               <w:rPr>
                 <w:noProof/>
               </w:rPr>
-              <w:instrText xml:space="preserve"> PAGEREF _Toc241697145 \h </w:instrText>
+              <w:instrText xml:space="preserve"> PAGEREF _Toc241746017 \h </w:instrText>
             </w:r>
             <w:r>
               <w:rPr>
@@ -498,7 +498,7 @@
               <w14:ligatures w14:val="standardContextual"/>
             </w:rPr>
           </w:pPr>
-          <w:hyperlink w:anchor="_Toc241697146" w:history="1">
+          <w:hyperlink w:anchor="_Toc241746018" w:history="1">
             <w:r>
               <w:rPr>
                 <w:rStyle w:val="Hiperligao"/>
@@ -522,7 +522,7 @@
               <w:rPr>
                 <w:noProof/>
               </w:rPr>
-              <w:instrText xml:space="preserve"> PAGEREF _Toc241697146 \h </w:instrText>
+              <w:instrText xml:space="preserve"> PAGEREF _Toc241746018 \h </w:instrText>
             </w:r>
             <w:r>
               <w:rPr>
@@ -564,7 +564,7 @@
               <w14:ligatures w14:val="standardContextual"/>
             </w:rPr>
           </w:pPr>
-          <w:hyperlink w:anchor="_Toc241697147" w:history="1">
+          <w:hyperlink w:anchor="_Toc241746019" w:history="1">
             <w:r>
               <w:rPr>
                 <w:rStyle w:val="Hiperligao"/>
@@ -588,7 +588,7 @@
               <w:rPr>
                 <w:noProof/>
               </w:rPr>
-              <w:instrText xml:space="preserve"> PAGEREF _Toc241697147 \h </w:instrText>
+              <w:instrText xml:space="preserve"> PAGEREF _Toc241746019 \h </w:instrText>
             </w:r>
             <w:r>
               <w:rPr>
@@ -630,7 +630,7 @@
               <w14:ligatures w14:val="standardContextual"/>
             </w:rPr>
           </w:pPr>
-          <w:hyperlink w:anchor="_Toc241697148" w:history="1">
+          <w:hyperlink w:anchor="_Toc241746020" w:history="1">
             <w:r>
               <w:rPr>
                 <w:rStyle w:val="Hiperligao"/>
@@ -654,7 +654,7 @@
               <w:rPr>
                 <w:noProof/>
               </w:rPr>
-              <w:instrText xml:space="preserve"> PAGEREF _Toc241697148 \h </w:instrText>
+              <w:instrText xml:space="preserve"> PAGEREF _Toc241746020 \h </w:instrText>
             </w:r>
             <w:r>
               <w:rPr>
@@ -696,7 +696,7 @@
               <w14:ligatures w14:val="standardContextual"/>
             </w:rPr>
           </w:pPr>
-          <w:hyperlink w:anchor="_Toc241697149" w:history="1">
+          <w:hyperlink w:anchor="_Toc241746021" w:history="1">
             <w:r>
               <w:rPr>
                 <w:rStyle w:val="Hiperligao"/>
@@ -720,7 +720,7 @@
               <w:rPr>
                 <w:noProof/>
               </w:rPr>
-              <w:instrText xml:space="preserve"> PAGEREF _Toc241697149 \h </w:instrText>
+              <w:instrText xml:space="preserve"> PAGEREF _Toc241746021 \h </w:instrText>
             </w:r>
             <w:r>
               <w:rPr>
@@ -762,7 +762,7 @@
               <w14:ligatures w14:val="standardContextual"/>
             </w:rPr>
           </w:pPr>
-          <w:hyperlink w:anchor="_Toc241697150" w:history="1">
+          <w:hyperlink w:anchor="_Toc241746022" w:history="1">
             <w:r>
               <w:rPr>
                 <w:rStyle w:val="Hiperligao"/>
@@ -786,7 +786,7 @@
               <w:rPr>
                 <w:noProof/>
               </w:rPr>
-              <w:instrText xml:space="preserve"> PAGEREF _Toc241697150 \h </w:instrText>
+              <w:instrText xml:space="preserve"> PAGEREF _Toc241746022 \h </w:instrText>
             </w:r>
             <w:r>
               <w:rPr>
@@ -828,7 +828,7 @@
               <w14:ligatures w14:val="standardContextual"/>
             </w:rPr>
           </w:pPr>
-          <w:hyperlink w:anchor="_Toc241697151" w:history="1">
+          <w:hyperlink w:anchor="_Toc241746023" w:history="1">
             <w:r>
               <w:rPr>
                 <w:rStyle w:val="Hiperligao"/>
@@ -852,7 +852,7 @@
               <w:rPr>
                 <w:noProof/>
               </w:rPr>
-              <w:instrText xml:space="preserve"> PAGEREF _Toc241697151 \h </w:instrText>
+              <w:instrText xml:space="preserve"> PAGEREF _Toc241746023 \h </w:instrText>
             </w:r>
             <w:r>
               <w:rPr>
@@ -894,7 +894,7 @@
               <w14:ligatures w14:val="standardContextual"/>
             </w:rPr>
           </w:pPr>
-          <w:hyperlink w:anchor="_Toc241697152" w:history="1">
+          <w:hyperlink w:anchor="_Toc241746024" w:history="1">
             <w:r>
               <w:rPr>
                 <w:rStyle w:val="Hiperligao"/>
@@ -918,7 +918,7 @@
               <w:rPr>
                 <w:noProof/>
               </w:rPr>
-              <w:instrText xml:space="preserve"> PAGEREF _Toc241697152 \h </w:instrText>
+              <w:instrText xml:space="preserve"> PAGEREF _Toc241746024 \h </w:instrText>
             </w:r>
             <w:r>
               <w:rPr>
@@ -960,7 +960,7 @@
               <w14:ligatures w14:val="standardContextual"/>
             </w:rPr>
           </w:pPr>
-          <w:hyperlink w:anchor="_Toc241697153" w:history="1">
+          <w:hyperlink w:anchor="_Toc241746025" w:history="1">
             <w:r>
               <w:rPr>
                 <w:rStyle w:val="Hiperligao"/>
@@ -984,7 +984,7 @@
               <w:rPr>
                 <w:noProof/>
               </w:rPr>
-              <w:instrText xml:space="preserve"> PAGEREF _Toc241697153 \h </w:instrText>
+              <w:instrText xml:space="preserve"> PAGEREF _Toc241746025 \h </w:instrText>
             </w:r>
             <w:r>
               <w:rPr>
@@ -1026,7 +1026,7 @@
               <w14:ligatures w14:val="standardContextual"/>
             </w:rPr>
           </w:pPr>
-          <w:hyperlink w:anchor="_Toc241697154" w:history="1">
+          <w:hyperlink w:anchor="_Toc241746026" w:history="1">
             <w:r>
               <w:rPr>
                 <w:rStyle w:val="Hiperligao"/>
@@ -1050,7 +1050,7 @@
               <w:rPr>
                 <w:noProof/>
               </w:rPr>
-              <w:instrText xml:space="preserve"> PAGEREF _Toc241697154 \h </w:instrText>
+              <w:instrText xml:space="preserve"> PAGEREF _Toc241746026 \h </w:instrText>
             </w:r>
             <w:r>
               <w:rPr>
@@ -1092,7 +1092,7 @@
               <w14:ligatures w14:val="standardContextual"/>
             </w:rPr>
           </w:pPr>
-          <w:hyperlink w:anchor="_Toc241697155" w:history="1">
+          <w:hyperlink w:anchor="_Toc241746027" w:history="1">
             <w:r>
               <w:rPr>
                 <w:rStyle w:val="Hiperligao"/>
@@ -1116,7 +1116,7 @@
               <w:rPr>
                 <w:noProof/>
               </w:rPr>
-              <w:instrText xml:space="preserve"> PAGEREF _Toc241697155 \h </w:instrText>
+              <w:instrText xml:space="preserve"> PAGEREF _Toc241746027 \h </w:instrText>
             </w:r>
             <w:r>
               <w:rPr>
@@ -1164,7 +1164,7 @@
       <w:pPr>
         <w:pStyle w:val="Ttulo1"/>
       </w:pPr>
-      <w:bookmarkStart w:id="0" w:name="_Toc241697140"/>
+      <w:bookmarkStart w:id="0" w:name="_Toc241746012"/>
       <w:r>
         <w:lastRenderedPageBreak/>
         <w:t>A sua função num relance</w:t>
@@ -1659,7 +1659,7 @@
       <w:pPr>
         <w:pStyle w:val="Ttulo2"/>
       </w:pPr>
-      <w:bookmarkStart w:id="1" w:name="_Toc241697141"/>
+      <w:bookmarkStart w:id="1" w:name="_Toc241746013"/>
       <w:r>
         <w:t>De onde vem o seu acesso</w:t>
       </w:r>
@@ -2542,7 +2542,7 @@
       <w:pPr>
         <w:pStyle w:val="Ttulo2"/>
       </w:pPr>
-      <w:bookmarkStart w:id="2" w:name="_Toc241697142"/>
+      <w:bookmarkStart w:id="2" w:name="_Toc241746014"/>
       <w:r>
         <w:t>Iniciar sessão, alterar a palavra-passe, terminar sessão</w:t>
       </w:r>
@@ -2656,7 +2656,7 @@
           <w:noProof/>
         </w:rPr>
         <w:drawing>
-          <wp:inline distT="0" distB="0" distL="0" distR="0" wp14:anchorId="0E78B32A" wp14:editId="477E1265">
+          <wp:inline distT="0" distB="0" distL="0" distR="0" wp14:anchorId="3B6B728B" wp14:editId="24161CAF">
             <wp:extent cx="5715000" cy="3571875"/>
             <wp:effectExtent l="0" t="0" r="0" b="0"/>
             <wp:docPr id="396" name="01-login.png" descr="A página de início de sessão com Email, Palavra-passe, Manter sessão iniciada e o botão Iniciar sessão." title="A página de início de sessão com Email, Palavra-passe, Manter sessão iniciada e o botão Iniciar sessão."/>
@@ -2780,7 +2780,7 @@
         <w:pStyle w:val="Ttulo1"/>
         <w:pageBreakBefore/>
       </w:pPr>
-      <w:bookmarkStart w:id="3" w:name="_Toc241697143"/>
+      <w:bookmarkStart w:id="3" w:name="_Toc241746015"/>
       <w:r>
         <w:lastRenderedPageBreak/>
         <w:t>Painel</w:t>
@@ -2813,7 +2813,7 @@
           <w:noProof/>
         </w:rPr>
         <w:drawing>
-          <wp:inline distT="0" distB="0" distL="0" distR="0" wp14:anchorId="4A94991D" wp14:editId="41C2C101">
+          <wp:inline distT="0" distB="0" distL="0" distR="0" wp14:anchorId="7F572569" wp14:editId="4D43240E">
             <wp:extent cx="5715000" cy="3571875"/>
             <wp:effectExtent l="0" t="0" r="0" b="0"/>
             <wp:docPr id="397" name="01-dashboard.png" descr="O painel do Viewer com a barra lateral reduzida e os cartões de resumo." title="O painel do Viewer com a barra lateral reduzida e os cartões de resumo."/>
@@ -3236,7 +3236,7 @@
         <w:pStyle w:val="Ttulo1"/>
         <w:pageBreakBefore/>
       </w:pPr>
-      <w:bookmarkStart w:id="4" w:name="_Toc241697144"/>
+      <w:bookmarkStart w:id="4" w:name="_Toc241746016"/>
       <w:r>
         <w:lastRenderedPageBreak/>
         <w:t>Mapas</w:t>
@@ -3269,7 +3269,7 @@
           <w:noProof/>
         </w:rPr>
         <w:drawing>
-          <wp:inline distT="0" distB="0" distL="0" distR="0" wp14:anchorId="67732A8A" wp14:editId="4833CE8B">
+          <wp:inline distT="0" distB="0" distL="0" distR="0" wp14:anchorId="23CB111E" wp14:editId="405C722E">
             <wp:extent cx="5715000" cy="3429000"/>
             <wp:effectExtent l="0" t="0" r="0" b="0"/>
             <wp:docPr id="398" name="03-maps-all.png" descr="A lista de Mapas, separador Todos, onde cada mapa tem apenas o ícone Abrir." title="A lista de Mapas, separador Todos, onde cada mapa tem apenas o ícone Abrir."/>
@@ -3991,7 +3991,7 @@
         </w:rPr>
         <w:lastRenderedPageBreak/>
         <w:drawing>
-          <wp:inline distT="0" distB="0" distL="0" distR="0" wp14:anchorId="06877F3E" wp14:editId="172931B6">
+          <wp:inline distT="0" distB="0" distL="0" distR="0" wp14:anchorId="35953716" wp14:editId="386F21CE">
             <wp:extent cx="5715000" cy="3429000"/>
             <wp:effectExtent l="0" t="0" r="0" b="0"/>
             <wp:docPr id="399" name="02-maps-shared.png" descr="A lista de Mapas, separador Partilhado comigo, com o cartão Pastas de trabalho e apenas o ícone Abrir." title="A lista de Mapas, separador Partilhado comigo, com o cartão Pastas de trabalho e apenas o ícone Abrir."/>
@@ -4079,7 +4079,7 @@
         <w:pStyle w:val="Ttulo1"/>
         <w:pageBreakBefore/>
       </w:pPr>
-      <w:bookmarkStart w:id="5" w:name="_Toc241697145"/>
+      <w:bookmarkStart w:id="5" w:name="_Toc241746017"/>
       <w:r>
         <w:lastRenderedPageBreak/>
         <w:t>O visualizador de mapas</w:t>
@@ -4102,7 +4102,7 @@
           <w:noProof/>
         </w:rPr>
         <w:drawing>
-          <wp:inline distT="0" distB="0" distL="0" distR="0" wp14:anchorId="2264D1D6" wp14:editId="10D2B37F">
+          <wp:inline distT="0" distB="0" distL="0" distR="0" wp14:anchorId="1A70BB5F" wp14:editId="71D0F5B0">
             <wp:extent cx="5715000" cy="3571875"/>
             <wp:effectExtent l="0" t="0" r="0" b="0"/>
             <wp:docPr id="400" name="06-viewer-results.png" descr="Uma execução concluída com os botões Excel, CSV e PDF por cima da grelha de resultados." title="Uma execução concluída com os botões Excel, CSV e PDF por cima da grelha de resultados."/>
@@ -4554,7 +4554,7 @@
       <w:pPr>
         <w:pStyle w:val="Ttulo2"/>
       </w:pPr>
-      <w:bookmarkStart w:id="6" w:name="_Toc241697146"/>
+      <w:bookmarkStart w:id="6" w:name="_Toc241746018"/>
       <w:r>
         <w:t>Parâmetros de execução</w:t>
       </w:r>
@@ -4597,7 +4597,7 @@
         </w:rPr>
         <w:lastRenderedPageBreak/>
         <w:drawing>
-          <wp:inline distT="0" distB="0" distL="0" distR="0" wp14:anchorId="7E3CBDD0" wp14:editId="7B4ADAFB">
+          <wp:inline distT="0" distB="0" distL="0" distR="0" wp14:anchorId="786E5A65" wp14:editId="3C8EBF77">
             <wp:extent cx="2905125" cy="2152650"/>
             <wp:effectExtent l="0" t="0" r="0" b="0"/>
             <wp:docPr id="401" name="05-viewer-params-filled.png" descr="A caixa de diálogo Parâmetros de execução com os dois valores obrigatórios preenchidos." title="A caixa de diálogo Parâmetros de execução com os dois valores obrigatórios preenchidos."/>
@@ -4649,7 +4649,7 @@
       <w:pPr>
         <w:pStyle w:val="Ttulo2"/>
       </w:pPr>
-      <w:bookmarkStart w:id="7" w:name="_Toc241697147"/>
+      <w:bookmarkStart w:id="7" w:name="_Toc241746019"/>
       <w:r>
         <w:t>Ler os resultados</w:t>
       </w:r>
@@ -5320,7 +5320,7 @@
       <w:pPr>
         <w:pStyle w:val="Ttulo2"/>
       </w:pPr>
-      <w:bookmarkStart w:id="8" w:name="_Toc241697148"/>
+      <w:bookmarkStart w:id="8" w:name="_Toc241746020"/>
       <w:r>
         <w:t>Quando uma execução não funciona</w:t>
       </w:r>
@@ -5712,7 +5712,7 @@
       <w:pPr>
         <w:pStyle w:val="Ttulo2"/>
       </w:pPr>
-      <w:bookmarkStart w:id="9" w:name="_Toc241697149"/>
+      <w:bookmarkStart w:id="9" w:name="_Toc241746021"/>
       <w:r>
         <w:t>Exportar (só se o seu acesso o permitir)</w:t>
       </w:r>
@@ -6119,7 +6119,7 @@
           <w:noProof/>
         </w:rPr>
         <w:drawing>
-          <wp:inline distT="0" distB="0" distL="0" distR="0" wp14:anchorId="01BFCA4B" wp14:editId="35C06382">
+          <wp:inline distT="0" distB="0" distL="0" distR="0" wp14:anchorId="4B540BED" wp14:editId="725A58D0">
             <wp:extent cx="3324225" cy="3990975"/>
             <wp:effectExtent l="0" t="0" r="0" b="0"/>
             <wp:docPr id="402" name="17-builder-pdf-dialog.png" descr="A caixa de diálogo de exportação para PDF com as opções de orientação, tamanho da página, título e tipo de letra." title="A caixa de diálogo de exportação para PDF com as opções de orientação, tamanho da página, título e tipo de letra."/>
@@ -6212,7 +6212,7 @@
         <w:pStyle w:val="Ttulo1"/>
         <w:pageBreakBefore/>
       </w:pPr>
-      <w:bookmarkStart w:id="10" w:name="_Toc241697150"/>
+      <w:bookmarkStart w:id="10" w:name="_Toc241746022"/>
       <w:r>
         <w:lastRenderedPageBreak/>
         <w:t>Execuções</w:t>
@@ -6245,7 +6245,7 @@
           <w:noProof/>
         </w:rPr>
         <w:drawing>
-          <wp:inline distT="0" distB="0" distL="0" distR="0" wp14:anchorId="30B637EA" wp14:editId="598BD3A3">
+          <wp:inline distT="0" distB="0" distL="0" distR="0" wp14:anchorId="0F0E1BFA" wp14:editId="2B53F567">
             <wp:extent cx="5715000" cy="3571875"/>
             <wp:effectExtent l="0" t="0" r="0" b="0"/>
             <wp:docPr id="403" name="07-runs.png" descr="A página Execuções com as execuções do próprio Viewer." title="A página Execuções com as execuções do próprio Viewer."/>
@@ -6982,7 +6982,7 @@
         <w:pStyle w:val="Ttulo1"/>
         <w:pageBreakBefore/>
       </w:pPr>
-      <w:bookmarkStart w:id="11" w:name="_Toc241697151"/>
+      <w:bookmarkStart w:id="11" w:name="_Toc241746023"/>
       <w:r>
         <w:lastRenderedPageBreak/>
         <w:t>Exportações</w:t>
@@ -7015,7 +7015,7 @@
           <w:noProof/>
         </w:rPr>
         <w:drawing>
-          <wp:inline distT="0" distB="0" distL="0" distR="0" wp14:anchorId="644306EE" wp14:editId="7A6DB5D1">
+          <wp:inline distT="0" distB="0" distL="0" distR="0" wp14:anchorId="4EFA3101" wp14:editId="6F36E33B">
             <wp:extent cx="5715000" cy="3571875"/>
             <wp:effectExtent l="0" t="0" r="0" b="0"/>
             <wp:docPr id="404" name="44-exports.png" descr="A página Exportações com a lista de exportações e um botão Transferir nas concluídas." title="A página Exportações com a lista de exportações e um botão Transferir nas concluídas."/>
@@ -7173,7 +7173,7 @@
         <w:pStyle w:val="Ttulo1"/>
         <w:pageBreakBefore/>
       </w:pPr>
-      <w:bookmarkStart w:id="12" w:name="_Toc241697152"/>
+      <w:bookmarkStart w:id="12" w:name="_Toc241746024"/>
       <w:r>
         <w:lastRenderedPageBreak/>
         <w:t>Agendamentos</w:t>
@@ -7256,7 +7256,7 @@
           <w:noProof/>
         </w:rPr>
         <w:drawing>
-          <wp:inline distT="0" distB="0" distL="0" distR="0" wp14:anchorId="5DE51F91" wp14:editId="39F8D545">
+          <wp:inline distT="0" distB="0" distL="0" distR="0" wp14:anchorId="27B82F8B" wp14:editId="6004AA8E">
             <wp:extent cx="5715000" cy="3571875"/>
             <wp:effectExtent l="0" t="0" r="0" b="0"/>
             <wp:docPr id="405" name="09-schedules.png" descr="A página Agendamentos com a mensagem Ainda não existem agendamentos." title="A página Agendamentos com a mensagem Ainda não existem agendamentos."/>
@@ -7576,7 +7576,7 @@
         <w:pStyle w:val="Ttulo1"/>
         <w:pageBreakBefore/>
       </w:pPr>
-      <w:bookmarkStart w:id="13" w:name="_Toc241697153"/>
+      <w:bookmarkStart w:id="13" w:name="_Toc241746025"/>
       <w:r>
         <w:lastRenderedPageBreak/>
         <w:t>Definições</w:t>
@@ -7609,7 +7609,7 @@
           <w:noProof/>
         </w:rPr>
         <w:drawing>
-          <wp:inline distT="0" distB="0" distL="0" distR="0" wp14:anchorId="1A1A7882" wp14:editId="048DCECC">
+          <wp:inline distT="0" distB="0" distL="0" distR="0" wp14:anchorId="2E0FF93B" wp14:editId="35D918A3">
             <wp:extent cx="5715000" cy="3571875"/>
             <wp:effectExtent l="0" t="0" r="0" b="0"/>
             <wp:docPr id="406" name="04-settings.png" descr="A página Definições com os cartões Idioma de exibição, Aparência e Paleta." title="A página Definições com os cartões Idioma de exibição, Aparência e Paleta."/>
@@ -8164,7 +8164,7 @@
         <w:pStyle w:val="Ttulo1"/>
         <w:pageBreakBefore/>
       </w:pPr>
-      <w:bookmarkStart w:id="14" w:name="_Toc241697154"/>
+      <w:bookmarkStart w:id="14" w:name="_Toc241746026"/>
       <w:r>
         <w:lastRenderedPageBreak/>
         <w:t>Perguntas frequentes</w:t>
@@ -8322,7 +8322,7 @@
         <w:pStyle w:val="Ttulo1"/>
         <w:pageBreakBefore/>
       </w:pPr>
-      <w:bookmarkStart w:id="15" w:name="_Toc241697155"/>
+      <w:bookmarkStart w:id="15" w:name="_Toc241746027"/>
       <w:r>
         <w:lastRenderedPageBreak/>
         <w:t>Glossário</w:t>
@@ -9157,10 +9157,10 @@
 <file path=word/numbering.xml><?xml version="1.0" encoding="utf-8"?>
 <w:numbering xmlns:wpc="http://schemas.microsoft.com/office/word/2010/wordprocessingCanvas" xmlns:cx="http://schemas.microsoft.com/office/drawing/2014/chartex" xmlns:cx1="http://schemas.microsoft.com/office/drawing/2015/9/8/chartex" xmlns:cx2="http://schemas.microsoft.com/office/drawing/2015/10/21/chartex" xmlns:cx3="http://schemas.microsoft.com/office/drawing/2016/5/9/chartex" xmlns:cx4="http://schemas.microsoft.com/office/drawing/2016/5/10/chartex" xmlns:cx5="http://schemas.microsoft.com/office/drawing/2016/5/11/chartex" xmlns:cx6="http://schemas.microsoft.com/office/drawing/2016/5/12/chartex" xmlns:cx7="http://schemas.microsoft.com/office/drawing/2016/5/13/chartex" xmlns:cx8="http://schemas.microsoft.com/office/drawing/2016/5/14/chartex" xmlns:mc="http://schemas.openxmlformats.org/markup-compatibility/2006" xmlns:aink="http://schemas.microsoft.com/office/drawing/2016/ink" xmlns:am3d="http://schemas.microsoft.com/office/drawing/2017/model3d" xmlns:o="urn:schemas-microsoft-com:office:office" xmlns:oel="http://schemas.microsoft.com/office/2019/extlst" xmlns:r="http://schemas.openxmlformats.org/officeDocument/2006/relationships" xmlns:m="http://schemas.openxmlformats.org/officeDocument/2006/math" xmlns:v="urn:schemas-microsoft-com:vml" xmlns:wp14="http://schemas.microsoft.com/office/word/2010/wordprocessingDrawing" xmlns:wp="http://schemas.openxmlformats.org/drawingml/2006/wordprocessingDrawing" xmlns:w10="urn:schemas-microsoft-com:office:word" xmlns:w="http://schemas.openxmlformats.org/wordprocessingml/2006/main" xmlns:w14="http://schemas.microsoft.com/office/word/2010/wordml" xmlns:w15="http://schemas.microsoft.com/office/word/2012/wordml" xmlns:w16cex="http://schemas.microsoft.com/office/word/2018/wordml/cex" xmlns:w16cid="http://schemas.microsoft.com/office/word/2016/wordml/cid" xmlns:w16="http://schemas.microsoft.com/office/word/2018/wordml" xmlns:w16sdtdh="http://schemas.microsoft.com/office/word/2020/wordml/sdtdatahash" xmlns:w16se="http://schemas.microsoft.com/office/word/2015/wordml/symex" xmlns:wpg="http://schemas.microsoft.com/office/word/2010/wordprocessingGroup" xmlns:wpi="http://schemas.microsoft.com/office/word/2010/wordprocessingInk" xmlns:wne="http://schemas.microsoft.com/office/word/2006/wordml" xmlns:wps="http://schemas.microsoft.com/office/word/2010/wordprocessingShape" mc:Ignorable="w14 w15 w16se w16cid w16 w16cex w16sdtdh wp14">
   <w:abstractNum w:abstractNumId="0" w15:restartNumberingAfterBreak="0">
-    <w:nsid w:val="1D016769"/>
+    <w:nsid w:val="11C60848"/>
     <w:multiLevelType w:val="hybridMultilevel"/>
-    <w:tmpl w:val="FE3C04A6"/>
-    <w:lvl w:ilvl="0" w:tplc="B046E38A">
+    <w:tmpl w:val="A486493E"/>
+    <w:lvl w:ilvl="0" w:tplc="24B21F18">
       <w:start w:val="1"/>
       <w:numFmt w:val="bullet"/>
       <w:lvlText w:val="•"/>
@@ -9169,7 +9169,7 @@
         <w:ind w:left="360" w:hanging="260"/>
       </w:pPr>
     </w:lvl>
-    <w:lvl w:ilvl="1" w:tplc="D01E87A4" w:tentative="1">
+    <w:lvl w:ilvl="1" w:tplc="4EFA5B16" w:tentative="1">
       <w:start w:val="1"/>
       <w:numFmt w:val="bullet"/>
       <w:lvlText w:val="–"/>
@@ -9178,105 +9178,47 @@
         <w:ind w:left="720" w:hanging="260"/>
       </w:pPr>
     </w:lvl>
-    <w:lvl w:ilvl="2" w:tplc="2ADC9152">
+    <w:lvl w:ilvl="2" w:tplc="C3F87942">
       <w:numFmt w:val="decimal"/>
       <w:lvlText w:val=""/>
       <w:lvlJc w:val="left"/>
     </w:lvl>
-    <w:lvl w:ilvl="3" w:tplc="A29A7282">
+    <w:lvl w:ilvl="3" w:tplc="745A3BEC">
       <w:numFmt w:val="decimal"/>
       <w:lvlText w:val=""/>
       <w:lvlJc w:val="left"/>
     </w:lvl>
-    <w:lvl w:ilvl="4" w:tplc="73A84D08">
+    <w:lvl w:ilvl="4" w:tplc="46C8C706">
       <w:numFmt w:val="decimal"/>
       <w:lvlText w:val=""/>
       <w:lvlJc w:val="left"/>
     </w:lvl>
-    <w:lvl w:ilvl="5" w:tplc="7CD68C7A">
+    <w:lvl w:ilvl="5" w:tplc="B844BDDE">
       <w:numFmt w:val="decimal"/>
       <w:lvlText w:val=""/>
       <w:lvlJc w:val="left"/>
     </w:lvl>
-    <w:lvl w:ilvl="6" w:tplc="8BF83FB8">
+    <w:lvl w:ilvl="6" w:tplc="80BAF074">
       <w:numFmt w:val="decimal"/>
       <w:lvlText w:val=""/>
       <w:lvlJc w:val="left"/>
     </w:lvl>
-    <w:lvl w:ilvl="7" w:tplc="C3460A54">
+    <w:lvl w:ilvl="7" w:tplc="31C022E6">
       <w:numFmt w:val="decimal"/>
       <w:lvlText w:val=""/>
       <w:lvlJc w:val="left"/>
     </w:lvl>
-    <w:lvl w:ilvl="8" w:tplc="AB4AD8A6">
+    <w:lvl w:ilvl="8" w:tplc="39365CF0">
       <w:numFmt w:val="decimal"/>
       <w:lvlText w:val=""/>
       <w:lvlJc w:val="left"/>
     </w:lvl>
   </w:abstractNum>
   <w:abstractNum w:abstractNumId="1" w15:restartNumberingAfterBreak="0">
-    <w:nsid w:val="29D33E38"/>
+    <w:nsid w:val="3267515E"/>
     <w:multiLevelType w:val="hybridMultilevel"/>
-    <w:tmpl w:val="6E3ED9FE"/>
-    <w:lvl w:ilvl="0" w:tplc="81901140">
-      <w:start w:val="1"/>
-      <w:numFmt w:val="decimal"/>
-      <w:lvlText w:val="%1."/>
-      <w:lvlJc w:val="left"/>
-      <w:pPr>
-        <w:ind w:left="360" w:hanging="300"/>
-      </w:pPr>
-    </w:lvl>
-    <w:lvl w:ilvl="1" w:tplc="3AB47008" w:tentative="1">
-      <w:start w:val="1"/>
-      <w:numFmt w:val="lowerLetter"/>
-      <w:lvlText w:val="%2."/>
-      <w:lvlJc w:val="left"/>
-      <w:pPr>
-        <w:ind w:left="720" w:hanging="300"/>
-      </w:pPr>
-    </w:lvl>
-    <w:lvl w:ilvl="2" w:tplc="4C363320">
-      <w:numFmt w:val="decimal"/>
-      <w:lvlText w:val=""/>
-      <w:lvlJc w:val="left"/>
-    </w:lvl>
-    <w:lvl w:ilvl="3" w:tplc="BB9A8704">
-      <w:numFmt w:val="decimal"/>
-      <w:lvlText w:val=""/>
-      <w:lvlJc w:val="left"/>
-    </w:lvl>
-    <w:lvl w:ilvl="4" w:tplc="181C4A12">
-      <w:numFmt w:val="decimal"/>
-      <w:lvlText w:val=""/>
-      <w:lvlJc w:val="left"/>
-    </w:lvl>
-    <w:lvl w:ilvl="5" w:tplc="1206C76C">
-      <w:numFmt w:val="decimal"/>
-      <w:lvlText w:val=""/>
-      <w:lvlJc w:val="left"/>
-    </w:lvl>
-    <w:lvl w:ilvl="6" w:tplc="2904D910">
-      <w:numFmt w:val="decimal"/>
-      <w:lvlText w:val=""/>
-      <w:lvlJc w:val="left"/>
-    </w:lvl>
-    <w:lvl w:ilvl="7" w:tplc="CE4484AA">
-      <w:numFmt w:val="decimal"/>
-      <w:lvlText w:val=""/>
-      <w:lvlJc w:val="left"/>
-    </w:lvl>
-    <w:lvl w:ilvl="8" w:tplc="D9DA11D8">
-      <w:numFmt w:val="decimal"/>
-      <w:lvlText w:val=""/>
-      <w:lvlJc w:val="left"/>
-    </w:lvl>
-  </w:abstractNum>
-  <w:abstractNum w:abstractNumId="2" w15:restartNumberingAfterBreak="0">
-    <w:nsid w:val="40B518E7"/>
-    <w:multiLevelType w:val="hybridMultilevel"/>
-    <w:tmpl w:val="2456738C"/>
-    <w:lvl w:ilvl="0" w:tplc="221CD520" w:tentative="1">
+    <w:tmpl w:val="852EBD4C"/>
+    <w:lvl w:ilvl="0" w:tplc="91E816A0" w:tentative="1">
       <w:start w:val="1"/>
       <w:numFmt w:val="bullet"/>
       <w:lvlText w:val="●"/>
@@ -9285,7 +9227,7 @@
         <w:ind w:left="720" w:hanging="360"/>
       </w:pPr>
     </w:lvl>
-    <w:lvl w:ilvl="1" w:tplc="AB241C8A" w:tentative="1">
+    <w:lvl w:ilvl="1" w:tplc="806057B2" w:tentative="1">
       <w:start w:val="1"/>
       <w:numFmt w:val="bullet"/>
       <w:lvlText w:val="○"/>
@@ -9294,7 +9236,7 @@
         <w:ind w:left="1440" w:hanging="360"/>
       </w:pPr>
     </w:lvl>
-    <w:lvl w:ilvl="2" w:tplc="2EE43E9A" w:tentative="1">
+    <w:lvl w:ilvl="2" w:tplc="A3100B2E" w:tentative="1">
       <w:start w:val="1"/>
       <w:numFmt w:val="bullet"/>
       <w:lvlText w:val="■"/>
@@ -9303,7 +9245,7 @@
         <w:ind w:left="2160" w:hanging="360"/>
       </w:pPr>
     </w:lvl>
-    <w:lvl w:ilvl="3" w:tplc="1638E960" w:tentative="1">
+    <w:lvl w:ilvl="3" w:tplc="3266CB04" w:tentative="1">
       <w:start w:val="1"/>
       <w:numFmt w:val="bullet"/>
       <w:lvlText w:val="●"/>
@@ -9312,7 +9254,7 @@
         <w:ind w:left="2880" w:hanging="360"/>
       </w:pPr>
     </w:lvl>
-    <w:lvl w:ilvl="4" w:tplc="BCBAD8A8" w:tentative="1">
+    <w:lvl w:ilvl="4" w:tplc="16400C4C" w:tentative="1">
       <w:start w:val="1"/>
       <w:numFmt w:val="bullet"/>
       <w:lvlText w:val="○"/>
@@ -9321,7 +9263,7 @@
         <w:ind w:left="3600" w:hanging="360"/>
       </w:pPr>
     </w:lvl>
-    <w:lvl w:ilvl="5" w:tplc="1F4CE9CE" w:tentative="1">
+    <w:lvl w:ilvl="5" w:tplc="2C8094DC" w:tentative="1">
       <w:start w:val="1"/>
       <w:numFmt w:val="bullet"/>
       <w:lvlText w:val="■"/>
@@ -9330,7 +9272,7 @@
         <w:ind w:left="4320" w:hanging="360"/>
       </w:pPr>
     </w:lvl>
-    <w:lvl w:ilvl="6" w:tplc="3758893C" w:tentative="1">
+    <w:lvl w:ilvl="6" w:tplc="4ACA91E6" w:tentative="1">
       <w:start w:val="1"/>
       <w:numFmt w:val="bullet"/>
       <w:lvlText w:val="●"/>
@@ -9339,7 +9281,7 @@
         <w:ind w:left="5040" w:hanging="360"/>
       </w:pPr>
     </w:lvl>
-    <w:lvl w:ilvl="7" w:tplc="51BC3104" w:tentative="1">
+    <w:lvl w:ilvl="7" w:tplc="D18EC978" w:tentative="1">
       <w:start w:val="1"/>
       <w:numFmt w:val="bullet"/>
       <w:lvlText w:val="●"/>
@@ -9348,7 +9290,7 @@
         <w:ind w:left="5760" w:hanging="360"/>
       </w:pPr>
     </w:lvl>
-    <w:lvl w:ilvl="8" w:tplc="D604147A" w:tentative="1">
+    <w:lvl w:ilvl="8" w:tplc="9170226A" w:tentative="1">
       <w:start w:val="1"/>
       <w:numFmt w:val="bullet"/>
       <w:lvlText w:val="●"/>
@@ -9358,11 +9300,11 @@
       </w:pPr>
     </w:lvl>
   </w:abstractNum>
-  <w:abstractNum w:abstractNumId="3" w15:restartNumberingAfterBreak="0">
-    <w:nsid w:val="44122AD1"/>
+  <w:abstractNum w:abstractNumId="2" w15:restartNumberingAfterBreak="0">
+    <w:nsid w:val="50F2094E"/>
     <w:multiLevelType w:val="hybridMultilevel"/>
-    <w:tmpl w:val="9C52866E"/>
-    <w:lvl w:ilvl="0" w:tplc="BC8A7146">
+    <w:tmpl w:val="3920D79A"/>
+    <w:lvl w:ilvl="0" w:tplc="CA603BCE">
       <w:start w:val="1"/>
       <w:numFmt w:val="decimal"/>
       <w:lvlText w:val="%1."/>
@@ -9371,7 +9313,7 @@
         <w:ind w:left="360" w:hanging="300"/>
       </w:pPr>
     </w:lvl>
-    <w:lvl w:ilvl="1" w:tplc="EA3220DE" w:tentative="1">
+    <w:lvl w:ilvl="1" w:tplc="D9EA852C" w:tentative="1">
       <w:start w:val="1"/>
       <w:numFmt w:val="lowerLetter"/>
       <w:lvlText w:val="%2."/>
@@ -9380,61 +9322,119 @@
         <w:ind w:left="720" w:hanging="300"/>
       </w:pPr>
     </w:lvl>
-    <w:lvl w:ilvl="2" w:tplc="2C88B0CA">
+    <w:lvl w:ilvl="2" w:tplc="8280E6D8">
       <w:numFmt w:val="decimal"/>
       <w:lvlText w:val=""/>
       <w:lvlJc w:val="left"/>
     </w:lvl>
-    <w:lvl w:ilvl="3" w:tplc="BF022562">
+    <w:lvl w:ilvl="3" w:tplc="6B3E8BAE">
       <w:numFmt w:val="decimal"/>
       <w:lvlText w:val=""/>
       <w:lvlJc w:val="left"/>
     </w:lvl>
-    <w:lvl w:ilvl="4" w:tplc="9564A840">
+    <w:lvl w:ilvl="4" w:tplc="34C268DA">
       <w:numFmt w:val="decimal"/>
       <w:lvlText w:val=""/>
       <w:lvlJc w:val="left"/>
     </w:lvl>
-    <w:lvl w:ilvl="5" w:tplc="3A7C1CF2">
+    <w:lvl w:ilvl="5" w:tplc="E9CE221A">
       <w:numFmt w:val="decimal"/>
       <w:lvlText w:val=""/>
       <w:lvlJc w:val="left"/>
     </w:lvl>
-    <w:lvl w:ilvl="6" w:tplc="EC76E7F4">
+    <w:lvl w:ilvl="6" w:tplc="A3AC7716">
       <w:numFmt w:val="decimal"/>
       <w:lvlText w:val=""/>
       <w:lvlJc w:val="left"/>
     </w:lvl>
-    <w:lvl w:ilvl="7" w:tplc="0F0C8856">
+    <w:lvl w:ilvl="7" w:tplc="22349D40">
       <w:numFmt w:val="decimal"/>
       <w:lvlText w:val=""/>
       <w:lvlJc w:val="left"/>
     </w:lvl>
-    <w:lvl w:ilvl="8" w:tplc="B1661AF4">
+    <w:lvl w:ilvl="8" w:tplc="4C909938">
       <w:numFmt w:val="decimal"/>
       <w:lvlText w:val=""/>
       <w:lvlJc w:val="left"/>
     </w:lvl>
   </w:abstractNum>
-  <w:num w:numId="1" w16cid:durableId="299768428">
+  <w:abstractNum w:abstractNumId="3" w15:restartNumberingAfterBreak="0">
+    <w:nsid w:val="52FF4A00"/>
+    <w:multiLevelType w:val="hybridMultilevel"/>
+    <w:tmpl w:val="43208E04"/>
+    <w:lvl w:ilvl="0" w:tplc="A1D61A96">
+      <w:start w:val="1"/>
+      <w:numFmt w:val="decimal"/>
+      <w:lvlText w:val="%1."/>
+      <w:lvlJc w:val="left"/>
+      <w:pPr>
+        <w:ind w:left="360" w:hanging="300"/>
+      </w:pPr>
+    </w:lvl>
+    <w:lvl w:ilvl="1" w:tplc="67F4752C" w:tentative="1">
+      <w:start w:val="1"/>
+      <w:numFmt w:val="lowerLetter"/>
+      <w:lvlText w:val="%2."/>
+      <w:lvlJc w:val="left"/>
+      <w:pPr>
+        <w:ind w:left="720" w:hanging="300"/>
+      </w:pPr>
+    </w:lvl>
+    <w:lvl w:ilvl="2" w:tplc="7256D9F8">
+      <w:numFmt w:val="decimal"/>
+      <w:lvlText w:val=""/>
+      <w:lvlJc w:val="left"/>
+    </w:lvl>
+    <w:lvl w:ilvl="3" w:tplc="A6360402">
+      <w:numFmt w:val="decimal"/>
+      <w:lvlText w:val=""/>
+      <w:lvlJc w:val="left"/>
+    </w:lvl>
+    <w:lvl w:ilvl="4" w:tplc="0B74C44C">
+      <w:numFmt w:val="decimal"/>
+      <w:lvlText w:val=""/>
+      <w:lvlJc w:val="left"/>
+    </w:lvl>
+    <w:lvl w:ilvl="5" w:tplc="35046228">
+      <w:numFmt w:val="decimal"/>
+      <w:lvlText w:val=""/>
+      <w:lvlJc w:val="left"/>
+    </w:lvl>
+    <w:lvl w:ilvl="6" w:tplc="34C86C6C">
+      <w:numFmt w:val="decimal"/>
+      <w:lvlText w:val=""/>
+      <w:lvlJc w:val="left"/>
+    </w:lvl>
+    <w:lvl w:ilvl="7" w:tplc="FDEC0F1E">
+      <w:numFmt w:val="decimal"/>
+      <w:lvlText w:val=""/>
+      <w:lvlJc w:val="left"/>
+    </w:lvl>
+    <w:lvl w:ilvl="8" w:tplc="3F24C598">
+      <w:numFmt w:val="decimal"/>
+      <w:lvlText w:val=""/>
+      <w:lvlJc w:val="left"/>
+    </w:lvl>
+  </w:abstractNum>
+  <w:num w:numId="1" w16cid:durableId="1741560184">
+    <w:abstractNumId w:val="1"/>
+    <w:lvlOverride w:ilvl="0">
+      <w:startOverride w:val="1"/>
+    </w:lvlOverride>
+  </w:num>
+  <w:num w:numId="2" w16cid:durableId="516389103">
+    <w:abstractNumId w:val="0"/>
+    <w:lvlOverride w:ilvl="0">
+      <w:startOverride w:val="1"/>
+    </w:lvlOverride>
+  </w:num>
+  <w:num w:numId="3" w16cid:durableId="1561020060">
     <w:abstractNumId w:val="2"/>
     <w:lvlOverride w:ilvl="0">
       <w:startOverride w:val="1"/>
     </w:lvlOverride>
   </w:num>
-  <w:num w:numId="2" w16cid:durableId="1389524802">
-    <w:abstractNumId w:val="0"/>
-    <w:lvlOverride w:ilvl="0">
-      <w:startOverride w:val="1"/>
-    </w:lvlOverride>
-  </w:num>
-  <w:num w:numId="3" w16cid:durableId="113255888">
-    <w:abstractNumId w:val="1"/>
-    <w:lvlOverride w:ilvl="0">
-      <w:startOverride w:val="1"/>
-    </w:lvlOverride>
-  </w:num>
-  <w:num w:numId="4" w16cid:durableId="258879763">
+  <w:num w:numId="4" w16cid:durableId="1638759366">
     <w:abstractNumId w:val="3"/>
     <w:lvlOverride w:ilvl="0">
       <w:startOverride w:val="1"/>
@@ -10115,7 +10115,7 @@
     <w:autoRedefine/>
     <w:uiPriority w:val="39"/>
     <w:unhideWhenUsed/>
-    <w:rsid w:val="009A3EFD"/>
+    <w:rsid w:val="001A7188"/>
     <w:pPr>
       <w:spacing w:after="100"/>
     </w:pPr>
@@ -10127,7 +10127,7 @@
     <w:autoRedefine/>
     <w:uiPriority w:val="39"/>
     <w:unhideWhenUsed/>
-    <w:rsid w:val="009A3EFD"/>
+    <w:rsid w:val="001A7188"/>
     <w:pPr>
       <w:spacing w:after="100"/>
       <w:ind w:left="210"/>

--- a/discoverer-neo/docs/user-guide/manual/Discoverer-Neo-VIEWER-Guide-Full-pt-PT.docx
+++ b/discoverer-neo/docs/user-guide/manual/Discoverer-Neo-VIEWER-Guide-Full-pt-PT.docx
@@ -54,7 +54,7 @@
           <w:sz w:val="22"/>
           <w:szCs w:val="22"/>
         </w:rPr>
-        <w:t>Versão 2.1.0</w:t>
+        <w:t>Versão 2.1.1</w:t>
       </w:r>
     </w:p>
     <w:p>
@@ -74,7 +74,7 @@
     <w:sdt>
       <w:sdtPr>
         <w:alias w:val="Índice"/>
-        <w:id w:val="-1839304155"/>
+        <w:id w:val="1593113826"/>
       </w:sdtPr>
       <w:sdtEndPr/>
       <w:sdtContent>
@@ -102,7 +102,7 @@
           <w:r>
             <w:fldChar w:fldCharType="separate"/>
           </w:r>
-          <w:hyperlink w:anchor="_Toc241746012" w:history="1">
+          <w:hyperlink w:anchor="_Toc241748852" w:history="1">
             <w:r>
               <w:rPr>
                 <w:rStyle w:val="Hiperligao"/>
@@ -126,7 +126,7 @@
               <w:rPr>
                 <w:noProof/>
               </w:rPr>
-              <w:instrText xml:space="preserve"> PAGEREF _Toc241746012 \h </w:instrText>
+              <w:instrText xml:space="preserve"> PAGEREF _Toc241748852 \h </w:instrText>
             </w:r>
             <w:r>
               <w:rPr>
@@ -168,7 +168,7 @@
               <w14:ligatures w14:val="standardContextual"/>
             </w:rPr>
           </w:pPr>
-          <w:hyperlink w:anchor="_Toc241746013" w:history="1">
+          <w:hyperlink w:anchor="_Toc241748853" w:history="1">
             <w:r>
               <w:rPr>
                 <w:rStyle w:val="Hiperligao"/>
@@ -192,7 +192,7 @@
               <w:rPr>
                 <w:noProof/>
               </w:rPr>
-              <w:instrText xml:space="preserve"> PAGEREF _Toc241746013 \h </w:instrText>
+              <w:instrText xml:space="preserve"> PAGEREF _Toc241748853 \h </w:instrText>
             </w:r>
             <w:r>
               <w:rPr>
@@ -234,7 +234,7 @@
               <w14:ligatures w14:val="standardContextual"/>
             </w:rPr>
           </w:pPr>
-          <w:hyperlink w:anchor="_Toc241746014" w:history="1">
+          <w:hyperlink w:anchor="_Toc241748854" w:history="1">
             <w:r>
               <w:rPr>
                 <w:rStyle w:val="Hiperligao"/>
@@ -258,7 +258,7 @@
               <w:rPr>
                 <w:noProof/>
               </w:rPr>
-              <w:instrText xml:space="preserve"> PAGEREF _Toc241746014 \h </w:instrText>
+              <w:instrText xml:space="preserve"> PAGEREF _Toc241748854 \h </w:instrText>
             </w:r>
             <w:r>
               <w:rPr>
@@ -300,7 +300,7 @@
               <w14:ligatures w14:val="standardContextual"/>
             </w:rPr>
           </w:pPr>
-          <w:hyperlink w:anchor="_Toc241746015" w:history="1">
+          <w:hyperlink w:anchor="_Toc241748855" w:history="1">
             <w:r>
               <w:rPr>
                 <w:rStyle w:val="Hiperligao"/>
@@ -324,7 +324,7 @@
               <w:rPr>
                 <w:noProof/>
               </w:rPr>
-              <w:instrText xml:space="preserve"> PAGEREF _Toc241746015 \h </w:instrText>
+              <w:instrText xml:space="preserve"> PAGEREF _Toc241748855 \h </w:instrText>
             </w:r>
             <w:r>
               <w:rPr>
@@ -366,7 +366,7 @@
               <w14:ligatures w14:val="standardContextual"/>
             </w:rPr>
           </w:pPr>
-          <w:hyperlink w:anchor="_Toc241746016" w:history="1">
+          <w:hyperlink w:anchor="_Toc241748856" w:history="1">
             <w:r>
               <w:rPr>
                 <w:rStyle w:val="Hiperligao"/>
@@ -390,7 +390,7 @@
               <w:rPr>
                 <w:noProof/>
               </w:rPr>
-              <w:instrText xml:space="preserve"> PAGEREF _Toc241746016 \h </w:instrText>
+              <w:instrText xml:space="preserve"> PAGEREF _Toc241748856 \h </w:instrText>
             </w:r>
             <w:r>
               <w:rPr>
@@ -432,7 +432,7 @@
               <w14:ligatures w14:val="standardContextual"/>
             </w:rPr>
           </w:pPr>
-          <w:hyperlink w:anchor="_Toc241746017" w:history="1">
+          <w:hyperlink w:anchor="_Toc241748857" w:history="1">
             <w:r>
               <w:rPr>
                 <w:rStyle w:val="Hiperligao"/>
@@ -456,7 +456,7 @@
               <w:rPr>
                 <w:noProof/>
               </w:rPr>
-              <w:instrText xml:space="preserve"> PAGEREF _Toc241746017 \h </w:instrText>
+              <w:instrText xml:space="preserve"> PAGEREF _Toc241748857 \h </w:instrText>
             </w:r>
             <w:r>
               <w:rPr>
@@ -498,7 +498,7 @@
               <w14:ligatures w14:val="standardContextual"/>
             </w:rPr>
           </w:pPr>
-          <w:hyperlink w:anchor="_Toc241746018" w:history="1">
+          <w:hyperlink w:anchor="_Toc241748858" w:history="1">
             <w:r>
               <w:rPr>
                 <w:rStyle w:val="Hiperligao"/>
@@ -522,7 +522,7 @@
               <w:rPr>
                 <w:noProof/>
               </w:rPr>
-              <w:instrText xml:space="preserve"> PAGEREF _Toc241746018 \h </w:instrText>
+              <w:instrText xml:space="preserve"> PAGEREF _Toc241748858 \h </w:instrText>
             </w:r>
             <w:r>
               <w:rPr>
@@ -564,7 +564,7 @@
               <w14:ligatures w14:val="standardContextual"/>
             </w:rPr>
           </w:pPr>
-          <w:hyperlink w:anchor="_Toc241746019" w:history="1">
+          <w:hyperlink w:anchor="_Toc241748859" w:history="1">
             <w:r>
               <w:rPr>
                 <w:rStyle w:val="Hiperligao"/>
@@ -588,7 +588,7 @@
               <w:rPr>
                 <w:noProof/>
               </w:rPr>
-              <w:instrText xml:space="preserve"> PAGEREF _Toc241746019 \h </w:instrText>
+              <w:instrText xml:space="preserve"> PAGEREF _Toc241748859 \h </w:instrText>
             </w:r>
             <w:r>
               <w:rPr>
@@ -630,7 +630,7 @@
               <w14:ligatures w14:val="standardContextual"/>
             </w:rPr>
           </w:pPr>
-          <w:hyperlink w:anchor="_Toc241746020" w:history="1">
+          <w:hyperlink w:anchor="_Toc241748860" w:history="1">
             <w:r>
               <w:rPr>
                 <w:rStyle w:val="Hiperligao"/>
@@ -654,7 +654,7 @@
               <w:rPr>
                 <w:noProof/>
               </w:rPr>
-              <w:instrText xml:space="preserve"> PAGEREF _Toc241746020 \h </w:instrText>
+              <w:instrText xml:space="preserve"> PAGEREF _Toc241748860 \h </w:instrText>
             </w:r>
             <w:r>
               <w:rPr>
@@ -696,7 +696,7 @@
               <w14:ligatures w14:val="standardContextual"/>
             </w:rPr>
           </w:pPr>
-          <w:hyperlink w:anchor="_Toc241746021" w:history="1">
+          <w:hyperlink w:anchor="_Toc241748861" w:history="1">
             <w:r>
               <w:rPr>
                 <w:rStyle w:val="Hiperligao"/>
@@ -720,7 +720,7 @@
               <w:rPr>
                 <w:noProof/>
               </w:rPr>
-              <w:instrText xml:space="preserve"> PAGEREF _Toc241746021 \h </w:instrText>
+              <w:instrText xml:space="preserve"> PAGEREF _Toc241748861 \h </w:instrText>
             </w:r>
             <w:r>
               <w:rPr>
@@ -762,7 +762,7 @@
               <w14:ligatures w14:val="standardContextual"/>
             </w:rPr>
           </w:pPr>
-          <w:hyperlink w:anchor="_Toc241746022" w:history="1">
+          <w:hyperlink w:anchor="_Toc241748862" w:history="1">
             <w:r>
               <w:rPr>
                 <w:rStyle w:val="Hiperligao"/>
@@ -786,7 +786,7 @@
               <w:rPr>
                 <w:noProof/>
               </w:rPr>
-              <w:instrText xml:space="preserve"> PAGEREF _Toc241746022 \h </w:instrText>
+              <w:instrText xml:space="preserve"> PAGEREF _Toc241748862 \h </w:instrText>
             </w:r>
             <w:r>
               <w:rPr>
@@ -828,7 +828,7 @@
               <w14:ligatures w14:val="standardContextual"/>
             </w:rPr>
           </w:pPr>
-          <w:hyperlink w:anchor="_Toc241746023" w:history="1">
+          <w:hyperlink w:anchor="_Toc241748863" w:history="1">
             <w:r>
               <w:rPr>
                 <w:rStyle w:val="Hiperligao"/>
@@ -852,7 +852,7 @@
               <w:rPr>
                 <w:noProof/>
               </w:rPr>
-              <w:instrText xml:space="preserve"> PAGEREF _Toc241746023 \h </w:instrText>
+              <w:instrText xml:space="preserve"> PAGEREF _Toc241748863 \h </w:instrText>
             </w:r>
             <w:r>
               <w:rPr>
@@ -894,7 +894,7 @@
               <w14:ligatures w14:val="standardContextual"/>
             </w:rPr>
           </w:pPr>
-          <w:hyperlink w:anchor="_Toc241746024" w:history="1">
+          <w:hyperlink w:anchor="_Toc241748864" w:history="1">
             <w:r>
               <w:rPr>
                 <w:rStyle w:val="Hiperligao"/>
@@ -918,7 +918,7 @@
               <w:rPr>
                 <w:noProof/>
               </w:rPr>
-              <w:instrText xml:space="preserve"> PAGEREF _Toc241746024 \h </w:instrText>
+              <w:instrText xml:space="preserve"> PAGEREF _Toc241748864 \h </w:instrText>
             </w:r>
             <w:r>
               <w:rPr>
@@ -960,7 +960,7 @@
               <w14:ligatures w14:val="standardContextual"/>
             </w:rPr>
           </w:pPr>
-          <w:hyperlink w:anchor="_Toc241746025" w:history="1">
+          <w:hyperlink w:anchor="_Toc241748865" w:history="1">
             <w:r>
               <w:rPr>
                 <w:rStyle w:val="Hiperligao"/>
@@ -984,7 +984,7 @@
               <w:rPr>
                 <w:noProof/>
               </w:rPr>
-              <w:instrText xml:space="preserve"> PAGEREF _Toc241746025 \h </w:instrText>
+              <w:instrText xml:space="preserve"> PAGEREF _Toc241748865 \h </w:instrText>
             </w:r>
             <w:r>
               <w:rPr>
@@ -1026,7 +1026,7 @@
               <w14:ligatures w14:val="standardContextual"/>
             </w:rPr>
           </w:pPr>
-          <w:hyperlink w:anchor="_Toc241746026" w:history="1">
+          <w:hyperlink w:anchor="_Toc241748866" w:history="1">
             <w:r>
               <w:rPr>
                 <w:rStyle w:val="Hiperligao"/>
@@ -1050,7 +1050,7 @@
               <w:rPr>
                 <w:noProof/>
               </w:rPr>
-              <w:instrText xml:space="preserve"> PAGEREF _Toc241746026 \h </w:instrText>
+              <w:instrText xml:space="preserve"> PAGEREF _Toc241748866 \h </w:instrText>
             </w:r>
             <w:r>
               <w:rPr>
@@ -1092,7 +1092,7 @@
               <w14:ligatures w14:val="standardContextual"/>
             </w:rPr>
           </w:pPr>
-          <w:hyperlink w:anchor="_Toc241746027" w:history="1">
+          <w:hyperlink w:anchor="_Toc241748867" w:history="1">
             <w:r>
               <w:rPr>
                 <w:rStyle w:val="Hiperligao"/>
@@ -1116,7 +1116,7 @@
               <w:rPr>
                 <w:noProof/>
               </w:rPr>
-              <w:instrText xml:space="preserve"> PAGEREF _Toc241746027 \h </w:instrText>
+              <w:instrText xml:space="preserve"> PAGEREF _Toc241748867 \h </w:instrText>
             </w:r>
             <w:r>
               <w:rPr>
@@ -1164,7 +1164,7 @@
       <w:pPr>
         <w:pStyle w:val="Ttulo1"/>
       </w:pPr>
-      <w:bookmarkStart w:id="0" w:name="_Toc241746012"/>
+      <w:bookmarkStart w:id="0" w:name="_Toc241748852"/>
       <w:r>
         <w:lastRenderedPageBreak/>
         <w:t>A sua função num relance</w:t>
@@ -1659,7 +1659,7 @@
       <w:pPr>
         <w:pStyle w:val="Ttulo2"/>
       </w:pPr>
-      <w:bookmarkStart w:id="1" w:name="_Toc241746013"/>
+      <w:bookmarkStart w:id="1" w:name="_Toc241748853"/>
       <w:r>
         <w:t>De onde vem o seu acesso</w:t>
       </w:r>
@@ -2542,7 +2542,7 @@
       <w:pPr>
         <w:pStyle w:val="Ttulo2"/>
       </w:pPr>
-      <w:bookmarkStart w:id="2" w:name="_Toc241746014"/>
+      <w:bookmarkStart w:id="2" w:name="_Toc241748854"/>
       <w:r>
         <w:t>Iniciar sessão, alterar a palavra-passe, terminar sessão</w:t>
       </w:r>
@@ -2656,7 +2656,7 @@
           <w:noProof/>
         </w:rPr>
         <w:drawing>
-          <wp:inline distT="0" distB="0" distL="0" distR="0" wp14:anchorId="3B6B728B" wp14:editId="24161CAF">
+          <wp:inline distT="0" distB="0" distL="0" distR="0" wp14:anchorId="256320E3" wp14:editId="66F16E1F">
             <wp:extent cx="5715000" cy="3571875"/>
             <wp:effectExtent l="0" t="0" r="0" b="0"/>
             <wp:docPr id="396" name="01-login.png" descr="A página de início de sessão com Email, Palavra-passe, Manter sessão iniciada e o botão Iniciar sessão." title="A página de início de sessão com Email, Palavra-passe, Manter sessão iniciada e o botão Iniciar sessão."/>
@@ -2780,7 +2780,7 @@
         <w:pStyle w:val="Ttulo1"/>
         <w:pageBreakBefore/>
       </w:pPr>
-      <w:bookmarkStart w:id="3" w:name="_Toc241746015"/>
+      <w:bookmarkStart w:id="3" w:name="_Toc241748855"/>
       <w:r>
         <w:lastRenderedPageBreak/>
         <w:t>Painel</w:t>
@@ -2813,7 +2813,7 @@
           <w:noProof/>
         </w:rPr>
         <w:drawing>
-          <wp:inline distT="0" distB="0" distL="0" distR="0" wp14:anchorId="7F572569" wp14:editId="4D43240E">
+          <wp:inline distT="0" distB="0" distL="0" distR="0" wp14:anchorId="571A7AF2" wp14:editId="2DEB6E08">
             <wp:extent cx="5715000" cy="3571875"/>
             <wp:effectExtent l="0" t="0" r="0" b="0"/>
             <wp:docPr id="397" name="01-dashboard.png" descr="O painel do Viewer com a barra lateral reduzida e os cartões de resumo." title="O painel do Viewer com a barra lateral reduzida e os cartões de resumo."/>
@@ -3236,7 +3236,7 @@
         <w:pStyle w:val="Ttulo1"/>
         <w:pageBreakBefore/>
       </w:pPr>
-      <w:bookmarkStart w:id="4" w:name="_Toc241746016"/>
+      <w:bookmarkStart w:id="4" w:name="_Toc241748856"/>
       <w:r>
         <w:lastRenderedPageBreak/>
         <w:t>Mapas</w:t>
@@ -3269,7 +3269,7 @@
           <w:noProof/>
         </w:rPr>
         <w:drawing>
-          <wp:inline distT="0" distB="0" distL="0" distR="0" wp14:anchorId="23CB111E" wp14:editId="405C722E">
+          <wp:inline distT="0" distB="0" distL="0" distR="0" wp14:anchorId="3BE8F3C3" wp14:editId="72DC44EC">
             <wp:extent cx="5715000" cy="3429000"/>
             <wp:effectExtent l="0" t="0" r="0" b="0"/>
             <wp:docPr id="398" name="03-maps-all.png" descr="A lista de Mapas, separador Todos, onde cada mapa tem apenas o ícone Abrir." title="A lista de Mapas, separador Todos, onde cada mapa tem apenas o ícone Abrir."/>
@@ -3991,7 +3991,7 @@
         </w:rPr>
         <w:lastRenderedPageBreak/>
         <w:drawing>
-          <wp:inline distT="0" distB="0" distL="0" distR="0" wp14:anchorId="35953716" wp14:editId="386F21CE">
+          <wp:inline distT="0" distB="0" distL="0" distR="0" wp14:anchorId="074CFDB6" wp14:editId="2FADD8DB">
             <wp:extent cx="5715000" cy="3429000"/>
             <wp:effectExtent l="0" t="0" r="0" b="0"/>
             <wp:docPr id="399" name="02-maps-shared.png" descr="A lista de Mapas, separador Partilhado comigo, com o cartão Pastas de trabalho e apenas o ícone Abrir." title="A lista de Mapas, separador Partilhado comigo, com o cartão Pastas de trabalho e apenas o ícone Abrir."/>
@@ -4079,7 +4079,7 @@
         <w:pStyle w:val="Ttulo1"/>
         <w:pageBreakBefore/>
       </w:pPr>
-      <w:bookmarkStart w:id="5" w:name="_Toc241746017"/>
+      <w:bookmarkStart w:id="5" w:name="_Toc241748857"/>
       <w:r>
         <w:lastRenderedPageBreak/>
         <w:t>O visualizador de mapas</w:t>
@@ -4102,7 +4102,7 @@
           <w:noProof/>
         </w:rPr>
         <w:drawing>
-          <wp:inline distT="0" distB="0" distL="0" distR="0" wp14:anchorId="1A70BB5F" wp14:editId="71D0F5B0">
+          <wp:inline distT="0" distB="0" distL="0" distR="0" wp14:anchorId="3B6503B4" wp14:editId="2D4BE86F">
             <wp:extent cx="5715000" cy="3571875"/>
             <wp:effectExtent l="0" t="0" r="0" b="0"/>
             <wp:docPr id="400" name="06-viewer-results.png" descr="Uma execução concluída com os botões Excel, CSV e PDF por cima da grelha de resultados." title="Uma execução concluída com os botões Excel, CSV e PDF por cima da grelha de resultados."/>
@@ -4554,7 +4554,7 @@
       <w:pPr>
         <w:pStyle w:val="Ttulo2"/>
       </w:pPr>
-      <w:bookmarkStart w:id="6" w:name="_Toc241746018"/>
+      <w:bookmarkStart w:id="6" w:name="_Toc241748858"/>
       <w:r>
         <w:t>Parâmetros de execução</w:t>
       </w:r>
@@ -4597,7 +4597,7 @@
         </w:rPr>
         <w:lastRenderedPageBreak/>
         <w:drawing>
-          <wp:inline distT="0" distB="0" distL="0" distR="0" wp14:anchorId="786E5A65" wp14:editId="3C8EBF77">
+          <wp:inline distT="0" distB="0" distL="0" distR="0" wp14:anchorId="5420AE35" wp14:editId="04C816D3">
             <wp:extent cx="2905125" cy="2152650"/>
             <wp:effectExtent l="0" t="0" r="0" b="0"/>
             <wp:docPr id="401" name="05-viewer-params-filled.png" descr="A caixa de diálogo Parâmetros de execução com os dois valores obrigatórios preenchidos." title="A caixa de diálogo Parâmetros de execução com os dois valores obrigatórios preenchidos."/>
@@ -4649,7 +4649,7 @@
       <w:pPr>
         <w:pStyle w:val="Ttulo2"/>
       </w:pPr>
-      <w:bookmarkStart w:id="7" w:name="_Toc241746019"/>
+      <w:bookmarkStart w:id="7" w:name="_Toc241748859"/>
       <w:r>
         <w:t>Ler os resultados</w:t>
       </w:r>
@@ -5320,7 +5320,7 @@
       <w:pPr>
         <w:pStyle w:val="Ttulo2"/>
       </w:pPr>
-      <w:bookmarkStart w:id="8" w:name="_Toc241746020"/>
+      <w:bookmarkStart w:id="8" w:name="_Toc241748860"/>
       <w:r>
         <w:t>Quando uma execução não funciona</w:t>
       </w:r>
@@ -5712,7 +5712,7 @@
       <w:pPr>
         <w:pStyle w:val="Ttulo2"/>
       </w:pPr>
-      <w:bookmarkStart w:id="9" w:name="_Toc241746021"/>
+      <w:bookmarkStart w:id="9" w:name="_Toc241748861"/>
       <w:r>
         <w:t>Exportar (só se o seu acesso o permitir)</w:t>
       </w:r>
@@ -6119,7 +6119,7 @@
           <w:noProof/>
         </w:rPr>
         <w:drawing>
-          <wp:inline distT="0" distB="0" distL="0" distR="0" wp14:anchorId="4B540BED" wp14:editId="725A58D0">
+          <wp:inline distT="0" distB="0" distL="0" distR="0" wp14:anchorId="0B2061E4" wp14:editId="74581502">
             <wp:extent cx="3324225" cy="3990975"/>
             <wp:effectExtent l="0" t="0" r="0" b="0"/>
             <wp:docPr id="402" name="17-builder-pdf-dialog.png" descr="A caixa de diálogo de exportação para PDF com as opções de orientação, tamanho da página, título e tipo de letra." title="A caixa de diálogo de exportação para PDF com as opções de orientação, tamanho da página, título e tipo de letra."/>
@@ -6212,7 +6212,7 @@
         <w:pStyle w:val="Ttulo1"/>
         <w:pageBreakBefore/>
       </w:pPr>
-      <w:bookmarkStart w:id="10" w:name="_Toc241746022"/>
+      <w:bookmarkStart w:id="10" w:name="_Toc241748862"/>
       <w:r>
         <w:lastRenderedPageBreak/>
         <w:t>Execuções</w:t>
@@ -6245,7 +6245,7 @@
           <w:noProof/>
         </w:rPr>
         <w:drawing>
-          <wp:inline distT="0" distB="0" distL="0" distR="0" wp14:anchorId="0F0E1BFA" wp14:editId="2B53F567">
+          <wp:inline distT="0" distB="0" distL="0" distR="0" wp14:anchorId="722ADBDE" wp14:editId="7141D473">
             <wp:extent cx="5715000" cy="3571875"/>
             <wp:effectExtent l="0" t="0" r="0" b="0"/>
             <wp:docPr id="403" name="07-runs.png" descr="A página Execuções com as execuções do próprio Viewer." title="A página Execuções com as execuções do próprio Viewer."/>
@@ -6982,7 +6982,7 @@
         <w:pStyle w:val="Ttulo1"/>
         <w:pageBreakBefore/>
       </w:pPr>
-      <w:bookmarkStart w:id="11" w:name="_Toc241746023"/>
+      <w:bookmarkStart w:id="11" w:name="_Toc241748863"/>
       <w:r>
         <w:lastRenderedPageBreak/>
         <w:t>Exportações</w:t>
@@ -7015,7 +7015,7 @@
           <w:noProof/>
         </w:rPr>
         <w:drawing>
-          <wp:inline distT="0" distB="0" distL="0" distR="0" wp14:anchorId="4EFA3101" wp14:editId="6F36E33B">
+          <wp:inline distT="0" distB="0" distL="0" distR="0" wp14:anchorId="058022E9" wp14:editId="1FC8041C">
             <wp:extent cx="5715000" cy="3571875"/>
             <wp:effectExtent l="0" t="0" r="0" b="0"/>
             <wp:docPr id="404" name="44-exports.png" descr="A página Exportações com a lista de exportações e um botão Transferir nas concluídas." title="A página Exportações com a lista de exportações e um botão Transferir nas concluídas."/>
@@ -7173,7 +7173,7 @@
         <w:pStyle w:val="Ttulo1"/>
         <w:pageBreakBefore/>
       </w:pPr>
-      <w:bookmarkStart w:id="12" w:name="_Toc241746024"/>
+      <w:bookmarkStart w:id="12" w:name="_Toc241748864"/>
       <w:r>
         <w:lastRenderedPageBreak/>
         <w:t>Agendamentos</w:t>
@@ -7256,7 +7256,7 @@
           <w:noProof/>
         </w:rPr>
         <w:drawing>
-          <wp:inline distT="0" distB="0" distL="0" distR="0" wp14:anchorId="27B82F8B" wp14:editId="6004AA8E">
+          <wp:inline distT="0" distB="0" distL="0" distR="0" wp14:anchorId="57527A3E" wp14:editId="12286EB9">
             <wp:extent cx="5715000" cy="3571875"/>
             <wp:effectExtent l="0" t="0" r="0" b="0"/>
             <wp:docPr id="405" name="09-schedules.png" descr="A página Agendamentos com a mensagem Ainda não existem agendamentos." title="A página Agendamentos com a mensagem Ainda não existem agendamentos."/>
@@ -7576,7 +7576,7 @@
         <w:pStyle w:val="Ttulo1"/>
         <w:pageBreakBefore/>
       </w:pPr>
-      <w:bookmarkStart w:id="13" w:name="_Toc241746025"/>
+      <w:bookmarkStart w:id="13" w:name="_Toc241748865"/>
       <w:r>
         <w:lastRenderedPageBreak/>
         <w:t>Definições</w:t>
@@ -7609,7 +7609,7 @@
           <w:noProof/>
         </w:rPr>
         <w:drawing>
-          <wp:inline distT="0" distB="0" distL="0" distR="0" wp14:anchorId="2E0FF93B" wp14:editId="35D918A3">
+          <wp:inline distT="0" distB="0" distL="0" distR="0" wp14:anchorId="342C6CA6" wp14:editId="2750F40C">
             <wp:extent cx="5715000" cy="3571875"/>
             <wp:effectExtent l="0" t="0" r="0" b="0"/>
             <wp:docPr id="406" name="04-settings.png" descr="A página Definições com os cartões Idioma de exibição, Aparência e Paleta." title="A página Definições com os cartões Idioma de exibição, Aparência e Paleta."/>
@@ -8164,7 +8164,7 @@
         <w:pStyle w:val="Ttulo1"/>
         <w:pageBreakBefore/>
       </w:pPr>
-      <w:bookmarkStart w:id="14" w:name="_Toc241746026"/>
+      <w:bookmarkStart w:id="14" w:name="_Toc241748866"/>
       <w:r>
         <w:lastRenderedPageBreak/>
         <w:t>Perguntas frequentes</w:t>
@@ -8322,7 +8322,7 @@
         <w:pStyle w:val="Ttulo1"/>
         <w:pageBreakBefore/>
       </w:pPr>
-      <w:bookmarkStart w:id="15" w:name="_Toc241746027"/>
+      <w:bookmarkStart w:id="15" w:name="_Toc241748867"/>
       <w:r>
         <w:lastRenderedPageBreak/>
         <w:t>Glossário</w:t>
@@ -9148,7 +9148,7 @@
         <w:sz w:val="16"/>
         <w:szCs w:val="16"/>
       </w:rPr>
-      <w:t>Discoverer Neo 2.1.0 · Guia completo · VIEWER</w:t>
+      <w:t>Discoverer Neo 2.1.1 · Guia completo · VIEWER</w:t>
     </w:r>
   </w:p>
 </w:hdr>
@@ -9157,10 +9157,10 @@
 <file path=word/numbering.xml><?xml version="1.0" encoding="utf-8"?>
 <w:numbering xmlns:wpc="http://schemas.microsoft.com/office/word/2010/wordprocessingCanvas" xmlns:cx="http://schemas.microsoft.com/office/drawing/2014/chartex" xmlns:cx1="http://schemas.microsoft.com/office/drawing/2015/9/8/chartex" xmlns:cx2="http://schemas.microsoft.com/office/drawing/2015/10/21/chartex" xmlns:cx3="http://schemas.microsoft.com/office/drawing/2016/5/9/chartex" xmlns:cx4="http://schemas.microsoft.com/office/drawing/2016/5/10/chartex" xmlns:cx5="http://schemas.microsoft.com/office/drawing/2016/5/11/chartex" xmlns:cx6="http://schemas.microsoft.com/office/drawing/2016/5/12/chartex" xmlns:cx7="http://schemas.microsoft.com/office/drawing/2016/5/13/chartex" xmlns:cx8="http://schemas.microsoft.com/office/drawing/2016/5/14/chartex" xmlns:mc="http://schemas.openxmlformats.org/markup-compatibility/2006" xmlns:aink="http://schemas.microsoft.com/office/drawing/2016/ink" xmlns:am3d="http://schemas.microsoft.com/office/drawing/2017/model3d" xmlns:o="urn:schemas-microsoft-com:office:office" xmlns:oel="http://schemas.microsoft.com/office/2019/extlst" xmlns:r="http://schemas.openxmlformats.org/officeDocument/2006/relationships" xmlns:m="http://schemas.openxmlformats.org/officeDocument/2006/math" xmlns:v="urn:schemas-microsoft-com:vml" xmlns:wp14="http://schemas.microsoft.com/office/word/2010/wordprocessingDrawing" xmlns:wp="http://schemas.openxmlformats.org/drawingml/2006/wordprocessingDrawing" xmlns:w10="urn:schemas-microsoft-com:office:word" xmlns:w="http://schemas.openxmlformats.org/wordprocessingml/2006/main" xmlns:w14="http://schemas.microsoft.com/office/word/2010/wordml" xmlns:w15="http://schemas.microsoft.com/office/word/2012/wordml" xmlns:w16cex="http://schemas.microsoft.com/office/word/2018/wordml/cex" xmlns:w16cid="http://schemas.microsoft.com/office/word/2016/wordml/cid" xmlns:w16="http://schemas.microsoft.com/office/word/2018/wordml" xmlns:w16sdtdh="http://schemas.microsoft.com/office/word/2020/wordml/sdtdatahash" xmlns:w16se="http://schemas.microsoft.com/office/word/2015/wordml/symex" xmlns:wpg="http://schemas.microsoft.com/office/word/2010/wordprocessingGroup" xmlns:wpi="http://schemas.microsoft.com/office/word/2010/wordprocessingInk" xmlns:wne="http://schemas.microsoft.com/office/word/2006/wordml" xmlns:wps="http://schemas.microsoft.com/office/word/2010/wordprocessingShape" mc:Ignorable="w14 w15 w16se w16cid w16 w16cex w16sdtdh wp14">
   <w:abstractNum w:abstractNumId="0" w15:restartNumberingAfterBreak="0">
-    <w:nsid w:val="11C60848"/>
+    <w:nsid w:val="107C2467"/>
     <w:multiLevelType w:val="hybridMultilevel"/>
-    <w:tmpl w:val="A486493E"/>
-    <w:lvl w:ilvl="0" w:tplc="24B21F18">
+    <w:tmpl w:val="95A67330"/>
+    <w:lvl w:ilvl="0" w:tplc="5718C5A4">
       <w:start w:val="1"/>
       <w:numFmt w:val="bullet"/>
       <w:lvlText w:val="•"/>
@@ -9169,7 +9169,7 @@
         <w:ind w:left="360" w:hanging="260"/>
       </w:pPr>
     </w:lvl>
-    <w:lvl w:ilvl="1" w:tplc="4EFA5B16" w:tentative="1">
+    <w:lvl w:ilvl="1" w:tplc="D018B318" w:tentative="1">
       <w:start w:val="1"/>
       <w:numFmt w:val="bullet"/>
       <w:lvlText w:val="–"/>
@@ -9178,47 +9178,163 @@
         <w:ind w:left="720" w:hanging="260"/>
       </w:pPr>
     </w:lvl>
-    <w:lvl w:ilvl="2" w:tplc="C3F87942">
+    <w:lvl w:ilvl="2" w:tplc="2ADA6776">
       <w:numFmt w:val="decimal"/>
       <w:lvlText w:val=""/>
       <w:lvlJc w:val="left"/>
     </w:lvl>
-    <w:lvl w:ilvl="3" w:tplc="745A3BEC">
+    <w:lvl w:ilvl="3" w:tplc="7422AB3A">
       <w:numFmt w:val="decimal"/>
       <w:lvlText w:val=""/>
       <w:lvlJc w:val="left"/>
     </w:lvl>
-    <w:lvl w:ilvl="4" w:tplc="46C8C706">
+    <w:lvl w:ilvl="4" w:tplc="7F40434A">
       <w:numFmt w:val="decimal"/>
       <w:lvlText w:val=""/>
       <w:lvlJc w:val="left"/>
     </w:lvl>
-    <w:lvl w:ilvl="5" w:tplc="B844BDDE">
+    <w:lvl w:ilvl="5" w:tplc="E8C45BD4">
       <w:numFmt w:val="decimal"/>
       <w:lvlText w:val=""/>
       <w:lvlJc w:val="left"/>
     </w:lvl>
-    <w:lvl w:ilvl="6" w:tplc="80BAF074">
+    <w:lvl w:ilvl="6" w:tplc="2EDAD418">
       <w:numFmt w:val="decimal"/>
       <w:lvlText w:val=""/>
       <w:lvlJc w:val="left"/>
     </w:lvl>
-    <w:lvl w:ilvl="7" w:tplc="31C022E6">
+    <w:lvl w:ilvl="7" w:tplc="4EBAA596">
       <w:numFmt w:val="decimal"/>
       <w:lvlText w:val=""/>
       <w:lvlJc w:val="left"/>
     </w:lvl>
-    <w:lvl w:ilvl="8" w:tplc="39365CF0">
+    <w:lvl w:ilvl="8" w:tplc="DCFC7374">
       <w:numFmt w:val="decimal"/>
       <w:lvlText w:val=""/>
       <w:lvlJc w:val="left"/>
     </w:lvl>
   </w:abstractNum>
   <w:abstractNum w:abstractNumId="1" w15:restartNumberingAfterBreak="0">
-    <w:nsid w:val="3267515E"/>
+    <w:nsid w:val="1A876D67"/>
     <w:multiLevelType w:val="hybridMultilevel"/>
-    <w:tmpl w:val="852EBD4C"/>
-    <w:lvl w:ilvl="0" w:tplc="91E816A0" w:tentative="1">
+    <w:tmpl w:val="B4386BA0"/>
+    <w:lvl w:ilvl="0" w:tplc="4D504D46">
+      <w:start w:val="1"/>
+      <w:numFmt w:val="decimal"/>
+      <w:lvlText w:val="%1."/>
+      <w:lvlJc w:val="left"/>
+      <w:pPr>
+        <w:ind w:left="360" w:hanging="300"/>
+      </w:pPr>
+    </w:lvl>
+    <w:lvl w:ilvl="1" w:tplc="F9DE7E0C" w:tentative="1">
+      <w:start w:val="1"/>
+      <w:numFmt w:val="lowerLetter"/>
+      <w:lvlText w:val="%2."/>
+      <w:lvlJc w:val="left"/>
+      <w:pPr>
+        <w:ind w:left="720" w:hanging="300"/>
+      </w:pPr>
+    </w:lvl>
+    <w:lvl w:ilvl="2" w:tplc="216222B0">
+      <w:numFmt w:val="decimal"/>
+      <w:lvlText w:val=""/>
+      <w:lvlJc w:val="left"/>
+    </w:lvl>
+    <w:lvl w:ilvl="3" w:tplc="34AE6A12">
+      <w:numFmt w:val="decimal"/>
+      <w:lvlText w:val=""/>
+      <w:lvlJc w:val="left"/>
+    </w:lvl>
+    <w:lvl w:ilvl="4" w:tplc="D6203322">
+      <w:numFmt w:val="decimal"/>
+      <w:lvlText w:val=""/>
+      <w:lvlJc w:val="left"/>
+    </w:lvl>
+    <w:lvl w:ilvl="5" w:tplc="EA66102E">
+      <w:numFmt w:val="decimal"/>
+      <w:lvlText w:val=""/>
+      <w:lvlJc w:val="left"/>
+    </w:lvl>
+    <w:lvl w:ilvl="6" w:tplc="37AE7B02">
+      <w:numFmt w:val="decimal"/>
+      <w:lvlText w:val=""/>
+      <w:lvlJc w:val="left"/>
+    </w:lvl>
+    <w:lvl w:ilvl="7" w:tplc="70501430">
+      <w:numFmt w:val="decimal"/>
+      <w:lvlText w:val=""/>
+      <w:lvlJc w:val="left"/>
+    </w:lvl>
+    <w:lvl w:ilvl="8" w:tplc="BEAC70CE">
+      <w:numFmt w:val="decimal"/>
+      <w:lvlText w:val=""/>
+      <w:lvlJc w:val="left"/>
+    </w:lvl>
+  </w:abstractNum>
+  <w:abstractNum w:abstractNumId="2" w15:restartNumberingAfterBreak="0">
+    <w:nsid w:val="3AEB11F6"/>
+    <w:multiLevelType w:val="hybridMultilevel"/>
+    <w:tmpl w:val="8B92C654"/>
+    <w:lvl w:ilvl="0" w:tplc="15442EE4">
+      <w:start w:val="1"/>
+      <w:numFmt w:val="decimal"/>
+      <w:lvlText w:val="%1."/>
+      <w:lvlJc w:val="left"/>
+      <w:pPr>
+        <w:ind w:left="360" w:hanging="300"/>
+      </w:pPr>
+    </w:lvl>
+    <w:lvl w:ilvl="1" w:tplc="646639FE" w:tentative="1">
+      <w:start w:val="1"/>
+      <w:numFmt w:val="lowerLetter"/>
+      <w:lvlText w:val="%2."/>
+      <w:lvlJc w:val="left"/>
+      <w:pPr>
+        <w:ind w:left="720" w:hanging="300"/>
+      </w:pPr>
+    </w:lvl>
+    <w:lvl w:ilvl="2" w:tplc="4E38317E">
+      <w:numFmt w:val="decimal"/>
+      <w:lvlText w:val=""/>
+      <w:lvlJc w:val="left"/>
+    </w:lvl>
+    <w:lvl w:ilvl="3" w:tplc="F3D862E6">
+      <w:numFmt w:val="decimal"/>
+      <w:lvlText w:val=""/>
+      <w:lvlJc w:val="left"/>
+    </w:lvl>
+    <w:lvl w:ilvl="4" w:tplc="85E8B684">
+      <w:numFmt w:val="decimal"/>
+      <w:lvlText w:val=""/>
+      <w:lvlJc w:val="left"/>
+    </w:lvl>
+    <w:lvl w:ilvl="5" w:tplc="8CFC2BD8">
+      <w:numFmt w:val="decimal"/>
+      <w:lvlText w:val=""/>
+      <w:lvlJc w:val="left"/>
+    </w:lvl>
+    <w:lvl w:ilvl="6" w:tplc="8CAC2B38">
+      <w:numFmt w:val="decimal"/>
+      <w:lvlText w:val=""/>
+      <w:lvlJc w:val="left"/>
+    </w:lvl>
+    <w:lvl w:ilvl="7" w:tplc="4EBA8ADE">
+      <w:numFmt w:val="decimal"/>
+      <w:lvlText w:val=""/>
+      <w:lvlJc w:val="left"/>
+    </w:lvl>
+    <w:lvl w:ilvl="8" w:tplc="C6ECFFA0">
+      <w:numFmt w:val="decimal"/>
+      <w:lvlText w:val=""/>
+      <w:lvlJc w:val="left"/>
+    </w:lvl>
+  </w:abstractNum>
+  <w:abstractNum w:abstractNumId="3" w15:restartNumberingAfterBreak="0">
+    <w:nsid w:val="6F902E42"/>
+    <w:multiLevelType w:val="hybridMultilevel"/>
+    <w:tmpl w:val="8990040A"/>
+    <w:lvl w:ilvl="0" w:tplc="53F0AB00" w:tentative="1">
       <w:start w:val="1"/>
       <w:numFmt w:val="bullet"/>
       <w:lvlText w:val="●"/>
@@ -9227,7 +9343,7 @@
         <w:ind w:left="720" w:hanging="360"/>
       </w:pPr>
     </w:lvl>
-    <w:lvl w:ilvl="1" w:tplc="806057B2" w:tentative="1">
+    <w:lvl w:ilvl="1" w:tplc="A860E4AA" w:tentative="1">
       <w:start w:val="1"/>
       <w:numFmt w:val="bullet"/>
       <w:lvlText w:val="○"/>
@@ -9236,7 +9352,7 @@
         <w:ind w:left="1440" w:hanging="360"/>
       </w:pPr>
     </w:lvl>
-    <w:lvl w:ilvl="2" w:tplc="A3100B2E" w:tentative="1">
+    <w:lvl w:ilvl="2" w:tplc="E9F8552A" w:tentative="1">
       <w:start w:val="1"/>
       <w:numFmt w:val="bullet"/>
       <w:lvlText w:val="■"/>
@@ -9245,7 +9361,7 @@
         <w:ind w:left="2160" w:hanging="360"/>
       </w:pPr>
     </w:lvl>
-    <w:lvl w:ilvl="3" w:tplc="3266CB04" w:tentative="1">
+    <w:lvl w:ilvl="3" w:tplc="835A9CDE" w:tentative="1">
       <w:start w:val="1"/>
       <w:numFmt w:val="bullet"/>
       <w:lvlText w:val="●"/>
@@ -9254,7 +9370,7 @@
         <w:ind w:left="2880" w:hanging="360"/>
       </w:pPr>
     </w:lvl>
-    <w:lvl w:ilvl="4" w:tplc="16400C4C" w:tentative="1">
+    <w:lvl w:ilvl="4" w:tplc="692C51DC" w:tentative="1">
       <w:start w:val="1"/>
       <w:numFmt w:val="bullet"/>
       <w:lvlText w:val="○"/>
@@ -9263,7 +9379,7 @@
         <w:ind w:left="3600" w:hanging="360"/>
       </w:pPr>
     </w:lvl>
-    <w:lvl w:ilvl="5" w:tplc="2C8094DC" w:tentative="1">
+    <w:lvl w:ilvl="5" w:tplc="D9D2F872" w:tentative="1">
       <w:start w:val="1"/>
       <w:numFmt w:val="bullet"/>
       <w:lvlText w:val="■"/>
@@ -9272,7 +9388,7 @@
         <w:ind w:left="4320" w:hanging="360"/>
       </w:pPr>
     </w:lvl>
-    <w:lvl w:ilvl="6" w:tplc="4ACA91E6" w:tentative="1">
+    <w:lvl w:ilvl="6" w:tplc="F782F80C" w:tentative="1">
       <w:start w:val="1"/>
       <w:numFmt w:val="bullet"/>
       <w:lvlText w:val="●"/>
@@ -9281,7 +9397,7 @@
         <w:ind w:left="5040" w:hanging="360"/>
       </w:pPr>
     </w:lvl>
-    <w:lvl w:ilvl="7" w:tplc="D18EC978" w:tentative="1">
+    <w:lvl w:ilvl="7" w:tplc="AF584AAC" w:tentative="1">
       <w:start w:val="1"/>
       <w:numFmt w:val="bullet"/>
       <w:lvlText w:val="●"/>
@@ -9290,7 +9406,7 @@
         <w:ind w:left="5760" w:hanging="360"/>
       </w:pPr>
     </w:lvl>
-    <w:lvl w:ilvl="8" w:tplc="9170226A" w:tentative="1">
+    <w:lvl w:ilvl="8" w:tplc="03C60C9C" w:tentative="1">
       <w:start w:val="1"/>
       <w:numFmt w:val="bullet"/>
       <w:lvlText w:val="●"/>
@@ -9300,142 +9416,26 @@
       </w:pPr>
     </w:lvl>
   </w:abstractNum>
-  <w:abstractNum w:abstractNumId="2" w15:restartNumberingAfterBreak="0">
-    <w:nsid w:val="50F2094E"/>
-    <w:multiLevelType w:val="hybridMultilevel"/>
-    <w:tmpl w:val="3920D79A"/>
-    <w:lvl w:ilvl="0" w:tplc="CA603BCE">
-      <w:start w:val="1"/>
-      <w:numFmt w:val="decimal"/>
-      <w:lvlText w:val="%1."/>
-      <w:lvlJc w:val="left"/>
-      <w:pPr>
-        <w:ind w:left="360" w:hanging="300"/>
-      </w:pPr>
-    </w:lvl>
-    <w:lvl w:ilvl="1" w:tplc="D9EA852C" w:tentative="1">
-      <w:start w:val="1"/>
-      <w:numFmt w:val="lowerLetter"/>
-      <w:lvlText w:val="%2."/>
-      <w:lvlJc w:val="left"/>
-      <w:pPr>
-        <w:ind w:left="720" w:hanging="300"/>
-      </w:pPr>
-    </w:lvl>
-    <w:lvl w:ilvl="2" w:tplc="8280E6D8">
-      <w:numFmt w:val="decimal"/>
-      <w:lvlText w:val=""/>
-      <w:lvlJc w:val="left"/>
-    </w:lvl>
-    <w:lvl w:ilvl="3" w:tplc="6B3E8BAE">
-      <w:numFmt w:val="decimal"/>
-      <w:lvlText w:val=""/>
-      <w:lvlJc w:val="left"/>
-    </w:lvl>
-    <w:lvl w:ilvl="4" w:tplc="34C268DA">
-      <w:numFmt w:val="decimal"/>
-      <w:lvlText w:val=""/>
-      <w:lvlJc w:val="left"/>
-    </w:lvl>
-    <w:lvl w:ilvl="5" w:tplc="E9CE221A">
-      <w:numFmt w:val="decimal"/>
-      <w:lvlText w:val=""/>
-      <w:lvlJc w:val="left"/>
-    </w:lvl>
-    <w:lvl w:ilvl="6" w:tplc="A3AC7716">
-      <w:numFmt w:val="decimal"/>
-      <w:lvlText w:val=""/>
-      <w:lvlJc w:val="left"/>
-    </w:lvl>
-    <w:lvl w:ilvl="7" w:tplc="22349D40">
-      <w:numFmt w:val="decimal"/>
-      <w:lvlText w:val=""/>
-      <w:lvlJc w:val="left"/>
-    </w:lvl>
-    <w:lvl w:ilvl="8" w:tplc="4C909938">
-      <w:numFmt w:val="decimal"/>
-      <w:lvlText w:val=""/>
-      <w:lvlJc w:val="left"/>
-    </w:lvl>
-  </w:abstractNum>
-  <w:abstractNum w:abstractNumId="3" w15:restartNumberingAfterBreak="0">
-    <w:nsid w:val="52FF4A00"/>
-    <w:multiLevelType w:val="hybridMultilevel"/>
-    <w:tmpl w:val="43208E04"/>
-    <w:lvl w:ilvl="0" w:tplc="A1D61A96">
-      <w:start w:val="1"/>
-      <w:numFmt w:val="decimal"/>
-      <w:lvlText w:val="%1."/>
-      <w:lvlJc w:val="left"/>
-      <w:pPr>
-        <w:ind w:left="360" w:hanging="300"/>
-      </w:pPr>
-    </w:lvl>
-    <w:lvl w:ilvl="1" w:tplc="67F4752C" w:tentative="1">
-      <w:start w:val="1"/>
-      <w:numFmt w:val="lowerLetter"/>
-      <w:lvlText w:val="%2."/>
-      <w:lvlJc w:val="left"/>
-      <w:pPr>
-        <w:ind w:left="720" w:hanging="300"/>
-      </w:pPr>
-    </w:lvl>
-    <w:lvl w:ilvl="2" w:tplc="7256D9F8">
-      <w:numFmt w:val="decimal"/>
-      <w:lvlText w:val=""/>
-      <w:lvlJc w:val="left"/>
-    </w:lvl>
-    <w:lvl w:ilvl="3" w:tplc="A6360402">
-      <w:numFmt w:val="decimal"/>
-      <w:lvlText w:val=""/>
-      <w:lvlJc w:val="left"/>
-    </w:lvl>
-    <w:lvl w:ilvl="4" w:tplc="0B74C44C">
-      <w:numFmt w:val="decimal"/>
-      <w:lvlText w:val=""/>
-      <w:lvlJc w:val="left"/>
-    </w:lvl>
-    <w:lvl w:ilvl="5" w:tplc="35046228">
-      <w:numFmt w:val="decimal"/>
-      <w:lvlText w:val=""/>
-      <w:lvlJc w:val="left"/>
-    </w:lvl>
-    <w:lvl w:ilvl="6" w:tplc="34C86C6C">
-      <w:numFmt w:val="decimal"/>
-      <w:lvlText w:val=""/>
-      <w:lvlJc w:val="left"/>
-    </w:lvl>
-    <w:lvl w:ilvl="7" w:tplc="FDEC0F1E">
-      <w:numFmt w:val="decimal"/>
-      <w:lvlText w:val=""/>
-      <w:lvlJc w:val="left"/>
-    </w:lvl>
-    <w:lvl w:ilvl="8" w:tplc="3F24C598">
-      <w:numFmt w:val="decimal"/>
-      <w:lvlText w:val=""/>
-      <w:lvlJc w:val="left"/>
-    </w:lvl>
-  </w:abstractNum>
-  <w:num w:numId="1" w16cid:durableId="1741560184">
+  <w:num w:numId="1" w16cid:durableId="784272832">
+    <w:abstractNumId w:val="3"/>
+    <w:lvlOverride w:ilvl="0">
+      <w:startOverride w:val="1"/>
+    </w:lvlOverride>
+  </w:num>
+  <w:num w:numId="2" w16cid:durableId="1474060252">
+    <w:abstractNumId w:val="0"/>
+    <w:lvlOverride w:ilvl="0">
+      <w:startOverride w:val="1"/>
+    </w:lvlOverride>
+  </w:num>
+  <w:num w:numId="3" w16cid:durableId="638923867">
     <w:abstractNumId w:val="1"/>
     <w:lvlOverride w:ilvl="0">
       <w:startOverride w:val="1"/>
     </w:lvlOverride>
   </w:num>
-  <w:num w:numId="2" w16cid:durableId="516389103">
-    <w:abstractNumId w:val="0"/>
-    <w:lvlOverride w:ilvl="0">
-      <w:startOverride w:val="1"/>
-    </w:lvlOverride>
-  </w:num>
-  <w:num w:numId="3" w16cid:durableId="1561020060">
+  <w:num w:numId="4" w16cid:durableId="66345569">
     <w:abstractNumId w:val="2"/>
-    <w:lvlOverride w:ilvl="0">
-      <w:startOverride w:val="1"/>
-    </w:lvlOverride>
-  </w:num>
-  <w:num w:numId="4" w16cid:durableId="1638759366">
-    <w:abstractNumId w:val="3"/>
     <w:lvlOverride w:ilvl="0">
       <w:startOverride w:val="1"/>
     </w:lvlOverride>
@@ -10115,7 +10115,7 @@
     <w:autoRedefine/>
     <w:uiPriority w:val="39"/>
     <w:unhideWhenUsed/>
-    <w:rsid w:val="001A7188"/>
+    <w:rsid w:val="003C12C1"/>
     <w:pPr>
       <w:spacing w:after="100"/>
     </w:pPr>
@@ -10127,7 +10127,7 @@
     <w:autoRedefine/>
     <w:uiPriority w:val="39"/>
     <w:unhideWhenUsed/>
-    <w:rsid w:val="001A7188"/>
+    <w:rsid w:val="003C12C1"/>
     <w:pPr>
       <w:spacing w:after="100"/>
       <w:ind w:left="210"/>

--- a/discoverer-neo/docs/user-guide/manual/Discoverer-Neo-VIEWER-Guide-Full-pt-PT.docx
+++ b/discoverer-neo/docs/user-guide/manual/Discoverer-Neo-VIEWER-Guide-Full-pt-PT.docx
@@ -54,7 +54,7 @@
           <w:sz w:val="22"/>
           <w:szCs w:val="22"/>
         </w:rPr>
-        <w:t>Versão 2.1.1</w:t>
+        <w:t>Versão 2.2.0</w:t>
       </w:r>
     </w:p>
     <w:p>
@@ -74,7 +74,7 @@
     <w:sdt>
       <w:sdtPr>
         <w:alias w:val="Índice"/>
-        <w:id w:val="1593113826"/>
+        <w:id w:val="-776562392"/>
       </w:sdtPr>
       <w:sdtEndPr/>
       <w:sdtContent>
@@ -102,7 +102,7 @@
           <w:r>
             <w:fldChar w:fldCharType="separate"/>
           </w:r>
-          <w:hyperlink w:anchor="_Toc241748852" w:history="1">
+          <w:hyperlink w:anchor="_Toc241849100" w:history="1">
             <w:r>
               <w:rPr>
                 <w:rStyle w:val="Hiperligao"/>
@@ -126,7 +126,7 @@
               <w:rPr>
                 <w:noProof/>
               </w:rPr>
-              <w:instrText xml:space="preserve"> PAGEREF _Toc241748852 \h </w:instrText>
+              <w:instrText xml:space="preserve"> PAGEREF _Toc241849100 \h </w:instrText>
             </w:r>
             <w:r>
               <w:rPr>
@@ -168,7 +168,7 @@
               <w14:ligatures w14:val="standardContextual"/>
             </w:rPr>
           </w:pPr>
-          <w:hyperlink w:anchor="_Toc241748853" w:history="1">
+          <w:hyperlink w:anchor="_Toc241849101" w:history="1">
             <w:r>
               <w:rPr>
                 <w:rStyle w:val="Hiperligao"/>
@@ -192,7 +192,7 @@
               <w:rPr>
                 <w:noProof/>
               </w:rPr>
-              <w:instrText xml:space="preserve"> PAGEREF _Toc241748853 \h </w:instrText>
+              <w:instrText xml:space="preserve"> PAGEREF _Toc241849101 \h </w:instrText>
             </w:r>
             <w:r>
               <w:rPr>
@@ -234,7 +234,7 @@
               <w14:ligatures w14:val="standardContextual"/>
             </w:rPr>
           </w:pPr>
-          <w:hyperlink w:anchor="_Toc241748854" w:history="1">
+          <w:hyperlink w:anchor="_Toc241849102" w:history="1">
             <w:r>
               <w:rPr>
                 <w:rStyle w:val="Hiperligao"/>
@@ -258,7 +258,7 @@
               <w:rPr>
                 <w:noProof/>
               </w:rPr>
-              <w:instrText xml:space="preserve"> PAGEREF _Toc241748854 \h </w:instrText>
+              <w:instrText xml:space="preserve"> PAGEREF _Toc241849102 \h </w:instrText>
             </w:r>
             <w:r>
               <w:rPr>
@@ -300,7 +300,7 @@
               <w14:ligatures w14:val="standardContextual"/>
             </w:rPr>
           </w:pPr>
-          <w:hyperlink w:anchor="_Toc241748855" w:history="1">
+          <w:hyperlink w:anchor="_Toc241849103" w:history="1">
             <w:r>
               <w:rPr>
                 <w:rStyle w:val="Hiperligao"/>
@@ -324,7 +324,7 @@
               <w:rPr>
                 <w:noProof/>
               </w:rPr>
-              <w:instrText xml:space="preserve"> PAGEREF _Toc241748855 \h </w:instrText>
+              <w:instrText xml:space="preserve"> PAGEREF _Toc241849103 \h </w:instrText>
             </w:r>
             <w:r>
               <w:rPr>
@@ -366,7 +366,7 @@
               <w14:ligatures w14:val="standardContextual"/>
             </w:rPr>
           </w:pPr>
-          <w:hyperlink w:anchor="_Toc241748856" w:history="1">
+          <w:hyperlink w:anchor="_Toc241849104" w:history="1">
             <w:r>
               <w:rPr>
                 <w:rStyle w:val="Hiperligao"/>
@@ -390,7 +390,7 @@
               <w:rPr>
                 <w:noProof/>
               </w:rPr>
-              <w:instrText xml:space="preserve"> PAGEREF _Toc241748856 \h </w:instrText>
+              <w:instrText xml:space="preserve"> PAGEREF _Toc241849104 \h </w:instrText>
             </w:r>
             <w:r>
               <w:rPr>
@@ -432,7 +432,7 @@
               <w14:ligatures w14:val="standardContextual"/>
             </w:rPr>
           </w:pPr>
-          <w:hyperlink w:anchor="_Toc241748857" w:history="1">
+          <w:hyperlink w:anchor="_Toc241849105" w:history="1">
             <w:r>
               <w:rPr>
                 <w:rStyle w:val="Hiperligao"/>
@@ -456,7 +456,7 @@
               <w:rPr>
                 <w:noProof/>
               </w:rPr>
-              <w:instrText xml:space="preserve"> PAGEREF _Toc241748857 \h </w:instrText>
+              <w:instrText xml:space="preserve"> PAGEREF _Toc241849105 \h </w:instrText>
             </w:r>
             <w:r>
               <w:rPr>
@@ -498,7 +498,7 @@
               <w14:ligatures w14:val="standardContextual"/>
             </w:rPr>
           </w:pPr>
-          <w:hyperlink w:anchor="_Toc241748858" w:history="1">
+          <w:hyperlink w:anchor="_Toc241849106" w:history="1">
             <w:r>
               <w:rPr>
                 <w:rStyle w:val="Hiperligao"/>
@@ -522,7 +522,7 @@
               <w:rPr>
                 <w:noProof/>
               </w:rPr>
-              <w:instrText xml:space="preserve"> PAGEREF _Toc241748858 \h </w:instrText>
+              <w:instrText xml:space="preserve"> PAGEREF _Toc241849106 \h </w:instrText>
             </w:r>
             <w:r>
               <w:rPr>
@@ -564,7 +564,7 @@
               <w14:ligatures w14:val="standardContextual"/>
             </w:rPr>
           </w:pPr>
-          <w:hyperlink w:anchor="_Toc241748859" w:history="1">
+          <w:hyperlink w:anchor="_Toc241849107" w:history="1">
             <w:r>
               <w:rPr>
                 <w:rStyle w:val="Hiperligao"/>
@@ -588,7 +588,7 @@
               <w:rPr>
                 <w:noProof/>
               </w:rPr>
-              <w:instrText xml:space="preserve"> PAGEREF _Toc241748859 \h </w:instrText>
+              <w:instrText xml:space="preserve"> PAGEREF _Toc241849107 \h </w:instrText>
             </w:r>
             <w:r>
               <w:rPr>
@@ -630,7 +630,7 @@
               <w14:ligatures w14:val="standardContextual"/>
             </w:rPr>
           </w:pPr>
-          <w:hyperlink w:anchor="_Toc241748860" w:history="1">
+          <w:hyperlink w:anchor="_Toc241849108" w:history="1">
             <w:r>
               <w:rPr>
                 <w:rStyle w:val="Hiperligao"/>
@@ -654,7 +654,7 @@
               <w:rPr>
                 <w:noProof/>
               </w:rPr>
-              <w:instrText xml:space="preserve"> PAGEREF _Toc241748860 \h </w:instrText>
+              <w:instrText xml:space="preserve"> PAGEREF _Toc241849108 \h </w:instrText>
             </w:r>
             <w:r>
               <w:rPr>
@@ -696,7 +696,7 @@
               <w14:ligatures w14:val="standardContextual"/>
             </w:rPr>
           </w:pPr>
-          <w:hyperlink w:anchor="_Toc241748861" w:history="1">
+          <w:hyperlink w:anchor="_Toc241849109" w:history="1">
             <w:r>
               <w:rPr>
                 <w:rStyle w:val="Hiperligao"/>
@@ -720,7 +720,7 @@
               <w:rPr>
                 <w:noProof/>
               </w:rPr>
-              <w:instrText xml:space="preserve"> PAGEREF _Toc241748861 \h </w:instrText>
+              <w:instrText xml:space="preserve"> PAGEREF _Toc241849109 \h </w:instrText>
             </w:r>
             <w:r>
               <w:rPr>
@@ -762,7 +762,7 @@
               <w14:ligatures w14:val="standardContextual"/>
             </w:rPr>
           </w:pPr>
-          <w:hyperlink w:anchor="_Toc241748862" w:history="1">
+          <w:hyperlink w:anchor="_Toc241849110" w:history="1">
             <w:r>
               <w:rPr>
                 <w:rStyle w:val="Hiperligao"/>
@@ -786,7 +786,7 @@
               <w:rPr>
                 <w:noProof/>
               </w:rPr>
-              <w:instrText xml:space="preserve"> PAGEREF _Toc241748862 \h </w:instrText>
+              <w:instrText xml:space="preserve"> PAGEREF _Toc241849110 \h </w:instrText>
             </w:r>
             <w:r>
               <w:rPr>
@@ -828,7 +828,7 @@
               <w14:ligatures w14:val="standardContextual"/>
             </w:rPr>
           </w:pPr>
-          <w:hyperlink w:anchor="_Toc241748863" w:history="1">
+          <w:hyperlink w:anchor="_Toc241849111" w:history="1">
             <w:r>
               <w:rPr>
                 <w:rStyle w:val="Hiperligao"/>
@@ -852,7 +852,7 @@
               <w:rPr>
                 <w:noProof/>
               </w:rPr>
-              <w:instrText xml:space="preserve"> PAGEREF _Toc241748863 \h </w:instrText>
+              <w:instrText xml:space="preserve"> PAGEREF _Toc241849111 \h </w:instrText>
             </w:r>
             <w:r>
               <w:rPr>
@@ -894,7 +894,7 @@
               <w14:ligatures w14:val="standardContextual"/>
             </w:rPr>
           </w:pPr>
-          <w:hyperlink w:anchor="_Toc241748864" w:history="1">
+          <w:hyperlink w:anchor="_Toc241849112" w:history="1">
             <w:r>
               <w:rPr>
                 <w:rStyle w:val="Hiperligao"/>
@@ -918,7 +918,7 @@
               <w:rPr>
                 <w:noProof/>
               </w:rPr>
-              <w:instrText xml:space="preserve"> PAGEREF _Toc241748864 \h </w:instrText>
+              <w:instrText xml:space="preserve"> PAGEREF _Toc241849112 \h </w:instrText>
             </w:r>
             <w:r>
               <w:rPr>
@@ -960,7 +960,7 @@
               <w14:ligatures w14:val="standardContextual"/>
             </w:rPr>
           </w:pPr>
-          <w:hyperlink w:anchor="_Toc241748865" w:history="1">
+          <w:hyperlink w:anchor="_Toc241849113" w:history="1">
             <w:r>
               <w:rPr>
                 <w:rStyle w:val="Hiperligao"/>
@@ -984,7 +984,7 @@
               <w:rPr>
                 <w:noProof/>
               </w:rPr>
-              <w:instrText xml:space="preserve"> PAGEREF _Toc241748865 \h </w:instrText>
+              <w:instrText xml:space="preserve"> PAGEREF _Toc241849113 \h </w:instrText>
             </w:r>
             <w:r>
               <w:rPr>
@@ -1026,7 +1026,7 @@
               <w14:ligatures w14:val="standardContextual"/>
             </w:rPr>
           </w:pPr>
-          <w:hyperlink w:anchor="_Toc241748866" w:history="1">
+          <w:hyperlink w:anchor="_Toc241849114" w:history="1">
             <w:r>
               <w:rPr>
                 <w:rStyle w:val="Hiperligao"/>
@@ -1050,7 +1050,7 @@
               <w:rPr>
                 <w:noProof/>
               </w:rPr>
-              <w:instrText xml:space="preserve"> PAGEREF _Toc241748866 \h </w:instrText>
+              <w:instrText xml:space="preserve"> PAGEREF _Toc241849114 \h </w:instrText>
             </w:r>
             <w:r>
               <w:rPr>
@@ -1092,7 +1092,7 @@
               <w14:ligatures w14:val="standardContextual"/>
             </w:rPr>
           </w:pPr>
-          <w:hyperlink w:anchor="_Toc241748867" w:history="1">
+          <w:hyperlink w:anchor="_Toc241849115" w:history="1">
             <w:r>
               <w:rPr>
                 <w:rStyle w:val="Hiperligao"/>
@@ -1116,7 +1116,7 @@
               <w:rPr>
                 <w:noProof/>
               </w:rPr>
-              <w:instrText xml:space="preserve"> PAGEREF _Toc241748867 \h </w:instrText>
+              <w:instrText xml:space="preserve"> PAGEREF _Toc241849115 \h </w:instrText>
             </w:r>
             <w:r>
               <w:rPr>
@@ -1164,7 +1164,7 @@
       <w:pPr>
         <w:pStyle w:val="Ttulo1"/>
       </w:pPr>
-      <w:bookmarkStart w:id="0" w:name="_Toc241748852"/>
+      <w:bookmarkStart w:id="0" w:name="_Toc241849100"/>
       <w:r>
         <w:lastRenderedPageBreak/>
         <w:t>A sua função num relance</w:t>
@@ -1659,7 +1659,7 @@
       <w:pPr>
         <w:pStyle w:val="Ttulo2"/>
       </w:pPr>
-      <w:bookmarkStart w:id="1" w:name="_Toc241748853"/>
+      <w:bookmarkStart w:id="1" w:name="_Toc241849101"/>
       <w:r>
         <w:t>De onde vem o seu acesso</w:t>
       </w:r>
@@ -2542,7 +2542,7 @@
       <w:pPr>
         <w:pStyle w:val="Ttulo2"/>
       </w:pPr>
-      <w:bookmarkStart w:id="2" w:name="_Toc241748854"/>
+      <w:bookmarkStart w:id="2" w:name="_Toc241849102"/>
       <w:r>
         <w:t>Iniciar sessão, alterar a palavra-passe, terminar sessão</w:t>
       </w:r>
@@ -2656,10 +2656,10 @@
           <w:noProof/>
         </w:rPr>
         <w:drawing>
-          <wp:inline distT="0" distB="0" distL="0" distR="0" wp14:anchorId="256320E3" wp14:editId="66F16E1F">
+          <wp:inline distT="0" distB="0" distL="0" distR="0" wp14:anchorId="135B0B94" wp14:editId="26D7E27E">
             <wp:extent cx="5715000" cy="3571875"/>
             <wp:effectExtent l="0" t="0" r="0" b="0"/>
-            <wp:docPr id="396" name="01-login.png" descr="A página de início de sessão com Email, Palavra-passe, Manter sessão iniciada e o botão Iniciar sessão." title="A página de início de sessão com Email, Palavra-passe, Manter sessão iniciada e o botão Iniciar sessão."/>
+            <wp:docPr id="408" name="01-login.png" descr="A página de início de sessão com Email, Palavra-passe, Manter sessão iniciada e o botão Iniciar sessão." title="A página de início de sessão com Email, Palavra-passe, Manter sessão iniciada e o botão Iniciar sessão."/>
             <wp:cNvGraphicFramePr>
               <a:graphicFrameLocks xmlns:a="http://schemas.openxmlformats.org/drawingml/2006/main" noChangeAspect="1"/>
             </wp:cNvGraphicFramePr>
@@ -2780,7 +2780,7 @@
         <w:pStyle w:val="Ttulo1"/>
         <w:pageBreakBefore/>
       </w:pPr>
-      <w:bookmarkStart w:id="3" w:name="_Toc241748855"/>
+      <w:bookmarkStart w:id="3" w:name="_Toc241849103"/>
       <w:r>
         <w:lastRenderedPageBreak/>
         <w:t>Painel</w:t>
@@ -2813,10 +2813,10 @@
           <w:noProof/>
         </w:rPr>
         <w:drawing>
-          <wp:inline distT="0" distB="0" distL="0" distR="0" wp14:anchorId="571A7AF2" wp14:editId="2DEB6E08">
+          <wp:inline distT="0" distB="0" distL="0" distR="0" wp14:anchorId="4318B851" wp14:editId="2663CC46">
             <wp:extent cx="5715000" cy="3571875"/>
             <wp:effectExtent l="0" t="0" r="0" b="0"/>
-            <wp:docPr id="397" name="01-dashboard.png" descr="O painel do Viewer com a barra lateral reduzida e os cartões de resumo." title="O painel do Viewer com a barra lateral reduzida e os cartões de resumo."/>
+            <wp:docPr id="409" name="01-dashboard.png" descr="O painel do Viewer com a barra lateral reduzida e os cartões de resumo." title="O painel do Viewer com a barra lateral reduzida e os cartões de resumo."/>
             <wp:cNvGraphicFramePr>
               <a:graphicFrameLocks xmlns:a="http://schemas.openxmlformats.org/drawingml/2006/main" noChangeAspect="1"/>
             </wp:cNvGraphicFramePr>
@@ -3236,7 +3236,7 @@
         <w:pStyle w:val="Ttulo1"/>
         <w:pageBreakBefore/>
       </w:pPr>
-      <w:bookmarkStart w:id="4" w:name="_Toc241748856"/>
+      <w:bookmarkStart w:id="4" w:name="_Toc241849104"/>
       <w:r>
         <w:lastRenderedPageBreak/>
         <w:t>Mapas</w:t>
@@ -3269,10 +3269,10 @@
           <w:noProof/>
         </w:rPr>
         <w:drawing>
-          <wp:inline distT="0" distB="0" distL="0" distR="0" wp14:anchorId="3BE8F3C3" wp14:editId="72DC44EC">
+          <wp:inline distT="0" distB="0" distL="0" distR="0" wp14:anchorId="5DA072E5" wp14:editId="6F649062">
             <wp:extent cx="5715000" cy="3429000"/>
             <wp:effectExtent l="0" t="0" r="0" b="0"/>
-            <wp:docPr id="398" name="03-maps-all.png" descr="A lista de Mapas, separador Todos, onde cada mapa tem apenas o ícone Abrir." title="A lista de Mapas, separador Todos, onde cada mapa tem apenas o ícone Abrir."/>
+            <wp:docPr id="410" name="03-maps-all.png" descr="A lista de Mapas, separador Todos, onde cada mapa tem apenas o ícone Abrir." title="A lista de Mapas, separador Todos, onde cada mapa tem apenas o ícone Abrir."/>
             <wp:cNvGraphicFramePr>
               <a:graphicFrameLocks xmlns:a="http://schemas.openxmlformats.org/drawingml/2006/main" noChangeAspect="1"/>
             </wp:cNvGraphicFramePr>
@@ -3991,10 +3991,10 @@
         </w:rPr>
         <w:lastRenderedPageBreak/>
         <w:drawing>
-          <wp:inline distT="0" distB="0" distL="0" distR="0" wp14:anchorId="074CFDB6" wp14:editId="2FADD8DB">
+          <wp:inline distT="0" distB="0" distL="0" distR="0" wp14:anchorId="0003ED9A" wp14:editId="31BED2EF">
             <wp:extent cx="5715000" cy="3429000"/>
             <wp:effectExtent l="0" t="0" r="0" b="0"/>
-            <wp:docPr id="399" name="02-maps-shared.png" descr="A lista de Mapas, separador Partilhado comigo, com o cartão Pastas de trabalho e apenas o ícone Abrir." title="A lista de Mapas, separador Partilhado comigo, com o cartão Pastas de trabalho e apenas o ícone Abrir."/>
+            <wp:docPr id="411" name="02-maps-shared.png" descr="A lista de Mapas, separador Partilhado comigo, com o cartão Pastas de trabalho e apenas o ícone Abrir." title="A lista de Mapas, separador Partilhado comigo, com o cartão Pastas de trabalho e apenas o ícone Abrir."/>
             <wp:cNvGraphicFramePr>
               <a:graphicFrameLocks xmlns:a="http://schemas.openxmlformats.org/drawingml/2006/main" noChangeAspect="1"/>
             </wp:cNvGraphicFramePr>
@@ -4079,7 +4079,7 @@
         <w:pStyle w:val="Ttulo1"/>
         <w:pageBreakBefore/>
       </w:pPr>
-      <w:bookmarkStart w:id="5" w:name="_Toc241748857"/>
+      <w:bookmarkStart w:id="5" w:name="_Toc241849105"/>
       <w:r>
         <w:lastRenderedPageBreak/>
         <w:t>O visualizador de mapas</w:t>
@@ -4102,10 +4102,10 @@
           <w:noProof/>
         </w:rPr>
         <w:drawing>
-          <wp:inline distT="0" distB="0" distL="0" distR="0" wp14:anchorId="3B6503B4" wp14:editId="2D4BE86F">
+          <wp:inline distT="0" distB="0" distL="0" distR="0" wp14:anchorId="00AEF831" wp14:editId="5374172D">
             <wp:extent cx="5715000" cy="3571875"/>
             <wp:effectExtent l="0" t="0" r="0" b="0"/>
-            <wp:docPr id="400" name="06-viewer-results.png" descr="Uma execução concluída com os botões Excel, CSV e PDF por cima da grelha de resultados." title="Uma execução concluída com os botões Excel, CSV e PDF por cima da grelha de resultados."/>
+            <wp:docPr id="412" name="06-viewer-results.png" descr="Uma execução concluída com os botões Excel, CSV e PDF por cima da grelha de resultados." title="Uma execução concluída com os botões Excel, CSV e PDF por cima da grelha de resultados."/>
             <wp:cNvGraphicFramePr>
               <a:graphicFrameLocks xmlns:a="http://schemas.openxmlformats.org/drawingml/2006/main" noChangeAspect="1"/>
             </wp:cNvGraphicFramePr>
@@ -4554,7 +4554,7 @@
       <w:pPr>
         <w:pStyle w:val="Ttulo2"/>
       </w:pPr>
-      <w:bookmarkStart w:id="6" w:name="_Toc241748858"/>
+      <w:bookmarkStart w:id="6" w:name="_Toc241849106"/>
       <w:r>
         <w:t>Parâmetros de execução</w:t>
       </w:r>
@@ -4597,10 +4597,10 @@
         </w:rPr>
         <w:lastRenderedPageBreak/>
         <w:drawing>
-          <wp:inline distT="0" distB="0" distL="0" distR="0" wp14:anchorId="5420AE35" wp14:editId="04C816D3">
+          <wp:inline distT="0" distB="0" distL="0" distR="0" wp14:anchorId="27A9F15B" wp14:editId="3D9CE8C8">
             <wp:extent cx="2905125" cy="2152650"/>
             <wp:effectExtent l="0" t="0" r="0" b="0"/>
-            <wp:docPr id="401" name="05-viewer-params-filled.png" descr="A caixa de diálogo Parâmetros de execução com os dois valores obrigatórios preenchidos." title="A caixa de diálogo Parâmetros de execução com os dois valores obrigatórios preenchidos."/>
+            <wp:docPr id="413" name="05-viewer-params-filled.png" descr="A caixa de diálogo Parâmetros de execução com os dois valores obrigatórios preenchidos." title="A caixa de diálogo Parâmetros de execução com os dois valores obrigatórios preenchidos."/>
             <wp:cNvGraphicFramePr>
               <a:graphicFrameLocks xmlns:a="http://schemas.openxmlformats.org/drawingml/2006/main" noChangeAspect="1"/>
             </wp:cNvGraphicFramePr>
@@ -4649,7 +4649,7 @@
       <w:pPr>
         <w:pStyle w:val="Ttulo2"/>
       </w:pPr>
-      <w:bookmarkStart w:id="7" w:name="_Toc241748859"/>
+      <w:bookmarkStart w:id="7" w:name="_Toc241849107"/>
       <w:r>
         <w:t>Ler os resultados</w:t>
       </w:r>
@@ -5320,7 +5320,7 @@
       <w:pPr>
         <w:pStyle w:val="Ttulo2"/>
       </w:pPr>
-      <w:bookmarkStart w:id="8" w:name="_Toc241748860"/>
+      <w:bookmarkStart w:id="8" w:name="_Toc241849108"/>
       <w:r>
         <w:t>Quando uma execução não funciona</w:t>
       </w:r>
@@ -5712,7 +5712,7 @@
       <w:pPr>
         <w:pStyle w:val="Ttulo2"/>
       </w:pPr>
-      <w:bookmarkStart w:id="9" w:name="_Toc241748861"/>
+      <w:bookmarkStart w:id="9" w:name="_Toc241849109"/>
       <w:r>
         <w:t>Exportar (só se o seu acesso o permitir)</w:t>
       </w:r>
@@ -6119,10 +6119,10 @@
           <w:noProof/>
         </w:rPr>
         <w:drawing>
-          <wp:inline distT="0" distB="0" distL="0" distR="0" wp14:anchorId="0B2061E4" wp14:editId="74581502">
+          <wp:inline distT="0" distB="0" distL="0" distR="0" wp14:anchorId="479B0763" wp14:editId="21774CCA">
             <wp:extent cx="3324225" cy="3990975"/>
             <wp:effectExtent l="0" t="0" r="0" b="0"/>
-            <wp:docPr id="402" name="17-builder-pdf-dialog.png" descr="A caixa de diálogo de exportação para PDF com as opções de orientação, tamanho da página, título e tipo de letra." title="A caixa de diálogo de exportação para PDF com as opções de orientação, tamanho da página, título e tipo de letra."/>
+            <wp:docPr id="414" name="17-builder-pdf-dialog.png" descr="A caixa de diálogo de exportação para PDF com as opções de orientação, tamanho da página, título e tipo de letra." title="A caixa de diálogo de exportação para PDF com as opções de orientação, tamanho da página, título e tipo de letra."/>
             <wp:cNvGraphicFramePr>
               <a:graphicFrameLocks xmlns:a="http://schemas.openxmlformats.org/drawingml/2006/main" noChangeAspect="1"/>
             </wp:cNvGraphicFramePr>
@@ -6212,7 +6212,7 @@
         <w:pStyle w:val="Ttulo1"/>
         <w:pageBreakBefore/>
       </w:pPr>
-      <w:bookmarkStart w:id="10" w:name="_Toc241748862"/>
+      <w:bookmarkStart w:id="10" w:name="_Toc241849110"/>
       <w:r>
         <w:lastRenderedPageBreak/>
         <w:t>Execuções</w:t>
@@ -6245,10 +6245,10 @@
           <w:noProof/>
         </w:rPr>
         <w:drawing>
-          <wp:inline distT="0" distB="0" distL="0" distR="0" wp14:anchorId="722ADBDE" wp14:editId="7141D473">
+          <wp:inline distT="0" distB="0" distL="0" distR="0" wp14:anchorId="78C9A377" wp14:editId="6A91145F">
             <wp:extent cx="5715000" cy="3571875"/>
             <wp:effectExtent l="0" t="0" r="0" b="0"/>
-            <wp:docPr id="403" name="07-runs.png" descr="A página Execuções com as execuções do próprio Viewer." title="A página Execuções com as execuções do próprio Viewer."/>
+            <wp:docPr id="415" name="07-runs.png" descr="A página Execuções com as execuções do próprio Viewer." title="A página Execuções com as execuções do próprio Viewer."/>
             <wp:cNvGraphicFramePr>
               <a:graphicFrameLocks xmlns:a="http://schemas.openxmlformats.org/drawingml/2006/main" noChangeAspect="1"/>
             </wp:cNvGraphicFramePr>
@@ -6982,7 +6982,7 @@
         <w:pStyle w:val="Ttulo1"/>
         <w:pageBreakBefore/>
       </w:pPr>
-      <w:bookmarkStart w:id="11" w:name="_Toc241748863"/>
+      <w:bookmarkStart w:id="11" w:name="_Toc241849111"/>
       <w:r>
         <w:lastRenderedPageBreak/>
         <w:t>Exportações</w:t>
@@ -7015,10 +7015,10 @@
           <w:noProof/>
         </w:rPr>
         <w:drawing>
-          <wp:inline distT="0" distB="0" distL="0" distR="0" wp14:anchorId="058022E9" wp14:editId="1FC8041C">
+          <wp:inline distT="0" distB="0" distL="0" distR="0" wp14:anchorId="5AC7825C" wp14:editId="32E0FB4F">
             <wp:extent cx="5715000" cy="3571875"/>
             <wp:effectExtent l="0" t="0" r="0" b="0"/>
-            <wp:docPr id="404" name="44-exports.png" descr="A página Exportações com a lista de exportações e um botão Transferir nas concluídas." title="A página Exportações com a lista de exportações e um botão Transferir nas concluídas."/>
+            <wp:docPr id="416" name="44-exports.png" descr="A página Exportações com a lista de exportações e um botão Transferir nas concluídas." title="A página Exportações com a lista de exportações e um botão Transferir nas concluídas."/>
             <wp:cNvGraphicFramePr>
               <a:graphicFrameLocks xmlns:a="http://schemas.openxmlformats.org/drawingml/2006/main" noChangeAspect="1"/>
             </wp:cNvGraphicFramePr>
@@ -7173,7 +7173,7 @@
         <w:pStyle w:val="Ttulo1"/>
         <w:pageBreakBefore/>
       </w:pPr>
-      <w:bookmarkStart w:id="12" w:name="_Toc241748864"/>
+      <w:bookmarkStart w:id="12" w:name="_Toc241849112"/>
       <w:r>
         <w:lastRenderedPageBreak/>
         <w:t>Agendamentos</w:t>
@@ -7256,10 +7256,10 @@
           <w:noProof/>
         </w:rPr>
         <w:drawing>
-          <wp:inline distT="0" distB="0" distL="0" distR="0" wp14:anchorId="57527A3E" wp14:editId="12286EB9">
+          <wp:inline distT="0" distB="0" distL="0" distR="0" wp14:anchorId="7C15D126" wp14:editId="6C059BA2">
             <wp:extent cx="5715000" cy="3571875"/>
             <wp:effectExtent l="0" t="0" r="0" b="0"/>
-            <wp:docPr id="405" name="09-schedules.png" descr="A página Agendamentos com a mensagem Ainda não existem agendamentos." title="A página Agendamentos com a mensagem Ainda não existem agendamentos."/>
+            <wp:docPr id="417" name="09-schedules.png" descr="A página Agendamentos com a mensagem Ainda não existem agendamentos." title="A página Agendamentos com a mensagem Ainda não existem agendamentos."/>
             <wp:cNvGraphicFramePr>
               <a:graphicFrameLocks xmlns:a="http://schemas.openxmlformats.org/drawingml/2006/main" noChangeAspect="1"/>
             </wp:cNvGraphicFramePr>
@@ -7402,7 +7402,7 @@
           <w:b/>
           <w:bCs/>
         </w:rPr>
-        <w:t>Diariamente (meia-noite)</w:t>
+        <w:t>Diário</w:t>
       </w:r>
       <w:r>
         <w:t xml:space="preserve">, </w:t>
@@ -7412,7 +7412,7 @@
           <w:b/>
           <w:bCs/>
         </w:rPr>
-        <w:t>Semanalmente (domingo, meia-noite)</w:t>
+        <w:t>Semanal</w:t>
       </w:r>
       <w:r>
         <w:t xml:space="preserve">, </w:t>
@@ -7422,7 +7422,77 @@
           <w:b/>
           <w:bCs/>
         </w:rPr>
-        <w:t>Mensalmente (dia 1, meia-noite)</w:t>
+        <w:t>Quinzenal</w:t>
+      </w:r>
+      <w:r>
+        <w:t xml:space="preserve">, </w:t>
+      </w:r>
+      <w:r>
+        <w:rPr>
+          <w:b/>
+          <w:bCs/>
+        </w:rPr>
+        <w:t>Mensal</w:t>
+      </w:r>
+      <w:r>
+        <w:t xml:space="preserve">, a cada 2, 3, 4 ou 6 meses, </w:t>
+      </w:r>
+      <w:r>
+        <w:rPr>
+          <w:b/>
+          <w:bCs/>
+        </w:rPr>
+        <w:t>Anual</w:t>
+      </w:r>
+      <w:r>
+        <w:t xml:space="preserve">, ou </w:t>
+      </w:r>
+      <w:r>
+        <w:rPr>
+          <w:b/>
+          <w:bCs/>
+        </w:rPr>
+        <w:t>Personalizado (cron)</w:t>
+      </w:r>
+      <w:r>
+        <w:t xml:space="preserve">), a respetiva </w:t>
+      </w:r>
+      <w:r>
+        <w:rPr>
+          <w:b/>
+          <w:bCs/>
+        </w:rPr>
+        <w:t>Hora</w:t>
+      </w:r>
+      <w:r>
+        <w:t xml:space="preserve"> e dia, o </w:t>
+      </w:r>
+      <w:r>
+        <w:rPr>
+          <w:b/>
+          <w:bCs/>
+        </w:rPr>
+        <w:t>Fuso horário</w:t>
+      </w:r>
+      <w:r>
+        <w:t xml:space="preserve"> e o </w:t>
+      </w:r>
+      <w:r>
+        <w:rPr>
+          <w:b/>
+          <w:bCs/>
+        </w:rPr>
+        <w:t>Formato de Saída</w:t>
+      </w:r>
+      <w:r>
+        <w:t xml:space="preserve"> (</w:t>
+      </w:r>
+      <w:r>
+        <w:rPr>
+          <w:b/>
+          <w:bCs/>
+        </w:rPr>
+        <w:t>Excel (.xlsx)</w:t>
       </w:r>
       <w:r>
         <w:t xml:space="preserve"> ou </w:t>
@@ -7432,50 +7502,50 @@
           <w:b/>
           <w:bCs/>
         </w:rPr>
-        <w:t>Personalizado</w:t>
-      </w:r>
-      <w:r>
-        <w:t xml:space="preserve">), o </w:t>
-      </w:r>
-      <w:r>
-        <w:rPr>
-          <w:b/>
-          <w:bCs/>
-        </w:rPr>
-        <w:t>Fuso horário</w:t>
-      </w:r>
-      <w:r>
-        <w:t xml:space="preserve"> e o </w:t>
-      </w:r>
-      <w:r>
-        <w:rPr>
-          <w:b/>
-          <w:bCs/>
-        </w:rPr>
-        <w:t>Formato de Saída</w:t>
-      </w:r>
-      <w:r>
-        <w:t xml:space="preserve"> (</w:t>
-      </w:r>
-      <w:r>
-        <w:rPr>
-          <w:b/>
-          <w:bCs/>
-        </w:rPr>
-        <w:t>Excel (.xlsx)</w:t>
-      </w:r>
-      <w:r>
-        <w:t xml:space="preserve"> ou </w:t>
-      </w:r>
-      <w:r>
-        <w:rPr>
-          <w:b/>
-          <w:bCs/>
-        </w:rPr>
         <w:t>CSV</w:t>
       </w:r>
       <w:r>
-        <w:t>).</w:t>
+        <w:t xml:space="preserve">). Um parâmetro pode ter um </w:t>
+      </w:r>
+      <w:r>
+        <w:rPr>
+          <w:b/>
+          <w:bCs/>
+        </w:rPr>
+        <w:t>Valor fixo</w:t>
+      </w:r>
+      <w:r>
+        <w:t xml:space="preserve">, ou ser </w:t>
+      </w:r>
+      <w:r>
+        <w:rPr>
+          <w:b/>
+          <w:bCs/>
+        </w:rPr>
+        <w:t>Relativo à data de execução</w:t>
+      </w:r>
+      <w:r>
+        <w:t xml:space="preserve">, por exemplo -1 </w:t>
+      </w:r>
+      <w:r>
+        <w:rPr>
+          <w:b/>
+          <w:bCs/>
+        </w:rPr>
+        <w:t>meses</w:t>
+      </w:r>
+      <w:r>
+        <w:t xml:space="preserve">, </w:t>
+      </w:r>
+      <w:r>
+        <w:rPr>
+          <w:b/>
+          <w:bCs/>
+        </w:rPr>
+        <w:t>último dia desse mês</w:t>
+      </w:r>
+      <w:r>
+        <w:t>.</w:t>
       </w:r>
     </w:p>
     <w:p>
@@ -7576,7 +7646,7 @@
         <w:pStyle w:val="Ttulo1"/>
         <w:pageBreakBefore/>
       </w:pPr>
-      <w:bookmarkStart w:id="13" w:name="_Toc241748865"/>
+      <w:bookmarkStart w:id="13" w:name="_Toc241849113"/>
       <w:r>
         <w:lastRenderedPageBreak/>
         <w:t>Definições</w:t>
@@ -7609,10 +7679,10 @@
           <w:noProof/>
         </w:rPr>
         <w:drawing>
-          <wp:inline distT="0" distB="0" distL="0" distR="0" wp14:anchorId="342C6CA6" wp14:editId="2750F40C">
+          <wp:inline distT="0" distB="0" distL="0" distR="0" wp14:anchorId="2E30875F" wp14:editId="16C6022F">
             <wp:extent cx="5715000" cy="3571875"/>
             <wp:effectExtent l="0" t="0" r="0" b="0"/>
-            <wp:docPr id="406" name="04-settings.png" descr="A página Definições com os cartões Idioma de exibição, Aparência e Paleta." title="A página Definições com os cartões Idioma de exibição, Aparência e Paleta."/>
+            <wp:docPr id="418" name="04-settings.png" descr="A página Definições com os cartões Idioma de exibição, Aparência e Paleta." title="A página Definições com os cartões Idioma de exibição, Aparência e Paleta."/>
             <wp:cNvGraphicFramePr>
               <a:graphicFrameLocks xmlns:a="http://schemas.openxmlformats.org/drawingml/2006/main" noChangeAspect="1"/>
             </wp:cNvGraphicFramePr>
@@ -8164,7 +8234,7 @@
         <w:pStyle w:val="Ttulo1"/>
         <w:pageBreakBefore/>
       </w:pPr>
-      <w:bookmarkStart w:id="14" w:name="_Toc241748866"/>
+      <w:bookmarkStart w:id="14" w:name="_Toc241849114"/>
       <w:r>
         <w:lastRenderedPageBreak/>
         <w:t>Perguntas frequentes</w:t>
@@ -8322,7 +8392,7 @@
         <w:pStyle w:val="Ttulo1"/>
         <w:pageBreakBefore/>
       </w:pPr>
-      <w:bookmarkStart w:id="15" w:name="_Toc241748867"/>
+      <w:bookmarkStart w:id="15" w:name="_Toc241849115"/>
       <w:r>
         <w:lastRenderedPageBreak/>
         <w:t>Glossário</w:t>
@@ -9148,7 +9218,7 @@
         <w:sz w:val="16"/>
         <w:szCs w:val="16"/>
       </w:rPr>
-      <w:t>Discoverer Neo 2.1.1 · Guia completo · VIEWER</w:t>
+      <w:t>Discoverer Neo 2.2.0 · Guia completo · VIEWER</w:t>
     </w:r>
   </w:p>
 </w:hdr>
@@ -9157,10 +9227,126 @@
 <file path=word/numbering.xml><?xml version="1.0" encoding="utf-8"?>
 <w:numbering xmlns:wpc="http://schemas.microsoft.com/office/word/2010/wordprocessingCanvas" xmlns:cx="http://schemas.microsoft.com/office/drawing/2014/chartex" xmlns:cx1="http://schemas.microsoft.com/office/drawing/2015/9/8/chartex" xmlns:cx2="http://schemas.microsoft.com/office/drawing/2015/10/21/chartex" xmlns:cx3="http://schemas.microsoft.com/office/drawing/2016/5/9/chartex" xmlns:cx4="http://schemas.microsoft.com/office/drawing/2016/5/10/chartex" xmlns:cx5="http://schemas.microsoft.com/office/drawing/2016/5/11/chartex" xmlns:cx6="http://schemas.microsoft.com/office/drawing/2016/5/12/chartex" xmlns:cx7="http://schemas.microsoft.com/office/drawing/2016/5/13/chartex" xmlns:cx8="http://schemas.microsoft.com/office/drawing/2016/5/14/chartex" xmlns:mc="http://schemas.openxmlformats.org/markup-compatibility/2006" xmlns:aink="http://schemas.microsoft.com/office/drawing/2016/ink" xmlns:am3d="http://schemas.microsoft.com/office/drawing/2017/model3d" xmlns:o="urn:schemas-microsoft-com:office:office" xmlns:oel="http://schemas.microsoft.com/office/2019/extlst" xmlns:r="http://schemas.openxmlformats.org/officeDocument/2006/relationships" xmlns:m="http://schemas.openxmlformats.org/officeDocument/2006/math" xmlns:v="urn:schemas-microsoft-com:vml" xmlns:wp14="http://schemas.microsoft.com/office/word/2010/wordprocessingDrawing" xmlns:wp="http://schemas.openxmlformats.org/drawingml/2006/wordprocessingDrawing" xmlns:w10="urn:schemas-microsoft-com:office:word" xmlns:w="http://schemas.openxmlformats.org/wordprocessingml/2006/main" xmlns:w14="http://schemas.microsoft.com/office/word/2010/wordml" xmlns:w15="http://schemas.microsoft.com/office/word/2012/wordml" xmlns:w16cex="http://schemas.microsoft.com/office/word/2018/wordml/cex" xmlns:w16cid="http://schemas.microsoft.com/office/word/2016/wordml/cid" xmlns:w16="http://schemas.microsoft.com/office/word/2018/wordml" xmlns:w16sdtdh="http://schemas.microsoft.com/office/word/2020/wordml/sdtdatahash" xmlns:w16se="http://schemas.microsoft.com/office/word/2015/wordml/symex" xmlns:wpg="http://schemas.microsoft.com/office/word/2010/wordprocessingGroup" xmlns:wpi="http://schemas.microsoft.com/office/word/2010/wordprocessingInk" xmlns:wne="http://schemas.microsoft.com/office/word/2006/wordml" xmlns:wps="http://schemas.microsoft.com/office/word/2010/wordprocessingShape" mc:Ignorable="w14 w15 w16se w16cid w16 w16cex w16sdtdh wp14">
   <w:abstractNum w:abstractNumId="0" w15:restartNumberingAfterBreak="0">
-    <w:nsid w:val="107C2467"/>
+    <w:nsid w:val="25695E42"/>
     <w:multiLevelType w:val="hybridMultilevel"/>
-    <w:tmpl w:val="95A67330"/>
-    <w:lvl w:ilvl="0" w:tplc="5718C5A4">
+    <w:tmpl w:val="A4862DE2"/>
+    <w:lvl w:ilvl="0" w:tplc="AB28AB34">
+      <w:start w:val="1"/>
+      <w:numFmt w:val="decimal"/>
+      <w:lvlText w:val="%1."/>
+      <w:lvlJc w:val="left"/>
+      <w:pPr>
+        <w:ind w:left="360" w:hanging="300"/>
+      </w:pPr>
+    </w:lvl>
+    <w:lvl w:ilvl="1" w:tplc="7FE28F5C" w:tentative="1">
+      <w:start w:val="1"/>
+      <w:numFmt w:val="lowerLetter"/>
+      <w:lvlText w:val="%2."/>
+      <w:lvlJc w:val="left"/>
+      <w:pPr>
+        <w:ind w:left="720" w:hanging="300"/>
+      </w:pPr>
+    </w:lvl>
+    <w:lvl w:ilvl="2" w:tplc="536EF9CA">
+      <w:numFmt w:val="decimal"/>
+      <w:lvlText w:val=""/>
+      <w:lvlJc w:val="left"/>
+    </w:lvl>
+    <w:lvl w:ilvl="3" w:tplc="80C218F8">
+      <w:numFmt w:val="decimal"/>
+      <w:lvlText w:val=""/>
+      <w:lvlJc w:val="left"/>
+    </w:lvl>
+    <w:lvl w:ilvl="4" w:tplc="5956C6FE">
+      <w:numFmt w:val="decimal"/>
+      <w:lvlText w:val=""/>
+      <w:lvlJc w:val="left"/>
+    </w:lvl>
+    <w:lvl w:ilvl="5" w:tplc="9F5C3C4A">
+      <w:numFmt w:val="decimal"/>
+      <w:lvlText w:val=""/>
+      <w:lvlJc w:val="left"/>
+    </w:lvl>
+    <w:lvl w:ilvl="6" w:tplc="634E09C6">
+      <w:numFmt w:val="decimal"/>
+      <w:lvlText w:val=""/>
+      <w:lvlJc w:val="left"/>
+    </w:lvl>
+    <w:lvl w:ilvl="7" w:tplc="68028E28">
+      <w:numFmt w:val="decimal"/>
+      <w:lvlText w:val=""/>
+      <w:lvlJc w:val="left"/>
+    </w:lvl>
+    <w:lvl w:ilvl="8" w:tplc="33BE8C18">
+      <w:numFmt w:val="decimal"/>
+      <w:lvlText w:val=""/>
+      <w:lvlJc w:val="left"/>
+    </w:lvl>
+  </w:abstractNum>
+  <w:abstractNum w:abstractNumId="1" w15:restartNumberingAfterBreak="0">
+    <w:nsid w:val="3AC54663"/>
+    <w:multiLevelType w:val="hybridMultilevel"/>
+    <w:tmpl w:val="1ED2DB36"/>
+    <w:lvl w:ilvl="0" w:tplc="2C66D520">
+      <w:start w:val="1"/>
+      <w:numFmt w:val="decimal"/>
+      <w:lvlText w:val="%1."/>
+      <w:lvlJc w:val="left"/>
+      <w:pPr>
+        <w:ind w:left="360" w:hanging="300"/>
+      </w:pPr>
+    </w:lvl>
+    <w:lvl w:ilvl="1" w:tplc="C58E4E2C" w:tentative="1">
+      <w:start w:val="1"/>
+      <w:numFmt w:val="lowerLetter"/>
+      <w:lvlText w:val="%2."/>
+      <w:lvlJc w:val="left"/>
+      <w:pPr>
+        <w:ind w:left="720" w:hanging="300"/>
+      </w:pPr>
+    </w:lvl>
+    <w:lvl w:ilvl="2" w:tplc="6E6A6EB8">
+      <w:numFmt w:val="decimal"/>
+      <w:lvlText w:val=""/>
+      <w:lvlJc w:val="left"/>
+    </w:lvl>
+    <w:lvl w:ilvl="3" w:tplc="F520851C">
+      <w:numFmt w:val="decimal"/>
+      <w:lvlText w:val=""/>
+      <w:lvlJc w:val="left"/>
+    </w:lvl>
+    <w:lvl w:ilvl="4" w:tplc="08146698">
+      <w:numFmt w:val="decimal"/>
+      <w:lvlText w:val=""/>
+      <w:lvlJc w:val="left"/>
+    </w:lvl>
+    <w:lvl w:ilvl="5" w:tplc="3968DCB4">
+      <w:numFmt w:val="decimal"/>
+      <w:lvlText w:val=""/>
+      <w:lvlJc w:val="left"/>
+    </w:lvl>
+    <w:lvl w:ilvl="6" w:tplc="86F6F6F4">
+      <w:numFmt w:val="decimal"/>
+      <w:lvlText w:val=""/>
+      <w:lvlJc w:val="left"/>
+    </w:lvl>
+    <w:lvl w:ilvl="7" w:tplc="B4129768">
+      <w:numFmt w:val="decimal"/>
+      <w:lvlText w:val=""/>
+      <w:lvlJc w:val="left"/>
+    </w:lvl>
+    <w:lvl w:ilvl="8" w:tplc="02A0FF3A">
+      <w:numFmt w:val="decimal"/>
+      <w:lvlText w:val=""/>
+      <w:lvlJc w:val="left"/>
+    </w:lvl>
+  </w:abstractNum>
+  <w:abstractNum w:abstractNumId="2" w15:restartNumberingAfterBreak="0">
+    <w:nsid w:val="61647A96"/>
+    <w:multiLevelType w:val="hybridMultilevel"/>
+    <w:tmpl w:val="609EF3BC"/>
+    <w:lvl w:ilvl="0" w:tplc="213A13E6">
       <w:start w:val="1"/>
       <w:numFmt w:val="bullet"/>
       <w:lvlText w:val="•"/>
@@ -9169,7 +9355,7 @@
         <w:ind w:left="360" w:hanging="260"/>
       </w:pPr>
     </w:lvl>
-    <w:lvl w:ilvl="1" w:tplc="D018B318" w:tentative="1">
+    <w:lvl w:ilvl="1" w:tplc="D5C0D33A" w:tentative="1">
       <w:start w:val="1"/>
       <w:numFmt w:val="bullet"/>
       <w:lvlText w:val="–"/>
@@ -9178,163 +9364,47 @@
         <w:ind w:left="720" w:hanging="260"/>
       </w:pPr>
     </w:lvl>
-    <w:lvl w:ilvl="2" w:tplc="2ADA6776">
+    <w:lvl w:ilvl="2" w:tplc="E12AC1EE">
       <w:numFmt w:val="decimal"/>
       <w:lvlText w:val=""/>
       <w:lvlJc w:val="left"/>
     </w:lvl>
-    <w:lvl w:ilvl="3" w:tplc="7422AB3A">
+    <w:lvl w:ilvl="3" w:tplc="56289994">
       <w:numFmt w:val="decimal"/>
       <w:lvlText w:val=""/>
       <w:lvlJc w:val="left"/>
     </w:lvl>
-    <w:lvl w:ilvl="4" w:tplc="7F40434A">
+    <w:lvl w:ilvl="4" w:tplc="6816A240">
       <w:numFmt w:val="decimal"/>
       <w:lvlText w:val=""/>
       <w:lvlJc w:val="left"/>
     </w:lvl>
-    <w:lvl w:ilvl="5" w:tplc="E8C45BD4">
+    <w:lvl w:ilvl="5" w:tplc="22E4E73C">
       <w:numFmt w:val="decimal"/>
       <w:lvlText w:val=""/>
       <w:lvlJc w:val="left"/>
     </w:lvl>
-    <w:lvl w:ilvl="6" w:tplc="2EDAD418">
+    <w:lvl w:ilvl="6" w:tplc="8E4EAB66">
       <w:numFmt w:val="decimal"/>
       <w:lvlText w:val=""/>
       <w:lvlJc w:val="left"/>
     </w:lvl>
-    <w:lvl w:ilvl="7" w:tplc="4EBAA596">
+    <w:lvl w:ilvl="7" w:tplc="19F04B88">
       <w:numFmt w:val="decimal"/>
       <w:lvlText w:val=""/>
       <w:lvlJc w:val="left"/>
     </w:lvl>
-    <w:lvl w:ilvl="8" w:tplc="DCFC7374">
-      <w:numFmt w:val="decimal"/>
-      <w:lvlText w:val=""/>
-      <w:lvlJc w:val="left"/>
-    </w:lvl>
-  </w:abstractNum>
-  <w:abstractNum w:abstractNumId="1" w15:restartNumberingAfterBreak="0">
-    <w:nsid w:val="1A876D67"/>
-    <w:multiLevelType w:val="hybridMultilevel"/>
-    <w:tmpl w:val="B4386BA0"/>
-    <w:lvl w:ilvl="0" w:tplc="4D504D46">
-      <w:start w:val="1"/>
-      <w:numFmt w:val="decimal"/>
-      <w:lvlText w:val="%1."/>
-      <w:lvlJc w:val="left"/>
-      <w:pPr>
-        <w:ind w:left="360" w:hanging="300"/>
-      </w:pPr>
-    </w:lvl>
-    <w:lvl w:ilvl="1" w:tplc="F9DE7E0C" w:tentative="1">
-      <w:start w:val="1"/>
-      <w:numFmt w:val="lowerLetter"/>
-      <w:lvlText w:val="%2."/>
-      <w:lvlJc w:val="left"/>
-      <w:pPr>
-        <w:ind w:left="720" w:hanging="300"/>
-      </w:pPr>
-    </w:lvl>
-    <w:lvl w:ilvl="2" w:tplc="216222B0">
-      <w:numFmt w:val="decimal"/>
-      <w:lvlText w:val=""/>
-      <w:lvlJc w:val="left"/>
-    </w:lvl>
-    <w:lvl w:ilvl="3" w:tplc="34AE6A12">
-      <w:numFmt w:val="decimal"/>
-      <w:lvlText w:val=""/>
-      <w:lvlJc w:val="left"/>
-    </w:lvl>
-    <w:lvl w:ilvl="4" w:tplc="D6203322">
-      <w:numFmt w:val="decimal"/>
-      <w:lvlText w:val=""/>
-      <w:lvlJc w:val="left"/>
-    </w:lvl>
-    <w:lvl w:ilvl="5" w:tplc="EA66102E">
-      <w:numFmt w:val="decimal"/>
-      <w:lvlText w:val=""/>
-      <w:lvlJc w:val="left"/>
-    </w:lvl>
-    <w:lvl w:ilvl="6" w:tplc="37AE7B02">
-      <w:numFmt w:val="decimal"/>
-      <w:lvlText w:val=""/>
-      <w:lvlJc w:val="left"/>
-    </w:lvl>
-    <w:lvl w:ilvl="7" w:tplc="70501430">
-      <w:numFmt w:val="decimal"/>
-      <w:lvlText w:val=""/>
-      <w:lvlJc w:val="left"/>
-    </w:lvl>
-    <w:lvl w:ilvl="8" w:tplc="BEAC70CE">
-      <w:numFmt w:val="decimal"/>
-      <w:lvlText w:val=""/>
-      <w:lvlJc w:val="left"/>
-    </w:lvl>
-  </w:abstractNum>
-  <w:abstractNum w:abstractNumId="2" w15:restartNumberingAfterBreak="0">
-    <w:nsid w:val="3AEB11F6"/>
-    <w:multiLevelType w:val="hybridMultilevel"/>
-    <w:tmpl w:val="8B92C654"/>
-    <w:lvl w:ilvl="0" w:tplc="15442EE4">
-      <w:start w:val="1"/>
-      <w:numFmt w:val="decimal"/>
-      <w:lvlText w:val="%1."/>
-      <w:lvlJc w:val="left"/>
-      <w:pPr>
-        <w:ind w:left="360" w:hanging="300"/>
-      </w:pPr>
-    </w:lvl>
-    <w:lvl w:ilvl="1" w:tplc="646639FE" w:tentative="1">
-      <w:start w:val="1"/>
-      <w:numFmt w:val="lowerLetter"/>
-      <w:lvlText w:val="%2."/>
-      <w:lvlJc w:val="left"/>
-      <w:pPr>
-        <w:ind w:left="720" w:hanging="300"/>
-      </w:pPr>
-    </w:lvl>
-    <w:lvl w:ilvl="2" w:tplc="4E38317E">
-      <w:numFmt w:val="decimal"/>
-      <w:lvlText w:val=""/>
-      <w:lvlJc w:val="left"/>
-    </w:lvl>
-    <w:lvl w:ilvl="3" w:tplc="F3D862E6">
-      <w:numFmt w:val="decimal"/>
-      <w:lvlText w:val=""/>
-      <w:lvlJc w:val="left"/>
-    </w:lvl>
-    <w:lvl w:ilvl="4" w:tplc="85E8B684">
-      <w:numFmt w:val="decimal"/>
-      <w:lvlText w:val=""/>
-      <w:lvlJc w:val="left"/>
-    </w:lvl>
-    <w:lvl w:ilvl="5" w:tplc="8CFC2BD8">
-      <w:numFmt w:val="decimal"/>
-      <w:lvlText w:val=""/>
-      <w:lvlJc w:val="left"/>
-    </w:lvl>
-    <w:lvl w:ilvl="6" w:tplc="8CAC2B38">
-      <w:numFmt w:val="decimal"/>
-      <w:lvlText w:val=""/>
-      <w:lvlJc w:val="left"/>
-    </w:lvl>
-    <w:lvl w:ilvl="7" w:tplc="4EBA8ADE">
-      <w:numFmt w:val="decimal"/>
-      <w:lvlText w:val=""/>
-      <w:lvlJc w:val="left"/>
-    </w:lvl>
-    <w:lvl w:ilvl="8" w:tplc="C6ECFFA0">
+    <w:lvl w:ilvl="8" w:tplc="05503A70">
       <w:numFmt w:val="decimal"/>
       <w:lvlText w:val=""/>
       <w:lvlJc w:val="left"/>
     </w:lvl>
   </w:abstractNum>
   <w:abstractNum w:abstractNumId="3" w15:restartNumberingAfterBreak="0">
-    <w:nsid w:val="6F902E42"/>
+    <w:nsid w:val="74E66ECE"/>
     <w:multiLevelType w:val="hybridMultilevel"/>
-    <w:tmpl w:val="8990040A"/>
-    <w:lvl w:ilvl="0" w:tplc="53F0AB00" w:tentative="1">
+    <w:tmpl w:val="44D04B06"/>
+    <w:lvl w:ilvl="0" w:tplc="9DAAF7E0" w:tentative="1">
       <w:start w:val="1"/>
       <w:numFmt w:val="bullet"/>
       <w:lvlText w:val="●"/>
@@ -9343,7 +9413,7 @@
         <w:ind w:left="720" w:hanging="360"/>
       </w:pPr>
     </w:lvl>
-    <w:lvl w:ilvl="1" w:tplc="A860E4AA" w:tentative="1">
+    <w:lvl w:ilvl="1" w:tplc="E548A53E" w:tentative="1">
       <w:start w:val="1"/>
       <w:numFmt w:val="bullet"/>
       <w:lvlText w:val="○"/>
@@ -9352,7 +9422,7 @@
         <w:ind w:left="1440" w:hanging="360"/>
       </w:pPr>
     </w:lvl>
-    <w:lvl w:ilvl="2" w:tplc="E9F8552A" w:tentative="1">
+    <w:lvl w:ilvl="2" w:tplc="BBC4E978" w:tentative="1">
       <w:start w:val="1"/>
       <w:numFmt w:val="bullet"/>
       <w:lvlText w:val="■"/>
@@ -9361,7 +9431,7 @@
         <w:ind w:left="2160" w:hanging="360"/>
       </w:pPr>
     </w:lvl>
-    <w:lvl w:ilvl="3" w:tplc="835A9CDE" w:tentative="1">
+    <w:lvl w:ilvl="3" w:tplc="54A0D9F0" w:tentative="1">
       <w:start w:val="1"/>
       <w:numFmt w:val="bullet"/>
       <w:lvlText w:val="●"/>
@@ -9370,7 +9440,7 @@
         <w:ind w:left="2880" w:hanging="360"/>
       </w:pPr>
     </w:lvl>
-    <w:lvl w:ilvl="4" w:tplc="692C51DC" w:tentative="1">
+    <w:lvl w:ilvl="4" w:tplc="5E10E20C" w:tentative="1">
       <w:start w:val="1"/>
       <w:numFmt w:val="bullet"/>
       <w:lvlText w:val="○"/>
@@ -9379,7 +9449,7 @@
         <w:ind w:left="3600" w:hanging="360"/>
       </w:pPr>
     </w:lvl>
-    <w:lvl w:ilvl="5" w:tplc="D9D2F872" w:tentative="1">
+    <w:lvl w:ilvl="5" w:tplc="8F60D960" w:tentative="1">
       <w:start w:val="1"/>
       <w:numFmt w:val="bullet"/>
       <w:lvlText w:val="■"/>
@@ -9388,7 +9458,7 @@
         <w:ind w:left="4320" w:hanging="360"/>
       </w:pPr>
     </w:lvl>
-    <w:lvl w:ilvl="6" w:tplc="F782F80C" w:tentative="1">
+    <w:lvl w:ilvl="6" w:tplc="FA86910A" w:tentative="1">
       <w:start w:val="1"/>
       <w:numFmt w:val="bullet"/>
       <w:lvlText w:val="●"/>
@@ -9397,7 +9467,7 @@
         <w:ind w:left="5040" w:hanging="360"/>
       </w:pPr>
     </w:lvl>
-    <w:lvl w:ilvl="7" w:tplc="AF584AAC" w:tentative="1">
+    <w:lvl w:ilvl="7" w:tplc="D34CB734" w:tentative="1">
       <w:start w:val="1"/>
       <w:numFmt w:val="bullet"/>
       <w:lvlText w:val="●"/>
@@ -9406,7 +9476,7 @@
         <w:ind w:left="5760" w:hanging="360"/>
       </w:pPr>
     </w:lvl>
-    <w:lvl w:ilvl="8" w:tplc="03C60C9C" w:tentative="1">
+    <w:lvl w:ilvl="8" w:tplc="E03CF888" w:tentative="1">
       <w:start w:val="1"/>
       <w:numFmt w:val="bullet"/>
       <w:lvlText w:val="●"/>
@@ -9416,26 +9486,26 @@
       </w:pPr>
     </w:lvl>
   </w:abstractNum>
-  <w:num w:numId="1" w16cid:durableId="784272832">
+  <w:num w:numId="1" w16cid:durableId="356129167">
     <w:abstractNumId w:val="3"/>
     <w:lvlOverride w:ilvl="0">
       <w:startOverride w:val="1"/>
     </w:lvlOverride>
   </w:num>
-  <w:num w:numId="2" w16cid:durableId="1474060252">
+  <w:num w:numId="2" w16cid:durableId="379787727">
+    <w:abstractNumId w:val="2"/>
+    <w:lvlOverride w:ilvl="0">
+      <w:startOverride w:val="1"/>
+    </w:lvlOverride>
+  </w:num>
+  <w:num w:numId="3" w16cid:durableId="1502500991">
     <w:abstractNumId w:val="0"/>
     <w:lvlOverride w:ilvl="0">
       <w:startOverride w:val="1"/>
     </w:lvlOverride>
   </w:num>
-  <w:num w:numId="3" w16cid:durableId="638923867">
+  <w:num w:numId="4" w16cid:durableId="868764184">
     <w:abstractNumId w:val="1"/>
-    <w:lvlOverride w:ilvl="0">
-      <w:startOverride w:val="1"/>
-    </w:lvlOverride>
-  </w:num>
-  <w:num w:numId="4" w16cid:durableId="66345569">
-    <w:abstractNumId w:val="2"/>
     <w:lvlOverride w:ilvl="0">
       <w:startOverride w:val="1"/>
     </w:lvlOverride>
@@ -10115,7 +10185,7 @@
     <w:autoRedefine/>
     <w:uiPriority w:val="39"/>
     <w:unhideWhenUsed/>
-    <w:rsid w:val="003C12C1"/>
+    <w:rsid w:val="00F75E98"/>
     <w:pPr>
       <w:spacing w:after="100"/>
     </w:pPr>
@@ -10127,7 +10197,7 @@
     <w:autoRedefine/>
     <w:uiPriority w:val="39"/>
     <w:unhideWhenUsed/>
-    <w:rsid w:val="003C12C1"/>
+    <w:rsid w:val="00F75E98"/>
     <w:pPr>
       <w:spacing w:after="100"/>
       <w:ind w:left="210"/>
